--- a/docs/Panduan-Firebase-dan-Fitur-LKPD.docx
+++ b/docs/Panduan-Firebase-dan-Fitur-LKPD.docx
@@ -10,7 +10,7 @@
         <w:t xml:space="preserve">Panduan Firebase dan Fitur LKPD Adventure Bernoulli</w:t>
       </w:r>
     </w:p>
-    <w:bookmarkStart w:id="33" w:name="X85e1ac90b1c9b7ea8dcea93bf6e6ae72dcaf21b"/>
+    <w:bookmarkStart w:id="37" w:name="X85e1ac90b1c9b7ea8dcea93bf6e6ae72dcaf21b"/>
     <w:p>
       <w:pPr>
         <w:pStyle w:val="Heading1"/>
@@ -24,25 +24,44 @@
         <w:pStyle w:val="FirstParagraph"/>
       </w:pPr>
       <w:r>
-        <w:t xml:space="preserve">Panduan langkah demi langkah dari nol: membuat proyek Firebase, mengaktifkan login Google, membuat</w:t>
-      </w:r>
-      <w:r>
-        <w:t xml:space="preserve"> </w:t>
-      </w:r>
-      <w:r>
-        <w:t xml:space="preserve">database Firestore, memasang aturan akses, mendaftarkan akun guru, dan menghubungkannya dengan situs di</w:t>
-      </w:r>
-      <w:r>
-        <w:t xml:space="preserve"> </w:t>
-      </w:r>
-      <w:r>
-        <w:t xml:space="preserve">Vercel. Semua langkah dilakukan di browser oleh pemilik akun Firebase. Tidak perlu kartu kredit; cukup</w:t>
-      </w:r>
-      <w:r>
-        <w:t xml:space="preserve"> </w:t>
-      </w:r>
-      <w:r>
-        <w:t xml:space="preserve">paket gratis</w:t>
+        <w:t xml:space="preserve">Panduan langkah demi langkah: menyiapkan proyek Firebase</w:t>
+      </w:r>
+      <w:r>
+        <w:t xml:space="preserve"> </w:t>
+      </w:r>
+      <w:r>
+        <w:rPr>
+          <w:rStyle w:val="VerbatimChar"/>
+        </w:rPr>
+        <w:t xml:space="preserve">bernoulliadventure</w:t>
+      </w:r>
+      <w:r>
+        <w:t xml:space="preserve">, mengaktifkan login</w:t>
+      </w:r>
+      <w:r>
+        <w:t xml:space="preserve"> </w:t>
+      </w:r>
+      <w:r>
+        <w:rPr>
+          <w:bCs/>
+          <w:b/>
+        </w:rPr>
+        <w:t xml:space="preserve">email dan kata sandi</w:t>
+      </w:r>
+      <w:r>
+        <w:t xml:space="preserve">, membuat database Firestore, memasang aturan akses, membuat akun guru, dan</w:t>
+      </w:r>
+      <w:r>
+        <w:t xml:space="preserve"> </w:t>
+      </w:r>
+      <w:r>
+        <w:t xml:space="preserve">menghubungkannya dengan situs di Vercel. Semua langkah dilakukan di browser oleh pemilik akun Firebase.</w:t>
+      </w:r>
+      <w:r>
+        <w:t xml:space="preserve"> </w:t>
+      </w:r>
+      <w:r>
+        <w:t xml:space="preserve">Tidak perlu kartu kredit; cukup paket gratis</w:t>
       </w:r>
       <w:r>
         <w:t xml:space="preserve"> </w:t>
@@ -107,7 +126,7 @@
         <w:pStyle w:val="Compact"/>
       </w:pPr>
       <w:r>
-        <w:t xml:space="preserve">Akun Google pemilik proyek (akun ini memegang semua data siswa; jangan dipakai bersama-sama).</w:t>
+        <w:t xml:space="preserve">Akun Google pemilik proyek Firebase (memegang semua data siswa; jangan dipakai bersama-sama).</w:t>
       </w:r>
     </w:p>
     <w:p>
@@ -143,7 +162,7 @@
         <w:pStyle w:val="Compact"/>
       </w:pPr>
       <w:r>
-        <w:t xml:space="preserve">Empat email guru (akun Google) yang akan mendapat akses guru.</w:t>
+        <w:t xml:space="preserve">Empat email guru beserta nama guru.</w:t>
       </w:r>
     </w:p>
     <w:p>
@@ -155,7 +174,7 @@
         <w:pStyle w:val="Compact"/>
       </w:pPr>
       <w:r>
-        <w:t xml:space="preserve">Satu akun Google lain untuk menguji sebagai siswa.</w:t>
+        <w:t xml:space="preserve">Satu email lain untuk menguji sebagai siswa.</w:t>
       </w:r>
     </w:p>
     <w:p>
@@ -166,13 +185,196 @@
       </w:r>
     </w:p>
     <w:bookmarkEnd w:id="20"/>
-    <w:bookmarkStart w:id="21" w:name="bagian-1.-membuat-proyek-firebase"/>
+    <w:bookmarkStart w:id="21" w:name="bagian-1.-proyek-firebase"/>
     <w:p>
       <w:pPr>
         <w:pStyle w:val="Heading2"/>
       </w:pPr>
       <w:r>
-        <w:t xml:space="preserve">Bagian 1. Membuat proyek Firebase</w:t>
+        <w:t xml:space="preserve">Bagian 1. Proyek Firebase</w:t>
+      </w:r>
+    </w:p>
+    <w:p>
+      <w:pPr>
+        <w:pStyle w:val="FirstParagraph"/>
+      </w:pPr>
+      <w:r>
+        <w:t xml:space="preserve">Proyek</w:t>
+      </w:r>
+      <w:r>
+        <w:t xml:space="preserve"> </w:t>
+      </w:r>
+      <w:r>
+        <w:rPr>
+          <w:rStyle w:val="VerbatimChar"/>
+        </w:rPr>
+        <w:t xml:space="preserve">bernoulliadventure</w:t>
+      </w:r>
+      <w:r>
+        <w:t xml:space="preserve"> </w:t>
+      </w:r>
+      <w:r>
+        <w:t xml:space="preserve">sudah dibuat. Jika suatu saat perlu membuat proyek baru: buka</w:t>
+      </w:r>
+      <w:r>
+        <w:t xml:space="preserve"> </w:t>
+      </w:r>
+      <w:r>
+        <w:rPr>
+          <w:bCs/>
+          <w:b/>
+        </w:rPr>
+        <w:t xml:space="preserve">https://console.firebase.google.com</w:t>
+      </w:r>
+      <w:r>
+        <w:t xml:space="preserve"> </w:t>
+      </w:r>
+      <w:r>
+        <w:t xml:space="preserve">→</w:t>
+      </w:r>
+      <w:r>
+        <w:t xml:space="preserve"> </w:t>
+      </w:r>
+      <w:r>
+        <w:rPr>
+          <w:bCs/>
+          <w:b/>
+        </w:rPr>
+        <w:t xml:space="preserve">Create a project</w:t>
+      </w:r>
+      <w:r>
+        <w:t xml:space="preserve"> </w:t>
+      </w:r>
+      <w:r>
+        <w:t xml:space="preserve">→ isi nama → Google Analytics boleh dimatikan</w:t>
+      </w:r>
+      <w:r>
+        <w:t xml:space="preserve"> </w:t>
+      </w:r>
+      <w:r>
+        <w:t xml:space="preserve">→</w:t>
+      </w:r>
+      <w:r>
+        <w:t xml:space="preserve"> </w:t>
+      </w:r>
+      <w:r>
+        <w:rPr>
+          <w:bCs/>
+          <w:b/>
+        </w:rPr>
+        <w:t xml:space="preserve">Create project</w:t>
+      </w:r>
+      <w:r>
+        <w:t xml:space="preserve">.</w:t>
+      </w:r>
+    </w:p>
+    <w:p>
+      <w:r>
+        <w:pict>
+          <v:rect style="width:0;height:1.5pt" o:hralign="center" o:hrstd="t" o:hr="t"/>
+        </w:pict>
+      </w:r>
+    </w:p>
+    <w:bookmarkEnd w:id="21"/>
+    <w:bookmarkStart w:id="22" w:name="bagian-2.-konfigurasi-aplikasi-web"/>
+    <w:p>
+      <w:pPr>
+        <w:pStyle w:val="Heading2"/>
+      </w:pPr>
+      <w:r>
+        <w:t xml:space="preserve">Bagian 2. Konfigurasi aplikasi web</w:t>
+      </w:r>
+    </w:p>
+    <w:p>
+      <w:pPr>
+        <w:pStyle w:val="FirstParagraph"/>
+      </w:pPr>
+      <w:r>
+        <w:t xml:space="preserve">Konfigurasi web sudah didapat (berisi</w:t>
+      </w:r>
+      <w:r>
+        <w:t xml:space="preserve"> </w:t>
+      </w:r>
+      <w:r>
+        <w:rPr>
+          <w:rStyle w:val="VerbatimChar"/>
+        </w:rPr>
+        <w:t xml:space="preserve">apiKey</w:t>
+      </w:r>
+      <w:r>
+        <w:t xml:space="preserve">,</w:t>
+      </w:r>
+      <w:r>
+        <w:t xml:space="preserve"> </w:t>
+      </w:r>
+      <w:r>
+        <w:rPr>
+          <w:rStyle w:val="VerbatimChar"/>
+        </w:rPr>
+        <w:t xml:space="preserve">authDomain</w:t>
+      </w:r>
+      <w:r>
+        <w:t xml:space="preserve">,</w:t>
+      </w:r>
+      <w:r>
+        <w:t xml:space="preserve"> </w:t>
+      </w:r>
+      <w:r>
+        <w:rPr>
+          <w:rStyle w:val="VerbatimChar"/>
+        </w:rPr>
+        <w:t xml:space="preserve">projectId</w:t>
+      </w:r>
+      <w:r>
+        <w:t xml:space="preserve">,</w:t>
+      </w:r>
+      <w:r>
+        <w:t xml:space="preserve"> </w:t>
+      </w:r>
+      <w:r>
+        <w:rPr>
+          <w:rStyle w:val="VerbatimChar"/>
+        </w:rPr>
+        <w:t xml:space="preserve">storageBucket</w:t>
+      </w:r>
+      <w:r>
+        <w:t xml:space="preserve">,</w:t>
+      </w:r>
+      <w:r>
+        <w:t xml:space="preserve"> </w:t>
+      </w:r>
+      <w:r>
+        <w:rPr>
+          <w:rStyle w:val="VerbatimChar"/>
+        </w:rPr>
+        <w:t xml:space="preserve">messagingSenderId</w:t>
+      </w:r>
+      <w:r>
+        <w:t xml:space="preserve">,</w:t>
+      </w:r>
+      <w:r>
+        <w:t xml:space="preserve"> </w:t>
+      </w:r>
+      <w:r>
+        <w:rPr>
+          <w:rStyle w:val="VerbatimChar"/>
+        </w:rPr>
+        <w:t xml:space="preserve">appId</w:t>
+      </w:r>
+      <w:r>
+        <w:t xml:space="preserve">,</w:t>
+      </w:r>
+      <w:r>
+        <w:t xml:space="preserve"> </w:t>
+      </w:r>
+      <w:r>
+        <w:rPr>
+          <w:rStyle w:val="VerbatimChar"/>
+        </w:rPr>
+        <w:t xml:space="preserve">measurementId</w:t>
+      </w:r>
+      <w:r>
+        <w:t xml:space="preserve">). Hal yang perlu diketahui:</w:t>
       </w:r>
     </w:p>
     <w:p>
@@ -184,23 +386,45 @@
         <w:pStyle w:val="Compact"/>
       </w:pPr>
       <w:r>
-        <w:t xml:space="preserve">Buka</w:t>
-      </w:r>
-      <w:r>
-        <w:t xml:space="preserve"> </w:t>
-      </w:r>
-      <w:r>
-        <w:rPr>
-          <w:bCs/>
-          <w:b/>
-        </w:rPr>
-        <w:t xml:space="preserve">https://console.firebase.google.com</w:t>
-      </w:r>
-      <w:r>
-        <w:t xml:space="preserve"> </w:t>
-      </w:r>
-      <w:r>
-        <w:t xml:space="preserve">dan masuk dengan akun pemilik.</w:t>
+        <w:rPr>
+          <w:bCs/>
+          <w:b/>
+        </w:rPr>
+        <w:t xml:space="preserve">Tidak perlu</w:t>
+      </w:r>
+      <w:r>
+        <w:rPr>
+          <w:bCs/>
+          <w:b/>
+        </w:rPr>
+        <w:t xml:space="preserve"> </w:t>
+      </w:r>
+      <w:r>
+        <w:rPr>
+          <w:rStyle w:val="VerbatimChar"/>
+          <w:bCs/>
+          <w:b/>
+        </w:rPr>
+        <w:t xml:space="preserve">npm install firebase</w:t>
+      </w:r>
+      <w:r>
+        <w:rPr>
+          <w:bCs/>
+          <w:b/>
+        </w:rPr>
+        <w:t xml:space="preserve">.</w:t>
+      </w:r>
+      <w:r>
+        <w:t xml:space="preserve"> </w:t>
+      </w:r>
+      <w:r>
+        <w:t xml:space="preserve">Game memuat Firebase dari CDN, sesuai aturan proyek bahwa game</w:t>
+      </w:r>
+      <w:r>
+        <w:t xml:space="preserve"> </w:t>
+      </w:r>
+      <w:r>
+        <w:t xml:space="preserve">tidak bergantung pada npm.</w:t>
       </w:r>
     </w:p>
     <w:p>
@@ -212,36 +436,71 @@
         <w:pStyle w:val="Compact"/>
       </w:pPr>
       <w:r>
-        <w:t xml:space="preserve">Tekan</w:t>
-      </w:r>
-      <w:r>
-        <w:t xml:space="preserve"> </w:t>
-      </w:r>
-      <w:r>
-        <w:rPr>
-          <w:bCs/>
-          <w:b/>
-        </w:rPr>
-        <w:t xml:space="preserve">Create a project</w:t>
-      </w:r>
-      <w:r>
-        <w:t xml:space="preserve"> </w:t>
-      </w:r>
-      <w:r>
-        <w:t xml:space="preserve">(atau</w:t>
-      </w:r>
-      <w:r>
-        <w:t xml:space="preserve"> </w:t>
-      </w:r>
-      <w:r>
-        <w:rPr>
-          <w:bCs/>
-          <w:b/>
-        </w:rPr>
-        <w:t xml:space="preserve">Add project</w:t>
-      </w:r>
-      <w:r>
-        <w:t xml:space="preserve">).</w:t>
+        <w:rPr>
+          <w:bCs/>
+          <w:b/>
+        </w:rPr>
+        <w:t xml:space="preserve">Google Analytics tidak dipakai.</w:t>
+      </w:r>
+      <w:r>
+        <w:t xml:space="preserve"> </w:t>
+      </w:r>
+      <w:r>
+        <w:t xml:space="preserve">Baris</w:t>
+      </w:r>
+      <w:r>
+        <w:t xml:space="preserve"> </w:t>
+      </w:r>
+      <w:r>
+        <w:rPr>
+          <w:rStyle w:val="VerbatimChar"/>
+        </w:rPr>
+        <w:t xml:space="preserve">getAnalytics(app)</w:t>
+      </w:r>
+      <w:r>
+        <w:t xml:space="preserve"> </w:t>
+      </w:r>
+      <w:r>
+        <w:t xml:space="preserve">pada contoh kode Firebase tidak dimasukkan ke</w:t>
+      </w:r>
+      <w:r>
+        <w:t xml:space="preserve"> </w:t>
+      </w:r>
+      <w:r>
+        <w:t xml:space="preserve">game, karena tidak diperlukan dan Analytics mengumpulkan data perilaku pengguna, termasuk siswa di bawah</w:t>
+      </w:r>
+      <w:r>
+        <w:t xml:space="preserve"> </w:t>
+      </w:r>
+      <w:r>
+        <w:t xml:space="preserve">umur.</w:t>
+      </w:r>
+      <w:r>
+        <w:t xml:space="preserve"> </w:t>
+      </w:r>
+      <w:r>
+        <w:rPr>
+          <w:rStyle w:val="VerbatimChar"/>
+        </w:rPr>
+        <w:t xml:space="preserve">measurementId</w:t>
+      </w:r>
+      <w:r>
+        <w:t xml:space="preserve"> </w:t>
+      </w:r>
+      <w:r>
+        <w:t xml:space="preserve">boleh tetap ada di konfigurasi; tanpa</w:t>
+      </w:r>
+      <w:r>
+        <w:t xml:space="preserve"> </w:t>
+      </w:r>
+      <w:r>
+        <w:rPr>
+          <w:rStyle w:val="VerbatimChar"/>
+        </w:rPr>
+        <w:t xml:space="preserve">getAnalytics</w:t>
+      </w:r>
+      <w:r>
+        <w:t xml:space="preserve">, nilai itu tidak dipakai.</w:t>
       </w:r>
     </w:p>
     <w:p>
@@ -253,106 +512,105 @@
         <w:pStyle w:val="Compact"/>
       </w:pPr>
       <w:r>
-        <w:t xml:space="preserve">Isi nama proyek, misalnya</w:t>
-      </w:r>
-      <w:r>
+        <w:rPr>
+          <w:bCs/>
+          <w:b/>
+        </w:rPr>
+        <w:t xml:space="preserve">Apakah</w:t>
+      </w:r>
+      <w:r>
+        <w:rPr>
+          <w:bCs/>
+          <w:b/>
+        </w:rPr>
         <w:t xml:space="preserve"> </w:t>
       </w:r>
       <w:r>
         <w:rPr>
           <w:rStyle w:val="VerbatimChar"/>
-        </w:rPr>
-        <w:t xml:space="preserve">adventure-bernoulli</w:t>
-      </w:r>
-      <w:r>
-        <w:t xml:space="preserve">. Firebase membuat</w:t>
-      </w:r>
-      <w:r>
-        <w:t xml:space="preserve"> </w:t>
-      </w:r>
-      <w:r>
-        <w:rPr>
-          <w:bCs/>
-          <w:b/>
-        </w:rPr>
-        <w:t xml:space="preserve">Project ID</w:t>
-      </w:r>
-      <w:r>
-        <w:t xml:space="preserve"> </w:t>
-      </w:r>
-      <w:r>
-        <w:t xml:space="preserve">otomatis; catat.</w:t>
-      </w:r>
-    </w:p>
-    <w:p>
-      <w:pPr>
-        <w:numPr>
-          <w:ilvl w:val="0"/>
-          <w:numId w:val="1002"/>
-        </w:numPr>
-        <w:pStyle w:val="Compact"/>
-      </w:pPr>
-      <w:r>
-        <w:t xml:space="preserve">Saat ditanya</w:t>
-      </w:r>
-      <w:r>
-        <w:t xml:space="preserve"> </w:t>
-      </w:r>
-      <w:r>
-        <w:rPr>
-          <w:bCs/>
-          <w:b/>
-        </w:rPr>
-        <w:t xml:space="preserve">Google Analytics</w:t>
-      </w:r>
-      <w:r>
-        <w:t xml:space="preserve">, matikan (tidak diperlukan). Tekan</w:t>
-      </w:r>
-      <w:r>
-        <w:t xml:space="preserve"> </w:t>
-      </w:r>
-      <w:r>
-        <w:rPr>
-          <w:bCs/>
-          <w:b/>
-        </w:rPr>
-        <w:t xml:space="preserve">Create project</w:t>
-      </w:r>
-      <w:r>
-        <w:t xml:space="preserve">, tunggu selesai,</w:t>
-      </w:r>
-      <w:r>
-        <w:t xml:space="preserve"> </w:t>
-      </w:r>
-      <w:r>
-        <w:t xml:space="preserve">lalu</w:t>
-      </w:r>
-      <w:r>
-        <w:t xml:space="preserve"> </w:t>
-      </w:r>
-      <w:r>
-        <w:rPr>
-          <w:bCs/>
-          <w:b/>
-        </w:rPr>
-        <w:t xml:space="preserve">Continue</w:t>
+          <w:bCs/>
+          <w:b/>
+        </w:rPr>
+        <w:t xml:space="preserve">apiKey</w:t>
+      </w:r>
+      <w:r>
+        <w:rPr>
+          <w:bCs/>
+          <w:b/>
+        </w:rPr>
+        <w:t xml:space="preserve"> </w:t>
+      </w:r>
+      <w:r>
+        <w:rPr>
+          <w:bCs/>
+          <w:b/>
+        </w:rPr>
+        <w:t xml:space="preserve">rahasia?</w:t>
+      </w:r>
+      <w:r>
+        <w:t xml:space="preserve"> </w:t>
+      </w:r>
+      <w:r>
+        <w:t xml:space="preserve">[Kemungkinan Besar] Tidak. Menurut dokumentasi Firebase, konfigurasi web</w:t>
+      </w:r>
+      <w:r>
+        <w:t xml:space="preserve"> </w:t>
+      </w:r>
+      <w:r>
+        <w:t xml:space="preserve">memang ditaruh di kode yang bisa dilihat publik. Keamanan data dijaga oleh aturan Firestore (Bagian 5).</w:t>
+      </w:r>
+    </w:p>
+    <w:p>
+      <w:pPr>
+        <w:pStyle w:val="FirstParagraph"/>
+      </w:pPr>
+      <w:r>
+        <w:t xml:space="preserve">Melihat konfigurasi lagi: ikon roda gigi →</w:t>
+      </w:r>
+      <w:r>
+        <w:t xml:space="preserve"> </w:t>
+      </w:r>
+      <w:r>
+        <w:rPr>
+          <w:bCs/>
+          <w:b/>
+        </w:rPr>
+        <w:t xml:space="preserve">Project settings</w:t>
+      </w:r>
+      <w:r>
+        <w:t xml:space="preserve"> </w:t>
+      </w:r>
+      <w:r>
+        <w:t xml:space="preserve">→ tab</w:t>
+      </w:r>
+      <w:r>
+        <w:t xml:space="preserve"> </w:t>
+      </w:r>
+      <w:r>
+        <w:rPr>
+          <w:bCs/>
+          <w:b/>
+        </w:rPr>
+        <w:t xml:space="preserve">General</w:t>
+      </w:r>
+      <w:r>
+        <w:t xml:space="preserve"> </w:t>
+      </w:r>
+      <w:r>
+        <w:t xml:space="preserve">→ bagian</w:t>
+      </w:r>
+      <w:r>
+        <w:t xml:space="preserve"> </w:t>
+      </w:r>
+      <w:r>
+        <w:rPr>
+          <w:bCs/>
+          <w:b/>
+        </w:rPr>
+        <w:t xml:space="preserve">Your apps</w:t>
       </w:r>
       <w:r>
         <w:t xml:space="preserve">.</w:t>
-      </w:r>
-    </w:p>
-    <w:p>
-      <w:pPr>
-        <w:pStyle w:val="FirstParagraph"/>
-      </w:pPr>
-      <w:r>
-        <w:t xml:space="preserve">Jika proyek lama sudah ada dan ingin dipakai, lewati bagian ini. Jika ingin proyek baru yang bersih, buat</w:t>
-      </w:r>
-      <w:r>
-        <w:t xml:space="preserve"> </w:t>
-      </w:r>
-      <w:r>
-        <w:t xml:space="preserve">proyek baru seperti di atas.</w:t>
       </w:r>
     </w:p>
     <w:p>
@@ -362,14 +620,14 @@
         </w:pict>
       </w:r>
     </w:p>
-    <w:bookmarkEnd w:id="21"/>
-    <w:bookmarkStart w:id="22" w:name="Xcb92d85086f8c05cca112ebcd9f16b3731cdd50"/>
+    <w:bookmarkEnd w:id="22"/>
+    <w:bookmarkStart w:id="25" w:name="Xfebe132f2d76ad17f0173a59b94dd2503533b58"/>
     <w:p>
       <w:pPr>
         <w:pStyle w:val="Heading2"/>
       </w:pPr>
       <w:r>
-        <w:t xml:space="preserve">Bagian 2. Mendaftarkan aplikasi web dan mengambil konfigurasi</w:t>
+        <w:t xml:space="preserve">Bagian 3. Mengaktifkan login email dan kata sandi</w:t>
       </w:r>
     </w:p>
     <w:p>
@@ -378,47 +636,58 @@
           <w:ilvl w:val="0"/>
           <w:numId w:val="1003"/>
         </w:numPr>
-      </w:pPr>
-      <w:r>
-        <w:t xml:space="preserve">Di halaman</w:t>
-      </w:r>
-      <w:r>
-        <w:t xml:space="preserve"> </w:t>
-      </w:r>
-      <w:r>
-        <w:rPr>
-          <w:bCs/>
-          <w:b/>
-        </w:rPr>
-        <w:t xml:space="preserve">Project Overview</w:t>
-      </w:r>
-      <w:r>
-        <w:t xml:space="preserve">, tekan ikon</w:t>
-      </w:r>
-      <w:r>
-        <w:t xml:space="preserve"> </w:t>
-      </w:r>
-      <w:r>
-        <w:rPr>
-          <w:bCs/>
-          <w:b/>
-        </w:rPr>
-        <w:t xml:space="preserve">Web</w:t>
-      </w:r>
-      <w:r>
-        <w:t xml:space="preserve"> </w:t>
-      </w:r>
-      <w:r>
-        <w:t xml:space="preserve">(</w:t>
-      </w:r>
-      <w:r>
-        <w:rPr>
-          <w:rStyle w:val="VerbatimChar"/>
-        </w:rPr>
-        <w:t xml:space="preserve">&lt;/&gt;</w:t>
-      </w:r>
-      <w:r>
-        <w:t xml:space="preserve">).</w:t>
+        <w:pStyle w:val="Compact"/>
+      </w:pPr>
+      <w:r>
+        <w:t xml:space="preserve">Menu kiri:</w:t>
+      </w:r>
+      <w:r>
+        <w:t xml:space="preserve"> </w:t>
+      </w:r>
+      <w:r>
+        <w:rPr>
+          <w:bCs/>
+          <w:b/>
+        </w:rPr>
+        <w:t xml:space="preserve">Build</w:t>
+      </w:r>
+      <w:r>
+        <w:t xml:space="preserve"> </w:t>
+      </w:r>
+      <w:r>
+        <w:t xml:space="preserve">→</w:t>
+      </w:r>
+      <w:r>
+        <w:t xml:space="preserve"> </w:t>
+      </w:r>
+      <w:r>
+        <w:rPr>
+          <w:bCs/>
+          <w:b/>
+        </w:rPr>
+        <w:t xml:space="preserve">Authentication</w:t>
+      </w:r>
+      <w:r>
+        <w:t xml:space="preserve"> </w:t>
+      </w:r>
+      <w:r>
+        <w:t xml:space="preserve">→</w:t>
+      </w:r>
+      <w:r>
+        <w:t xml:space="preserve"> </w:t>
+      </w:r>
+      <w:r>
+        <w:rPr>
+          <w:bCs/>
+          <w:b/>
+        </w:rPr>
+        <w:t xml:space="preserve">Get started</w:t>
+      </w:r>
+      <w:r>
+        <w:t xml:space="preserve"> </w:t>
+      </w:r>
+      <w:r>
+        <w:t xml:space="preserve">(jika belum).</w:t>
       </w:r>
     </w:p>
     <w:p>
@@ -427,31 +696,36 @@
           <w:ilvl w:val="0"/>
           <w:numId w:val="1003"/>
         </w:numPr>
-      </w:pPr>
-      <w:r>
-        <w:t xml:space="preserve">Isi</w:t>
-      </w:r>
-      <w:r>
-        <w:t xml:space="preserve"> </w:t>
-      </w:r>
-      <w:r>
-        <w:rPr>
-          <w:bCs/>
-          <w:b/>
-        </w:rPr>
-        <w:t xml:space="preserve">App nickname</w:t>
-      </w:r>
-      <w:r>
-        <w:t xml:space="preserve">, misalnya</w:t>
-      </w:r>
-      <w:r>
-        <w:t xml:space="preserve"> </w:t>
-      </w:r>
-      <w:r>
-        <w:rPr>
-          <w:rStyle w:val="VerbatimChar"/>
-        </w:rPr>
-        <w:t xml:space="preserve">adventure-bernoulli-web</w:t>
+        <w:pStyle w:val="Compact"/>
+      </w:pPr>
+      <w:r>
+        <w:t xml:space="preserve">Tab</w:t>
+      </w:r>
+      <w:r>
+        <w:t xml:space="preserve"> </w:t>
+      </w:r>
+      <w:r>
+        <w:rPr>
+          <w:bCs/>
+          <w:b/>
+        </w:rPr>
+        <w:t xml:space="preserve">Sign-in method</w:t>
+      </w:r>
+      <w:r>
+        <w:t xml:space="preserve"> </w:t>
+      </w:r>
+      <w:r>
+        <w:t xml:space="preserve">→ pilih</w:t>
+      </w:r>
+      <w:r>
+        <w:t xml:space="preserve"> </w:t>
+      </w:r>
+      <w:r>
+        <w:rPr>
+          <w:bCs/>
+          <w:b/>
+        </w:rPr>
+        <w:t xml:space="preserve">Email/Password</w:t>
       </w:r>
       <w:r>
         <w:t xml:space="preserve">.</w:t>
@@ -463,37 +737,78 @@
           <w:ilvl w:val="0"/>
           <w:numId w:val="1003"/>
         </w:numPr>
-      </w:pPr>
-      <w:r>
-        <w:rPr>
-          <w:bCs/>
-          <w:b/>
-        </w:rPr>
-        <w:t xml:space="preserve">Jangan</w:t>
-      </w:r>
-      <w:r>
-        <w:t xml:space="preserve"> </w:t>
-      </w:r>
-      <w:r>
-        <w:t xml:space="preserve">centang</w:t>
-      </w:r>
-      <w:r>
-        <w:t xml:space="preserve"> </w:t>
-      </w:r>
-      <w:r>
+        <w:pStyle w:val="Compact"/>
+      </w:pPr>
+      <w:r>
+        <w:t xml:space="preserve">Aktifkan</w:t>
+      </w:r>
+      <w:r>
+        <w:t xml:space="preserve"> </w:t>
+      </w:r>
+      <w:r>
+        <w:rPr>
+          <w:bCs/>
+          <w:b/>
+        </w:rPr>
+        <w:t xml:space="preserve">Email/Password</w:t>
+      </w:r>
+      <w:r>
+        <w:t xml:space="preserve"> </w:t>
+      </w:r>
+      <w:r>
+        <w:t xml:space="preserve">(baris pertama).</w:t>
+      </w:r>
+      <w:r>
+        <w:t xml:space="preserve"> </w:t>
+      </w:r>
+      <w:r>
+        <w:rPr>
+          <w:bCs/>
+          <w:b/>
+        </w:rPr>
+        <w:t xml:space="preserve">Biarkan</w:t>
+      </w:r>
+      <w:r>
+        <w:rPr>
+          <w:bCs/>
+          <w:b/>
+        </w:rPr>
+        <w:t xml:space="preserve"> </w:t>
+      </w:r>
+      <w:r>
+        <w:rPr>
+          <w:bCs/>
+          <w:b/>
+        </w:rPr>
         <w:t xml:space="preserve">“</w:t>
       </w:r>
       <w:r>
-        <w:t xml:space="preserve">Also set up Firebase Hosting</w:t>
-      </w:r>
-      <w:r>
+        <w:rPr>
+          <w:bCs/>
+          <w:b/>
+        </w:rPr>
+        <w:t xml:space="preserve">Email link (passwordless sign-in)</w:t>
+      </w:r>
+      <w:r>
+        <w:rPr>
+          <w:bCs/>
+          <w:b/>
+        </w:rPr>
         <w:t xml:space="preserve">”</w:t>
       </w:r>
       <w:r>
-        <w:t xml:space="preserve"> </w:t>
-      </w:r>
-      <w:r>
-        <w:t xml:space="preserve">(situs memakai Vercel).</w:t>
+        <w:rPr>
+          <w:bCs/>
+          <w:b/>
+        </w:rPr>
+        <w:t xml:space="preserve"> </w:t>
+      </w:r>
+      <w:r>
+        <w:rPr>
+          <w:bCs/>
+          <w:b/>
+        </w:rPr>
+        <w:t xml:space="preserve">nonaktif.</w:t>
       </w:r>
     </w:p>
     <w:p>
@@ -502,6 +817,7 @@
           <w:ilvl w:val="0"/>
           <w:numId w:val="1003"/>
         </w:numPr>
+        <w:pStyle w:val="Compact"/>
       </w:pPr>
       <w:r>
         <w:t xml:space="preserve">Tekan</w:t>
@@ -514,298 +830,10 @@
           <w:bCs/>
           <w:b/>
         </w:rPr>
-        <w:t xml:space="preserve">Register app</w:t>
-      </w:r>
-      <w:r>
-        <w:t xml:space="preserve">. Firebase menampilkan kode berisi</w:t>
-      </w:r>
-      <w:r>
-        <w:t xml:space="preserve"> </w:t>
-      </w:r>
-      <w:r>
-        <w:rPr>
-          <w:rStyle w:val="VerbatimChar"/>
-        </w:rPr>
-        <w:t xml:space="preserve">firebaseConfig</w:t>
-      </w:r>
-      <w:r>
-        <w:t xml:space="preserve">, kira-kira seperti ini:</w:t>
-      </w:r>
-    </w:p>
-    <w:p>
-      <w:pPr>
-        <w:numPr>
-          <w:ilvl w:val="0"/>
-          <w:numId w:val="1000"/>
-        </w:numPr>
-        <w:pStyle w:val="SourceCode"/>
-      </w:pPr>
-      <w:r>
-        <w:rPr>
-          <w:rStyle w:val="KeywordTok"/>
-        </w:rPr>
-        <w:t xml:space="preserve">const</w:t>
-      </w:r>
-      <w:r>
-        <w:rPr>
-          <w:rStyle w:val="NormalTok"/>
-        </w:rPr>
-        <w:t xml:space="preserve"> firebaseConfig </w:t>
-      </w:r>
-      <w:r>
-        <w:rPr>
-          <w:rStyle w:val="OperatorTok"/>
-        </w:rPr>
-        <w:t xml:space="preserve">=</w:t>
-      </w:r>
-      <w:r>
-        <w:rPr>
-          <w:rStyle w:val="NormalTok"/>
-        </w:rPr>
-        <w:t xml:space="preserve"> {</w:t>
-      </w:r>
-      <w:r>
-        <w:br/>
-      </w:r>
-      <w:r>
-        <w:rPr>
-          <w:rStyle w:val="NormalTok"/>
-        </w:rPr>
-        <w:t xml:space="preserve">  </w:t>
-      </w:r>
-      <w:r>
-        <w:rPr>
-          <w:rStyle w:val="DataTypeTok"/>
-        </w:rPr>
-        <w:t xml:space="preserve">apiKey</w:t>
-      </w:r>
-      <w:r>
-        <w:rPr>
-          <w:rStyle w:val="OperatorTok"/>
-        </w:rPr>
-        <w:t xml:space="preserve">:</w:t>
-      </w:r>
-      <w:r>
-        <w:rPr>
-          <w:rStyle w:val="NormalTok"/>
-        </w:rPr>
-        <w:t xml:space="preserve"> </w:t>
-      </w:r>
-      <w:r>
-        <w:rPr>
-          <w:rStyle w:val="StringTok"/>
-        </w:rPr>
-        <w:t xml:space="preserve">"...."</w:t>
-      </w:r>
-      <w:r>
-        <w:rPr>
-          <w:rStyle w:val="OperatorTok"/>
-        </w:rPr>
-        <w:t xml:space="preserve">,</w:t>
-      </w:r>
-      <w:r>
-        <w:br/>
-      </w:r>
-      <w:r>
-        <w:rPr>
-          <w:rStyle w:val="NormalTok"/>
-        </w:rPr>
-        <w:t xml:space="preserve">  </w:t>
-      </w:r>
-      <w:r>
-        <w:rPr>
-          <w:rStyle w:val="DataTypeTok"/>
-        </w:rPr>
-        <w:t xml:space="preserve">authDomain</w:t>
-      </w:r>
-      <w:r>
-        <w:rPr>
-          <w:rStyle w:val="OperatorTok"/>
-        </w:rPr>
-        <w:t xml:space="preserve">:</w:t>
-      </w:r>
-      <w:r>
-        <w:rPr>
-          <w:rStyle w:val="NormalTok"/>
-        </w:rPr>
-        <w:t xml:space="preserve"> </w:t>
-      </w:r>
-      <w:r>
-        <w:rPr>
-          <w:rStyle w:val="StringTok"/>
-        </w:rPr>
-        <w:t xml:space="preserve">"adventure-bernoulli.firebaseapp.com"</w:t>
-      </w:r>
-      <w:r>
-        <w:rPr>
-          <w:rStyle w:val="OperatorTok"/>
-        </w:rPr>
-        <w:t xml:space="preserve">,</w:t>
-      </w:r>
-      <w:r>
-        <w:br/>
-      </w:r>
-      <w:r>
-        <w:rPr>
-          <w:rStyle w:val="NormalTok"/>
-        </w:rPr>
-        <w:t xml:space="preserve">  </w:t>
-      </w:r>
-      <w:r>
-        <w:rPr>
-          <w:rStyle w:val="DataTypeTok"/>
-        </w:rPr>
-        <w:t xml:space="preserve">projectId</w:t>
-      </w:r>
-      <w:r>
-        <w:rPr>
-          <w:rStyle w:val="OperatorTok"/>
-        </w:rPr>
-        <w:t xml:space="preserve">:</w:t>
-      </w:r>
-      <w:r>
-        <w:rPr>
-          <w:rStyle w:val="NormalTok"/>
-        </w:rPr>
-        <w:t xml:space="preserve"> </w:t>
-      </w:r>
-      <w:r>
-        <w:rPr>
-          <w:rStyle w:val="StringTok"/>
-        </w:rPr>
-        <w:t xml:space="preserve">"adventure-bernoulli"</w:t>
-      </w:r>
-      <w:r>
-        <w:rPr>
-          <w:rStyle w:val="OperatorTok"/>
-        </w:rPr>
-        <w:t xml:space="preserve">,</w:t>
-      </w:r>
-      <w:r>
-        <w:br/>
-      </w:r>
-      <w:r>
-        <w:rPr>
-          <w:rStyle w:val="NormalTok"/>
-        </w:rPr>
-        <w:t xml:space="preserve">  </w:t>
-      </w:r>
-      <w:r>
-        <w:rPr>
-          <w:rStyle w:val="DataTypeTok"/>
-        </w:rPr>
-        <w:t xml:space="preserve">storageBucket</w:t>
-      </w:r>
-      <w:r>
-        <w:rPr>
-          <w:rStyle w:val="OperatorTok"/>
-        </w:rPr>
-        <w:t xml:space="preserve">:</w:t>
-      </w:r>
-      <w:r>
-        <w:rPr>
-          <w:rStyle w:val="NormalTok"/>
-        </w:rPr>
-        <w:t xml:space="preserve"> </w:t>
-      </w:r>
-      <w:r>
-        <w:rPr>
-          <w:rStyle w:val="StringTok"/>
-        </w:rPr>
-        <w:t xml:space="preserve">"...."</w:t>
-      </w:r>
-      <w:r>
-        <w:rPr>
-          <w:rStyle w:val="OperatorTok"/>
-        </w:rPr>
-        <w:t xml:space="preserve">,</w:t>
-      </w:r>
-      <w:r>
-        <w:br/>
-      </w:r>
-      <w:r>
-        <w:rPr>
-          <w:rStyle w:val="NormalTok"/>
-        </w:rPr>
-        <w:t xml:space="preserve">  </w:t>
-      </w:r>
-      <w:r>
-        <w:rPr>
-          <w:rStyle w:val="DataTypeTok"/>
-        </w:rPr>
-        <w:t xml:space="preserve">messagingSenderId</w:t>
-      </w:r>
-      <w:r>
-        <w:rPr>
-          <w:rStyle w:val="OperatorTok"/>
-        </w:rPr>
-        <w:t xml:space="preserve">:</w:t>
-      </w:r>
-      <w:r>
-        <w:rPr>
-          <w:rStyle w:val="NormalTok"/>
-        </w:rPr>
-        <w:t xml:space="preserve"> </w:t>
-      </w:r>
-      <w:r>
-        <w:rPr>
-          <w:rStyle w:val="StringTok"/>
-        </w:rPr>
-        <w:t xml:space="preserve">"...."</w:t>
-      </w:r>
-      <w:r>
-        <w:rPr>
-          <w:rStyle w:val="OperatorTok"/>
-        </w:rPr>
-        <w:t xml:space="preserve">,</w:t>
-      </w:r>
-      <w:r>
-        <w:br/>
-      </w:r>
-      <w:r>
-        <w:rPr>
-          <w:rStyle w:val="NormalTok"/>
-        </w:rPr>
-        <w:t xml:space="preserve">  </w:t>
-      </w:r>
-      <w:r>
-        <w:rPr>
-          <w:rStyle w:val="DataTypeTok"/>
-        </w:rPr>
-        <w:t xml:space="preserve">appId</w:t>
-      </w:r>
-      <w:r>
-        <w:rPr>
-          <w:rStyle w:val="OperatorTok"/>
-        </w:rPr>
-        <w:t xml:space="preserve">:</w:t>
-      </w:r>
-      <w:r>
-        <w:rPr>
-          <w:rStyle w:val="NormalTok"/>
-        </w:rPr>
-        <w:t xml:space="preserve"> </w:t>
-      </w:r>
-      <w:r>
-        <w:rPr>
-          <w:rStyle w:val="StringTok"/>
-        </w:rPr>
-        <w:t xml:space="preserve">"...."</w:t>
-      </w:r>
-      <w:r>
-        <w:br/>
-      </w:r>
-      <w:r>
-        <w:rPr>
-          <w:rStyle w:val="NormalTok"/>
-        </w:rPr>
-        <w:t xml:space="preserve">}</w:t>
-      </w:r>
-      <w:r>
-        <w:rPr>
-          <w:rStyle w:val="OperatorTok"/>
-        </w:rPr>
-        <w:t xml:space="preserve">;</w:t>
+        <w:t xml:space="preserve">Save</w:t>
+      </w:r>
+      <w:r>
+        <w:t xml:space="preserve">.</w:t>
       </w:r>
     </w:p>
     <w:p>
@@ -814,33 +842,64 @@
           <w:ilvl w:val="0"/>
           <w:numId w:val="1003"/>
         </w:numPr>
-      </w:pPr>
-      <w:r>
-        <w:t xml:space="preserve">Salin keenam nilai itu dan simpan. Nilai ini yang nanti dimasukkan ke kode game.</w:t>
-      </w:r>
-    </w:p>
-    <w:p>
-      <w:pPr>
-        <w:numPr>
-          <w:ilvl w:val="0"/>
-          <w:numId w:val="1003"/>
-        </w:numPr>
-      </w:pPr>
-      <w:r>
-        <w:t xml:space="preserve">Tekan</w:t>
-      </w:r>
-      <w:r>
-        <w:t xml:space="preserve"> </w:t>
-      </w:r>
-      <w:r>
-        <w:rPr>
-          <w:bCs/>
-          <w:b/>
-        </w:rPr>
-        <w:t xml:space="preserve">Continue to console</w:t>
-      </w:r>
-      <w:r>
-        <w:t xml:space="preserve">. Langkah</w:t>
+        <w:pStyle w:val="Compact"/>
+      </w:pPr>
+      <w:r>
+        <w:t xml:space="preserve">Jika sebelumnya</w:t>
+      </w:r>
+      <w:r>
+        <w:t xml:space="preserve"> </w:t>
+      </w:r>
+      <w:r>
+        <w:rPr>
+          <w:bCs/>
+          <w:b/>
+        </w:rPr>
+        <w:t xml:space="preserve">Google</w:t>
+      </w:r>
+      <w:r>
+        <w:t xml:space="preserve"> </w:t>
+      </w:r>
+      <w:r>
+        <w:t xml:space="preserve">sudah diaktifkan dan tidak dipakai, buka baris</w:t>
+      </w:r>
+      <w:r>
+        <w:t xml:space="preserve"> </w:t>
+      </w:r>
+      <w:r>
+        <w:rPr>
+          <w:bCs/>
+          <w:b/>
+        </w:rPr>
+        <w:t xml:space="preserve">Google</w:t>
+      </w:r>
+      <w:r>
+        <w:t xml:space="preserve"> </w:t>
+      </w:r>
+      <w:r>
+        <w:t xml:space="preserve">→ nonaktifkan →</w:t>
+      </w:r>
+      <w:r>
+        <w:t xml:space="preserve"> </w:t>
+      </w:r>
+      <w:r>
+        <w:rPr>
+          <w:bCs/>
+          <w:b/>
+        </w:rPr>
+        <w:t xml:space="preserve">Save</w:t>
+      </w:r>
+      <w:r>
+        <w:t xml:space="preserve">.</w:t>
+      </w:r>
+    </w:p>
+    <w:bookmarkStart w:id="23" w:name="bahasa-email-lupa-kata-sandi"/>
+    <w:p>
+      <w:pPr>
+        <w:pStyle w:val="Heading3"/>
+      </w:pPr>
+      <w:r>
+        <w:t xml:space="preserve">Bahasa email</w:t>
       </w:r>
       <w:r>
         <w:t xml:space="preserve"> </w:t>
@@ -849,51 +908,97 @@
         <w:t xml:space="preserve">“</w:t>
       </w:r>
       <w:r>
-        <w:t xml:space="preserve">npm install firebase</w:t>
+        <w:t xml:space="preserve">lupa kata sandi</w:t>
       </w:r>
       <w:r>
         <w:t xml:space="preserve">”</w:t>
       </w:r>
-      <w:r>
-        <w:t xml:space="preserve"> </w:t>
-      </w:r>
-      <w:r>
-        <w:t xml:space="preserve">yang ditampilkan Firebase</w:t>
-      </w:r>
-      <w:r>
-        <w:t xml:space="preserve"> </w:t>
-      </w:r>
-      <w:r>
-        <w:rPr>
-          <w:bCs/>
-          <w:b/>
-        </w:rPr>
-        <w:t xml:space="preserve">tidak perlu</w:t>
-      </w:r>
-      <w:r>
-        <w:rPr>
-          <w:bCs/>
-          <w:b/>
-        </w:rPr>
-        <w:t xml:space="preserve"> </w:t>
-      </w:r>
-      <w:r>
-        <w:rPr>
-          <w:bCs/>
-          <w:b/>
-        </w:rPr>
-        <w:t xml:space="preserve">diikuti</w:t>
-      </w:r>
-      <w:r>
-        <w:t xml:space="preserve">; game memuat Firebase dari CDN.</w:t>
-      </w:r>
     </w:p>
     <w:p>
       <w:pPr>
         <w:pStyle w:val="FirstParagraph"/>
       </w:pPr>
       <w:r>
-        <w:t xml:space="preserve">Apakah</w:t>
+        <w:t xml:space="preserve">Siswa yang lupa kata sandi menerima email untuk membuat kata sandi baru.</w:t>
+      </w:r>
+      <w:r>
+        <w:t xml:space="preserve"> </w:t>
+      </w:r>
+      <w:r>
+        <w:t xml:space="preserve">1.</w:t>
+      </w:r>
+      <w:r>
+        <w:t xml:space="preserve"> </w:t>
+      </w:r>
+      <w:r>
+        <w:rPr>
+          <w:bCs/>
+          <w:b/>
+        </w:rPr>
+        <w:t xml:space="preserve">Authentication</w:t>
+      </w:r>
+      <w:r>
+        <w:t xml:space="preserve"> </w:t>
+      </w:r>
+      <w:r>
+        <w:t xml:space="preserve">→ tab</w:t>
+      </w:r>
+      <w:r>
+        <w:t xml:space="preserve"> </w:t>
+      </w:r>
+      <w:r>
+        <w:rPr>
+          <w:bCs/>
+          <w:b/>
+        </w:rPr>
+        <w:t xml:space="preserve">Templates</w:t>
+      </w:r>
+      <w:r>
+        <w:t xml:space="preserve"> </w:t>
+      </w:r>
+      <w:r>
+        <w:t xml:space="preserve">→</w:t>
+      </w:r>
+      <w:r>
+        <w:t xml:space="preserve"> </w:t>
+      </w:r>
+      <w:r>
+        <w:rPr>
+          <w:bCs/>
+          <w:b/>
+        </w:rPr>
+        <w:t xml:space="preserve">Password reset</w:t>
+      </w:r>
+      <w:r>
+        <w:t xml:space="preserve">.</w:t>
+      </w:r>
+      <w:r>
+        <w:t xml:space="preserve"> </w:t>
+      </w:r>
+      <w:r>
+        <w:t xml:space="preserve">2. Ubah bahasa template ke</w:t>
+      </w:r>
+      <w:r>
+        <w:t xml:space="preserve"> </w:t>
+      </w:r>
+      <w:r>
+        <w:rPr>
+          <w:bCs/>
+          <w:b/>
+        </w:rPr>
+        <w:t xml:space="preserve">Indonesian</w:t>
+      </w:r>
+      <w:r>
+        <w:t xml:space="preserve"> </w:t>
+      </w:r>
+      <w:r>
+        <w:t xml:space="preserve">(ikon bahasa di kanan atas template), jika tersedia.</w:t>
+      </w:r>
+      <w:r>
+        <w:t xml:space="preserve"> </w:t>
+      </w:r>
+      <w:r>
+        <w:t xml:space="preserve">3. Isi nama pengirim, misalnya</w:t>
       </w:r>
       <w:r>
         <w:t xml:space="preserve"> </w:t>
@@ -902,41 +1007,10 @@
         <w:rPr>
           <w:rStyle w:val="VerbatimChar"/>
         </w:rPr>
-        <w:t xml:space="preserve">apiKey</w:t>
-      </w:r>
-      <w:r>
-        <w:t xml:space="preserve"> </w:t>
-      </w:r>
-      <w:r>
-        <w:t xml:space="preserve">rahasia? [Kemungkinan Besar] Tidak. Menurut dokumentasi Firebase, konfigurasi web memang</w:t>
-      </w:r>
-      <w:r>
-        <w:t xml:space="preserve"> </w:t>
-      </w:r>
-      <w:r>
-        <w:t xml:space="preserve">ditaruh di kode yang bisa dilihat publik. Keamanan data dijaga oleh</w:t>
-      </w:r>
-      <w:r>
-        <w:t xml:space="preserve"> </w:t>
-      </w:r>
-      <w:r>
-        <w:rPr>
-          <w:bCs/>
-          <w:b/>
-        </w:rPr>
-        <w:t xml:space="preserve">aturan Firestore</w:t>
-      </w:r>
-      <w:r>
-        <w:t xml:space="preserve"> </w:t>
-      </w:r>
-      <w:r>
-        <w:t xml:space="preserve">(Bagian 5), bukan</w:t>
-      </w:r>
-      <w:r>
-        <w:t xml:space="preserve"> </w:t>
-      </w:r>
-      <w:r>
-        <w:t xml:space="preserve">oleh kerahasiaan konfigurasi. Konfigurasi boleh dikirim ke pengembang.</w:t>
+        <w:t xml:space="preserve">Adventure Bernoulli</w:t>
+      </w:r>
+      <w:r>
+        <w:t xml:space="preserve">.</w:t>
       </w:r>
     </w:p>
     <w:p>
@@ -944,75 +1018,23 @@
         <w:pStyle w:val="BodyText"/>
       </w:pPr>
       <w:r>
-        <w:t xml:space="preserve">Jika suatu saat perlu melihat konfigurasi lagi: ikon roda gigi →</w:t>
-      </w:r>
-      <w:r>
-        <w:t xml:space="preserve"> </w:t>
-      </w:r>
-      <w:r>
-        <w:rPr>
-          <w:bCs/>
-          <w:b/>
-        </w:rPr>
-        <w:t xml:space="preserve">Project settings</w:t>
-      </w:r>
-      <w:r>
-        <w:t xml:space="preserve"> </w:t>
-      </w:r>
-      <w:r>
-        <w:t xml:space="preserve">→ tab</w:t>
-      </w:r>
-      <w:r>
-        <w:t xml:space="preserve"> </w:t>
-      </w:r>
-      <w:r>
-        <w:rPr>
-          <w:bCs/>
-          <w:b/>
-        </w:rPr>
-        <w:t xml:space="preserve">General</w:t>
-      </w:r>
-      <w:r>
-        <w:t xml:space="preserve"> </w:t>
-      </w:r>
-      <w:r>
-        <w:t xml:space="preserve">→</w:t>
-      </w:r>
-      <w:r>
-        <w:t xml:space="preserve"> </w:t>
-      </w:r>
-      <w:r>
-        <w:t xml:space="preserve">bagian</w:t>
-      </w:r>
-      <w:r>
-        <w:t xml:space="preserve"> </w:t>
-      </w:r>
-      <w:r>
-        <w:rPr>
-          <w:bCs/>
-          <w:b/>
-        </w:rPr>
-        <w:t xml:space="preserve">Your apps</w:t>
-      </w:r>
-      <w:r>
-        <w:t xml:space="preserve">.</w:t>
-      </w:r>
-    </w:p>
-    <w:p>
-      <w:r>
-        <w:pict>
-          <v:rect style="width:0;height:1.5pt" o:hralign="center" o:hrstd="t" o:hr="t"/>
-        </w:pict>
-      </w:r>
-    </w:p>
-    <w:bookmarkEnd w:id="22"/>
-    <w:bookmarkStart w:id="24" w:name="bagian-3.-mengaktifkan-login-google"/>
-    <w:p>
-      <w:pPr>
-        <w:pStyle w:val="Heading2"/>
-      </w:pPr>
-      <w:r>
-        <w:t xml:space="preserve">Bagian 3. Mengaktifkan login Google</w:t>
+        <w:t xml:space="preserve">Catatan: email ini hanya sampai jika siswa mendaftar dengan alamat email yang benar-benar ada. Ingatkan siswa</w:t>
+      </w:r>
+      <w:r>
+        <w:t xml:space="preserve"> </w:t>
+      </w:r>
+      <w:r>
+        <w:t xml:space="preserve">memakai email aktif.</w:t>
+      </w:r>
+    </w:p>
+    <w:bookmarkEnd w:id="23"/>
+    <w:bookmarkStart w:id="24" w:name="mendaftarkan-domain-vercel"/>
+    <w:p>
+      <w:pPr>
+        <w:pStyle w:val="Heading3"/>
+      </w:pPr>
+      <w:r>
+        <w:t xml:space="preserve">Mendaftarkan domain Vercel</w:t>
       </w:r>
     </w:p>
     <w:p>
@@ -1024,17 +1046,27 @@
         <w:pStyle w:val="Compact"/>
       </w:pPr>
       <w:r>
-        <w:t xml:space="preserve">Menu kiri:</w:t>
-      </w:r>
-      <w:r>
-        <w:t xml:space="preserve"> </w:t>
-      </w:r>
-      <w:r>
-        <w:rPr>
-          <w:bCs/>
-          <w:b/>
-        </w:rPr>
-        <w:t xml:space="preserve">Build</w:t>
+        <w:rPr>
+          <w:bCs/>
+          <w:b/>
+        </w:rPr>
+        <w:t xml:space="preserve">Authentication</w:t>
+      </w:r>
+      <w:r>
+        <w:t xml:space="preserve"> </w:t>
+      </w:r>
+      <w:r>
+        <w:t xml:space="preserve">→ tab</w:t>
+      </w:r>
+      <w:r>
+        <w:t xml:space="preserve"> </w:t>
+      </w:r>
+      <w:r>
+        <w:rPr>
+          <w:bCs/>
+          <w:b/>
+        </w:rPr>
+        <w:t xml:space="preserve">Settings</w:t>
       </w:r>
       <w:r>
         <w:t xml:space="preserve"> </w:t>
@@ -1050,23 +1082,23 @@
           <w:bCs/>
           <w:b/>
         </w:rPr>
-        <w:t xml:space="preserve">Authentication</w:t>
-      </w:r>
-      <w:r>
-        <w:t xml:space="preserve"> </w:t>
-      </w:r>
-      <w:r>
-        <w:t xml:space="preserve">→ tekan</w:t>
-      </w:r>
-      <w:r>
-        <w:t xml:space="preserve"> </w:t>
-      </w:r>
-      <w:r>
-        <w:rPr>
-          <w:bCs/>
-          <w:b/>
-        </w:rPr>
-        <w:t xml:space="preserve">Get started</w:t>
+        <w:t xml:space="preserve">Authorized domains</w:t>
+      </w:r>
+      <w:r>
+        <w:t xml:space="preserve"> </w:t>
+      </w:r>
+      <w:r>
+        <w:t xml:space="preserve">→</w:t>
+      </w:r>
+      <w:r>
+        <w:t xml:space="preserve"> </w:t>
+      </w:r>
+      <w:r>
+        <w:rPr>
+          <w:bCs/>
+          <w:b/>
+        </w:rPr>
+        <w:t xml:space="preserve">Add domain</w:t>
       </w:r>
       <w:r>
         <w:t xml:space="preserve">.</w:t>
@@ -1081,33 +1113,44 @@
         <w:pStyle w:val="Compact"/>
       </w:pPr>
       <w:r>
-        <w:t xml:space="preserve">Tab</w:t>
-      </w:r>
-      <w:r>
-        <w:t xml:space="preserve"> </w:t>
-      </w:r>
-      <w:r>
-        <w:rPr>
-          <w:bCs/>
-          <w:b/>
-        </w:rPr>
-        <w:t xml:space="preserve">Sign-in method</w:t>
-      </w:r>
-      <w:r>
-        <w:t xml:space="preserve"> </w:t>
-      </w:r>
-      <w:r>
-        <w:t xml:space="preserve">→ pilih</w:t>
-      </w:r>
-      <w:r>
-        <w:t xml:space="preserve"> </w:t>
-      </w:r>
-      <w:r>
-        <w:rPr>
-          <w:bCs/>
-          <w:b/>
-        </w:rPr>
-        <w:t xml:space="preserve">Google</w:t>
+        <w:t xml:space="preserve">Isi domain Vercel tanpa</w:t>
+      </w:r>
+      <w:r>
+        <w:t xml:space="preserve"> </w:t>
+      </w:r>
+      <w:r>
+        <w:rPr>
+          <w:rStyle w:val="VerbatimChar"/>
+        </w:rPr>
+        <w:t xml:space="preserve">https://</w:t>
+      </w:r>
+      <w:r>
+        <w:t xml:space="preserve">, misalnya</w:t>
+      </w:r>
+      <w:r>
+        <w:t xml:space="preserve"> </w:t>
+      </w:r>
+      <w:r>
+        <w:rPr>
+          <w:rStyle w:val="VerbatimChar"/>
+        </w:rPr>
+        <w:t xml:space="preserve">adventure-bernoulli.vercel.app</w:t>
+      </w:r>
+      <w:r>
+        <w:t xml:space="preserve"> </w:t>
+      </w:r>
+      <w:r>
+        <w:t xml:space="preserve">→</w:t>
+      </w:r>
+      <w:r>
+        <w:t xml:space="preserve"> </w:t>
+      </w:r>
+      <w:r>
+        <w:rPr>
+          <w:bCs/>
+          <w:b/>
+        </w:rPr>
+        <w:t xml:space="preserve">Add</w:t>
       </w:r>
       <w:r>
         <w:t xml:space="preserve">.</w:t>
@@ -1122,127 +1165,25 @@
         <w:pStyle w:val="Compact"/>
       </w:pPr>
       <w:r>
-        <w:t xml:space="preserve">Geser</w:t>
-      </w:r>
-      <w:r>
-        <w:t xml:space="preserve"> </w:t>
-      </w:r>
-      <w:r>
-        <w:rPr>
-          <w:bCs/>
-          <w:b/>
-        </w:rPr>
-        <w:t xml:space="preserve">Enable</w:t>
-      </w:r>
-      <w:r>
-        <w:t xml:space="preserve"> </w:t>
-      </w:r>
-      <w:r>
-        <w:t xml:space="preserve">menjadi aktif.</w:t>
-      </w:r>
-    </w:p>
-    <w:p>
-      <w:pPr>
-        <w:numPr>
-          <w:ilvl w:val="0"/>
-          <w:numId w:val="1004"/>
-        </w:numPr>
-        <w:pStyle w:val="Compact"/>
-      </w:pPr>
-      <w:r>
-        <w:t xml:space="preserve">Isi</w:t>
-      </w:r>
-      <w:r>
-        <w:t xml:space="preserve"> </w:t>
-      </w:r>
-      <w:r>
-        <w:rPr>
-          <w:bCs/>
-          <w:b/>
-        </w:rPr>
-        <w:t xml:space="preserve">Public-facing name</w:t>
-      </w:r>
-      <w:r>
-        <w:t xml:space="preserve"> </w:t>
-      </w:r>
-      <w:r>
-        <w:t xml:space="preserve">(nama yang terlihat siswa saat login), misalnya</w:t>
-      </w:r>
-      <w:r>
-        <w:t xml:space="preserve"> </w:t>
-      </w:r>
-      <w:r>
-        <w:rPr>
-          <w:rStyle w:val="VerbatimChar"/>
-        </w:rPr>
-        <w:t xml:space="preserve">Adventure Bernoulli</w:t>
-      </w:r>
-      <w:r>
-        <w:t xml:space="preserve">, dan</w:t>
-      </w:r>
-      <w:r>
-        <w:t xml:space="preserve"> </w:t>
-      </w:r>
-      <w:r>
-        <w:t xml:space="preserve">pilih</w:t>
-      </w:r>
-      <w:r>
-        <w:t xml:space="preserve"> </w:t>
-      </w:r>
-      <w:r>
-        <w:rPr>
-          <w:bCs/>
-          <w:b/>
-        </w:rPr>
-        <w:t xml:space="preserve">Project support email</w:t>
-      </w:r>
-      <w:r>
-        <w:t xml:space="preserve"> </w:t>
-      </w:r>
-      <w:r>
-        <w:t xml:space="preserve">(email pemilik).</w:t>
-      </w:r>
-    </w:p>
-    <w:p>
-      <w:pPr>
-        <w:numPr>
-          <w:ilvl w:val="0"/>
-          <w:numId w:val="1004"/>
-        </w:numPr>
-        <w:pStyle w:val="Compact"/>
-      </w:pPr>
-      <w:r>
-        <w:t xml:space="preserve">Tekan</w:t>
-      </w:r>
-      <w:r>
-        <w:t xml:space="preserve"> </w:t>
-      </w:r>
-      <w:r>
-        <w:rPr>
-          <w:bCs/>
-          <w:b/>
-        </w:rPr>
-        <w:t xml:space="preserve">Save</w:t>
-      </w:r>
-      <w:r>
-        <w:t xml:space="preserve">.</w:t>
-      </w:r>
-    </w:p>
-    <w:bookmarkStart w:id="23" w:name="mendaftarkan-domain-vercel"/>
-    <w:p>
-      <w:pPr>
-        <w:pStyle w:val="Heading3"/>
-      </w:pPr>
-      <w:r>
-        <w:t xml:space="preserve">Mendaftarkan domain Vercel</w:t>
-      </w:r>
-    </w:p>
-    <w:p>
-      <w:pPr>
-        <w:pStyle w:val="FirstParagraph"/>
-      </w:pPr>
-      <w:r>
-        <w:t xml:space="preserve">Login Google hanya mau berjalan di domain yang terdaftar.</w:t>
+        <w:t xml:space="preserve">Tambahkan juga domain sendiri jika ada.</w:t>
+      </w:r>
+    </w:p>
+    <w:p>
+      <w:r>
+        <w:pict>
+          <v:rect style="width:0;height:1.5pt" o:hralign="center" o:hrstd="t" o:hr="t"/>
+        </w:pict>
+      </w:r>
+    </w:p>
+    <w:bookmarkEnd w:id="24"/>
+    <w:bookmarkEnd w:id="25"/>
+    <w:bookmarkStart w:id="26" w:name="bagian-4.-membuat-database-firestore"/>
+    <w:p>
+      <w:pPr>
+        <w:pStyle w:val="Heading2"/>
+      </w:pPr>
+      <w:r>
+        <w:t xml:space="preserve">Bagian 4. Membuat database Firestore</w:t>
       </w:r>
     </w:p>
     <w:p>
@@ -1254,30 +1195,17 @@
         <w:pStyle w:val="Compact"/>
       </w:pPr>
       <w:r>
-        <w:t xml:space="preserve">Masih di</w:t>
-      </w:r>
-      <w:r>
-        <w:t xml:space="preserve"> </w:t>
-      </w:r>
-      <w:r>
-        <w:rPr>
-          <w:bCs/>
-          <w:b/>
-        </w:rPr>
-        <w:t xml:space="preserve">Authentication</w:t>
-      </w:r>
-      <w:r>
-        <w:t xml:space="preserve">, buka tab</w:t>
-      </w:r>
-      <w:r>
-        <w:t xml:space="preserve"> </w:t>
-      </w:r>
-      <w:r>
-        <w:rPr>
-          <w:bCs/>
-          <w:b/>
-        </w:rPr>
-        <w:t xml:space="preserve">Settings</w:t>
+        <w:t xml:space="preserve">Menu kiri:</w:t>
+      </w:r>
+      <w:r>
+        <w:t xml:space="preserve"> </w:t>
+      </w:r>
+      <w:r>
+        <w:rPr>
+          <w:bCs/>
+          <w:b/>
+        </w:rPr>
+        <w:t xml:space="preserve">Build</w:t>
       </w:r>
       <w:r>
         <w:t xml:space="preserve"> </w:t>
@@ -1293,7 +1221,23 @@
           <w:bCs/>
           <w:b/>
         </w:rPr>
-        <w:t xml:space="preserve">Authorized domains</w:t>
+        <w:t xml:space="preserve">Firestore Database</w:t>
+      </w:r>
+      <w:r>
+        <w:t xml:space="preserve"> </w:t>
+      </w:r>
+      <w:r>
+        <w:t xml:space="preserve">→</w:t>
+      </w:r>
+      <w:r>
+        <w:t xml:space="preserve"> </w:t>
+      </w:r>
+      <w:r>
+        <w:rPr>
+          <w:bCs/>
+          <w:b/>
+        </w:rPr>
+        <w:t xml:space="preserve">Create database</w:t>
       </w:r>
       <w:r>
         <w:t xml:space="preserve">.</w:t>
@@ -1308,60 +1252,17 @@
         <w:pStyle w:val="Compact"/>
       </w:pPr>
       <w:r>
-        <w:t xml:space="preserve">Tekan</w:t>
-      </w:r>
-      <w:r>
-        <w:t xml:space="preserve"> </w:t>
-      </w:r>
-      <w:r>
-        <w:rPr>
-          <w:bCs/>
-          <w:b/>
-        </w:rPr>
-        <w:t xml:space="preserve">Add domain</w:t>
-      </w:r>
-      <w:r>
-        <w:t xml:space="preserve">, isi domain Vercel tanpa</w:t>
-      </w:r>
-      <w:r>
-        <w:t xml:space="preserve"> </w:t>
-      </w:r>
-      <w:r>
-        <w:rPr>
-          <w:rStyle w:val="VerbatimChar"/>
-        </w:rPr>
-        <w:t xml:space="preserve">https://</w:t>
-      </w:r>
-      <w:r>
-        <w:t xml:space="preserve">, misalnya</w:t>
-      </w:r>
-      <w:r>
-        <w:t xml:space="preserve"> </w:t>
-      </w:r>
-      <w:r>
-        <w:rPr>
-          <w:rStyle w:val="VerbatimChar"/>
-        </w:rPr>
-        <w:t xml:space="preserve">adventure-bernoulli.vercel.app</w:t>
-      </w:r>
-      <w:r>
-        <w:t xml:space="preserve">.</w:t>
-      </w:r>
-      <w:r>
-        <w:t xml:space="preserve"> </w:t>
-      </w:r>
-      <w:r>
-        <w:t xml:space="preserve">Tekan</w:t>
-      </w:r>
-      <w:r>
-        <w:t xml:space="preserve"> </w:t>
-      </w:r>
-      <w:r>
-        <w:rPr>
-          <w:bCs/>
-          <w:b/>
-        </w:rPr>
-        <w:t xml:space="preserve">Add</w:t>
+        <w:t xml:space="preserve">Jika ditanya edisi, pilih</w:t>
+      </w:r>
+      <w:r>
+        <w:t xml:space="preserve"> </w:t>
+      </w:r>
+      <w:r>
+        <w:rPr>
+          <w:bCs/>
+          <w:b/>
+        </w:rPr>
+        <w:t xml:space="preserve">Standard edition</w:t>
       </w:r>
       <w:r>
         <w:t xml:space="preserve">.</w:t>
@@ -1376,19 +1277,57 @@
         <w:pStyle w:val="Compact"/>
       </w:pPr>
       <w:r>
-        <w:t xml:space="preserve">Jika memakai domain sendiri (misalnya</w:t>
-      </w:r>
-      <w:r>
-        <w:t xml:space="preserve"> </w:t>
-      </w:r>
-      <w:r>
-        <w:rPr>
-          <w:rStyle w:val="VerbatimChar"/>
-        </w:rPr>
-        <w:t xml:space="preserve">bernoulli.sekolah.sch.id</w:t>
-      </w:r>
-      <w:r>
-        <w:t xml:space="preserve">), tambahkan juga.</w:t>
+        <w:rPr>
+          <w:bCs/>
+          <w:b/>
+        </w:rPr>
+        <w:t xml:space="preserve">Location</w:t>
+      </w:r>
+      <w:r>
+        <w:t xml:space="preserve">: pilih yang dekat dengan pengguna, misalnya</w:t>
+      </w:r>
+      <w:r>
+        <w:t xml:space="preserve"> </w:t>
+      </w:r>
+      <w:r>
+        <w:rPr>
+          <w:bCs/>
+          <w:b/>
+        </w:rPr>
+        <w:t xml:space="preserve">asia-southeast2 (Jakarta)</w:t>
+      </w:r>
+      <w:r>
+        <w:t xml:space="preserve">. Lokasi</w:t>
+      </w:r>
+      <w:r>
+        <w:t xml:space="preserve"> </w:t>
+      </w:r>
+      <w:r>
+        <w:rPr>
+          <w:bCs/>
+          <w:b/>
+        </w:rPr>
+        <w:t xml:space="preserve">tidak</w:t>
+      </w:r>
+      <w:r>
+        <w:rPr>
+          <w:bCs/>
+          <w:b/>
+        </w:rPr>
+        <w:t xml:space="preserve"> </w:t>
+      </w:r>
+      <w:r>
+        <w:rPr>
+          <w:bCs/>
+          <w:b/>
+        </w:rPr>
+        <w:t xml:space="preserve">bisa diubah</w:t>
+      </w:r>
+      <w:r>
+        <w:t xml:space="preserve"> </w:t>
+      </w:r>
+      <w:r>
+        <w:t xml:space="preserve">setelah dibuat.</w:t>
       </w:r>
     </w:p>
     <w:p>
@@ -1400,30 +1339,45 @@
         <w:pStyle w:val="Compact"/>
       </w:pPr>
       <w:r>
-        <w:rPr>
-          <w:rStyle w:val="VerbatimChar"/>
-        </w:rPr>
-        <w:t xml:space="preserve">localhost</w:t>
-      </w:r>
-      <w:r>
-        <w:t xml:space="preserve"> </w:t>
-      </w:r>
-      <w:r>
-        <w:t xml:space="preserve">biasanya sudah ada secara bawaan; biarkan untuk pengujian di komputer.</w:t>
-      </w:r>
-    </w:p>
-    <w:p>
-      <w:pPr>
-        <w:pStyle w:val="FirstParagraph"/>
-      </w:pPr>
-      <w:r>
-        <w:t xml:space="preserve">Catatan: setiap deployment pratinjau Vercel memakai alamat berbeda. Login hanya berfungsi di alamat yang</w:t>
-      </w:r>
-      <w:r>
-        <w:t xml:space="preserve"> </w:t>
-      </w:r>
-      <w:r>
-        <w:t xml:space="preserve">didaftarkan; uji login di alamat produksi.</w:t>
+        <w:t xml:space="preserve">Mode awal:</w:t>
+      </w:r>
+      <w:r>
+        <w:t xml:space="preserve"> </w:t>
+      </w:r>
+      <w:r>
+        <w:rPr>
+          <w:bCs/>
+          <w:b/>
+        </w:rPr>
+        <w:t xml:space="preserve">Start in production mode</w:t>
+      </w:r>
+      <w:r>
+        <w:t xml:space="preserve">.</w:t>
+      </w:r>
+    </w:p>
+    <w:p>
+      <w:pPr>
+        <w:numPr>
+          <w:ilvl w:val="0"/>
+          <w:numId w:val="1005"/>
+        </w:numPr>
+        <w:pStyle w:val="Compact"/>
+      </w:pPr>
+      <w:r>
+        <w:t xml:space="preserve">Tekan</w:t>
+      </w:r>
+      <w:r>
+        <w:t xml:space="preserve"> </w:t>
+      </w:r>
+      <w:r>
+        <w:rPr>
+          <w:bCs/>
+          <w:b/>
+        </w:rPr>
+        <w:t xml:space="preserve">Create</w:t>
+      </w:r>
+      <w:r>
+        <w:t xml:space="preserve">.</w:t>
       </w:r>
     </w:p>
     <w:p>
@@ -1433,15 +1387,14 @@
         </w:pict>
       </w:r>
     </w:p>
-    <w:bookmarkEnd w:id="23"/>
-    <w:bookmarkEnd w:id="24"/>
-    <w:bookmarkStart w:id="25" w:name="bagian-4.-membuat-database-firestore"/>
+    <w:bookmarkEnd w:id="26"/>
+    <w:bookmarkStart w:id="27" w:name="bagian-5.-memasang-aturan-akses"/>
     <w:p>
       <w:pPr>
         <w:pStyle w:val="Heading2"/>
       </w:pPr>
       <w:r>
-        <w:t xml:space="preserve">Bagian 4. Membuat database Firestore</w:t>
+        <w:t xml:space="preserve">Bagian 5. Memasang aturan akses</w:t>
       </w:r>
     </w:p>
     <w:p>
@@ -1453,28 +1406,6 @@
         <w:pStyle w:val="Compact"/>
       </w:pPr>
       <w:r>
-        <w:t xml:space="preserve">Menu kiri:</w:t>
-      </w:r>
-      <w:r>
-        <w:t xml:space="preserve"> </w:t>
-      </w:r>
-      <w:r>
-        <w:rPr>
-          <w:bCs/>
-          <w:b/>
-        </w:rPr>
-        <w:t xml:space="preserve">Build</w:t>
-      </w:r>
-      <w:r>
-        <w:t xml:space="preserve"> </w:t>
-      </w:r>
-      <w:r>
-        <w:t xml:space="preserve">→</w:t>
-      </w:r>
-      <w:r>
-        <w:t xml:space="preserve"> </w:t>
-      </w:r>
-      <w:r>
         <w:rPr>
           <w:bCs/>
           <w:b/>
@@ -1485,17 +1416,17 @@
         <w:t xml:space="preserve"> </w:t>
       </w:r>
       <w:r>
-        <w:t xml:space="preserve">→</w:t>
-      </w:r>
-      <w:r>
-        <w:t xml:space="preserve"> </w:t>
-      </w:r>
-      <w:r>
-        <w:rPr>
-          <w:bCs/>
-          <w:b/>
-        </w:rPr>
-        <w:t xml:space="preserve">Create database</w:t>
+        <w:t xml:space="preserve">→ tab</w:t>
+      </w:r>
+      <w:r>
+        <w:t xml:space="preserve"> </w:t>
+      </w:r>
+      <w:r>
+        <w:rPr>
+          <w:bCs/>
+          <w:b/>
+        </w:rPr>
+        <w:t xml:space="preserve">Rules</w:t>
       </w:r>
       <w:r>
         <w:t xml:space="preserve">.</w:t>
@@ -1510,20 +1441,30 @@
         <w:pStyle w:val="Compact"/>
       </w:pPr>
       <w:r>
-        <w:t xml:space="preserve">Jika ditanya edisi, pilih</w:t>
-      </w:r>
-      <w:r>
-        <w:t xml:space="preserve"> </w:t>
-      </w:r>
-      <w:r>
-        <w:rPr>
-          <w:bCs/>
-          <w:b/>
-        </w:rPr>
-        <w:t xml:space="preserve">Standard edition</w:t>
-      </w:r>
-      <w:r>
-        <w:t xml:space="preserve">.</w:t>
+        <w:t xml:space="preserve">Hapus isi yang ada, lalu tempelkan seluruh isi file</w:t>
+      </w:r>
+      <w:r>
+        <w:t xml:space="preserve"> </w:t>
+      </w:r>
+      <w:r>
+        <w:rPr>
+          <w:rStyle w:val="VerbatimChar"/>
+          <w:bCs/>
+          <w:b/>
+        </w:rPr>
+        <w:t xml:space="preserve">firestore.rules</w:t>
+      </w:r>
+      <w:r>
+        <w:t xml:space="preserve"> </w:t>
+      </w:r>
+      <w:r>
+        <w:t xml:space="preserve">dari repository (salin dari file</w:t>
+      </w:r>
+      <w:r>
+        <w:t xml:space="preserve"> </w:t>
+      </w:r>
+      <w:r>
+        <w:t xml:space="preserve">itu, bukan dari Word/PDF, supaya tanda kutip dan baris tidak berubah). Isinya sama dengan di bawah ini.</w:t>
       </w:r>
     </w:p>
     <w:p>
@@ -1535,102 +1476,514 @@
         <w:pStyle w:val="Compact"/>
       </w:pPr>
       <w:r>
-        <w:rPr>
-          <w:bCs/>
-          <w:b/>
-        </w:rPr>
-        <w:t xml:space="preserve">Location</w:t>
-      </w:r>
-      <w:r>
-        <w:t xml:space="preserve">: pilih yang dekat dengan pengguna, misalnya</w:t>
-      </w:r>
-      <w:r>
-        <w:t xml:space="preserve"> </w:t>
-      </w:r>
-      <w:r>
-        <w:rPr>
-          <w:bCs/>
-          <w:b/>
-        </w:rPr>
-        <w:t xml:space="preserve">asia-southeast2 (Jakarta)</w:t>
+        <w:t xml:space="preserve">Tekan</w:t>
+      </w:r>
+      <w:r>
+        <w:t xml:space="preserve"> </w:t>
+      </w:r>
+      <w:r>
+        <w:rPr>
+          <w:bCs/>
+          <w:b/>
+        </w:rPr>
+        <w:t xml:space="preserve">Publish</w:t>
       </w:r>
       <w:r>
         <w:t xml:space="preserve">.</w:t>
       </w:r>
-      <w:r>
-        <w:t xml:space="preserve"> </w:t>
-      </w:r>
-      <w:r>
-        <w:t xml:space="preserve">Lokasi</w:t>
-      </w:r>
-      <w:r>
-        <w:t xml:space="preserve"> </w:t>
-      </w:r>
-      <w:r>
-        <w:rPr>
-          <w:bCs/>
-          <w:b/>
-        </w:rPr>
-        <w:t xml:space="preserve">tidak bisa diubah</w:t>
-      </w:r>
-      <w:r>
-        <w:t xml:space="preserve"> </w:t>
-      </w:r>
-      <w:r>
-        <w:t xml:space="preserve">setelah dibuat.</w:t>
-      </w:r>
-    </w:p>
-    <w:p>
-      <w:pPr>
-        <w:numPr>
-          <w:ilvl w:val="0"/>
-          <w:numId w:val="1006"/>
-        </w:numPr>
-        <w:pStyle w:val="Compact"/>
-      </w:pPr>
-      <w:r>
-        <w:t xml:space="preserve">Mode awal: pilih</w:t>
-      </w:r>
-      <w:r>
-        <w:t xml:space="preserve"> </w:t>
-      </w:r>
-      <w:r>
-        <w:rPr>
-          <w:bCs/>
-          <w:b/>
-        </w:rPr>
-        <w:t xml:space="preserve">Start in production mode</w:t>
-      </w:r>
-      <w:r>
-        <w:t xml:space="preserve"> </w:t>
-      </w:r>
-      <w:r>
-        <w:t xml:space="preserve">(semua akses ditolak sampai aturan dipasang).</w:t>
-      </w:r>
-    </w:p>
-    <w:p>
-      <w:pPr>
-        <w:numPr>
-          <w:ilvl w:val="0"/>
-          <w:numId w:val="1006"/>
-        </w:numPr>
-        <w:pStyle w:val="Compact"/>
-      </w:pPr>
-      <w:r>
-        <w:t xml:space="preserve">Tekan</w:t>
-      </w:r>
-      <w:r>
-        <w:t xml:space="preserve"> </w:t>
-      </w:r>
-      <w:r>
-        <w:rPr>
-          <w:bCs/>
-          <w:b/>
-        </w:rPr>
-        <w:t xml:space="preserve">Create</w:t>
-      </w:r>
-      <w:r>
-        <w:t xml:space="preserve">.</w:t>
+    </w:p>
+    <w:p>
+      <w:pPr>
+        <w:pStyle w:val="SourceCode"/>
+      </w:pPr>
+      <w:r>
+        <w:rPr>
+          <w:rStyle w:val="VerbatimChar"/>
+        </w:rPr>
+        <w:t xml:space="preserve">rules_version = '2';</w:t>
+      </w:r>
+      <w:r>
+        <w:br/>
+      </w:r>
+      <w:r>
+        <w:rPr>
+          <w:rStyle w:val="VerbatimChar"/>
+        </w:rPr>
+        <w:t xml:space="preserve">service cloud.firestore {</w:t>
+      </w:r>
+      <w:r>
+        <w:br/>
+      </w:r>
+      <w:r>
+        <w:rPr>
+          <w:rStyle w:val="VerbatimChar"/>
+        </w:rPr>
+        <w:t xml:space="preserve">  match /databases/{database}/documents {</w:t>
+      </w:r>
+      <w:r>
+        <w:br/>
+      </w:r>
+      <w:r>
+        <w:rPr>
+          <w:rStyle w:val="VerbatimChar"/>
+        </w:rPr>
+        <w:t xml:space="preserve">    function masuk() { return request.auth != null; }</w:t>
+      </w:r>
+      <w:r>
+        <w:br/>
+      </w:r>
+      <w:r>
+        <w:rPr>
+          <w:rStyle w:val="VerbatimChar"/>
+        </w:rPr>
+        <w:t xml:space="preserve">    // akun guru dikenali dari UID-nya di koleksi guru (dibuat manual di Console)</w:t>
+      </w:r>
+      <w:r>
+        <w:br/>
+      </w:r>
+      <w:r>
+        <w:rPr>
+          <w:rStyle w:val="VerbatimChar"/>
+        </w:rPr>
+        <w:t xml:space="preserve">    function guru() {</w:t>
+      </w:r>
+      <w:r>
+        <w:br/>
+      </w:r>
+      <w:r>
+        <w:rPr>
+          <w:rStyle w:val="VerbatimChar"/>
+        </w:rPr>
+        <w:t xml:space="preserve">      return masuk() &amp;&amp; exists(/databases/$(database)/documents/guru/$(request.auth.uid));</w:t>
+      </w:r>
+      <w:r>
+        <w:br/>
+      </w:r>
+      <w:r>
+        <w:rPr>
+          <w:rStyle w:val="VerbatimChar"/>
+        </w:rPr>
+        <w:t xml:space="preserve">    }</w:t>
+      </w:r>
+      <w:r>
+        <w:br/>
+      </w:r>
+      <w:r>
+        <w:rPr>
+          <w:rStyle w:val="VerbatimChar"/>
+        </w:rPr>
+        <w:t xml:space="preserve">    function pemilik(uid) { return masuk() &amp;&amp; request.auth.uid == uid; }</w:t>
+      </w:r>
+      <w:r>
+        <w:br/>
+      </w:r>
+      <w:r>
+        <w:rPr>
+          <w:rStyle w:val="VerbatimChar"/>
+        </w:rPr>
+        <w:t xml:space="preserve">    function hanyaUbah(kolom) {</w:t>
+      </w:r>
+      <w:r>
+        <w:br/>
+      </w:r>
+      <w:r>
+        <w:rPr>
+          <w:rStyle w:val="VerbatimChar"/>
+        </w:rPr>
+        <w:t xml:space="preserve">      return request.resource.data.diff(resource.data).affectedKeys().hasOnly(kolom);</w:t>
+      </w:r>
+      <w:r>
+        <w:br/>
+      </w:r>
+      <w:r>
+        <w:rPr>
+          <w:rStyle w:val="VerbatimChar"/>
+        </w:rPr>
+        <w:t xml:space="preserve">    }</w:t>
+      </w:r>
+      <w:r>
+        <w:br/>
+      </w:r>
+      <w:r>
+        <w:br/>
+      </w:r>
+      <w:r>
+        <w:rPr>
+          <w:rStyle w:val="VerbatimChar"/>
+        </w:rPr>
+        <w:t xml:space="preserve">    // daftar guru: tiap akun hanya bisa mengecek dirinya sendiri</w:t>
+      </w:r>
+      <w:r>
+        <w:br/>
+      </w:r>
+      <w:r>
+        <w:rPr>
+          <w:rStyle w:val="VerbatimChar"/>
+        </w:rPr>
+        <w:t xml:space="preserve">    match /guru/{uid} {</w:t>
+      </w:r>
+      <w:r>
+        <w:br/>
+      </w:r>
+      <w:r>
+        <w:rPr>
+          <w:rStyle w:val="VerbatimChar"/>
+        </w:rPr>
+        <w:t xml:space="preserve">      allow read: if masuk() &amp;&amp; request.auth.uid == uid;</w:t>
+      </w:r>
+      <w:r>
+        <w:br/>
+      </w:r>
+      <w:r>
+        <w:rPr>
+          <w:rStyle w:val="VerbatimChar"/>
+        </w:rPr>
+        <w:t xml:space="preserve">      allow write: if false;</w:t>
+      </w:r>
+      <w:r>
+        <w:br/>
+      </w:r>
+      <w:r>
+        <w:rPr>
+          <w:rStyle w:val="VerbatimChar"/>
+        </w:rPr>
+        <w:t xml:space="preserve">    }</w:t>
+      </w:r>
+      <w:r>
+        <w:br/>
+      </w:r>
+      <w:r>
+        <w:br/>
+      </w:r>
+      <w:r>
+        <w:rPr>
+          <w:rStyle w:val="VerbatimChar"/>
+        </w:rPr>
+        <w:t xml:space="preserve">    match /users/{uid} {</w:t>
+      </w:r>
+      <w:r>
+        <w:br/>
+      </w:r>
+      <w:r>
+        <w:rPr>
+          <w:rStyle w:val="VerbatimChar"/>
+        </w:rPr>
+        <w:t xml:space="preserve">      allow read: if pemilik(uid) || guru();</w:t>
+      </w:r>
+      <w:r>
+        <w:br/>
+      </w:r>
+      <w:r>
+        <w:rPr>
+          <w:rStyle w:val="VerbatimChar"/>
+        </w:rPr>
+        <w:t xml:space="preserve">      allow create: if pemilik(uid);</w:t>
+      </w:r>
+      <w:r>
+        <w:br/>
+      </w:r>
+      <w:r>
+        <w:rPr>
+          <w:rStyle w:val="VerbatimChar"/>
+        </w:rPr>
+        <w:t xml:space="preserve">      allow update: if guru() || (pemilik(uid) &amp;&amp; hanyaUbah(['nama', 'kelas', 'kelasKey', 'diperbarui']));</w:t>
+      </w:r>
+      <w:r>
+        <w:br/>
+      </w:r>
+      <w:r>
+        <w:rPr>
+          <w:rStyle w:val="VerbatimChar"/>
+        </w:rPr>
+        <w:t xml:space="preserve">      allow delete: if guru();</w:t>
+      </w:r>
+      <w:r>
+        <w:br/>
+      </w:r>
+      <w:r>
+        <w:br/>
+      </w:r>
+      <w:r>
+        <w:rPr>
+          <w:rStyle w:val="VerbatimChar"/>
+        </w:rPr>
+        <w:t xml:space="preserve">      // permainan: hanya p bawaan yang disimpan; tidak bisa diubah setelah tersimpan</w:t>
+      </w:r>
+      <w:r>
+        <w:br/>
+      </w:r>
+      <w:r>
+        <w:rPr>
+          <w:rStyle w:val="VerbatimChar"/>
+        </w:rPr>
+        <w:t xml:space="preserve">      match /permainan/{id} {</w:t>
+      </w:r>
+      <w:r>
+        <w:br/>
+      </w:r>
+      <w:r>
+        <w:rPr>
+          <w:rStyle w:val="VerbatimChar"/>
+        </w:rPr>
+        <w:t xml:space="preserve">        allow read: if pemilik(uid) || guru();</w:t>
+      </w:r>
+      <w:r>
+        <w:br/>
+      </w:r>
+      <w:r>
+        <w:rPr>
+          <w:rStyle w:val="VerbatimChar"/>
+        </w:rPr>
+        <w:t xml:space="preserve">        allow create: if pemilik(uid) &amp;&amp; request.resource.data.p == [50, 60, 70, 40, 30];</w:t>
+      </w:r>
+      <w:r>
+        <w:br/>
+      </w:r>
+      <w:r>
+        <w:rPr>
+          <w:rStyle w:val="VerbatimChar"/>
+        </w:rPr>
+        <w:t xml:space="preserve">        allow update: if false;</w:t>
+      </w:r>
+      <w:r>
+        <w:br/>
+      </w:r>
+      <w:r>
+        <w:rPr>
+          <w:rStyle w:val="VerbatimChar"/>
+        </w:rPr>
+        <w:t xml:space="preserve">        allow delete: if guru();</w:t>
+      </w:r>
+      <w:r>
+        <w:br/>
+      </w:r>
+      <w:r>
+        <w:rPr>
+          <w:rStyle w:val="VerbatimChar"/>
+        </w:rPr>
+        <w:t xml:space="preserve">      }</w:t>
+      </w:r>
+      <w:r>
+        <w:br/>
+      </w:r>
+      <w:r>
+        <w:br/>
+      </w:r>
+      <w:r>
+        <w:rPr>
+          <w:rStyle w:val="VerbatimChar"/>
+        </w:rPr>
+        <w:t xml:space="preserve">      // LKPD: siswa mengisi saat draf atau dibuka guru; setelah terkirim hanya bisa mengajukan perubahan</w:t>
+      </w:r>
+      <w:r>
+        <w:br/>
+      </w:r>
+      <w:r>
+        <w:rPr>
+          <w:rStyle w:val="VerbatimChar"/>
+        </w:rPr>
+        <w:t xml:space="preserve">      match /lkpd/{doc} {</w:t>
+      </w:r>
+      <w:r>
+        <w:br/>
+      </w:r>
+      <w:r>
+        <w:rPr>
+          <w:rStyle w:val="VerbatimChar"/>
+        </w:rPr>
+        <w:t xml:space="preserve">        allow read: if pemilik(uid) || guru();</w:t>
+      </w:r>
+      <w:r>
+        <w:br/>
+      </w:r>
+      <w:r>
+        <w:rPr>
+          <w:rStyle w:val="VerbatimChar"/>
+        </w:rPr>
+        <w:t xml:space="preserve">        allow create: if pemilik(uid) &amp;&amp; request.resource.data.status == 'draf';</w:t>
+      </w:r>
+      <w:r>
+        <w:br/>
+      </w:r>
+      <w:r>
+        <w:rPr>
+          <w:rStyle w:val="VerbatimChar"/>
+        </w:rPr>
+        <w:t xml:space="preserve">        allow update: if</w:t>
+      </w:r>
+      <w:r>
+        <w:br/>
+      </w:r>
+      <w:r>
+        <w:rPr>
+          <w:rStyle w:val="VerbatimChar"/>
+        </w:rPr>
+        <w:t xml:space="preserve">          (pemilik(uid) &amp;&amp; resource.data.status in ['draf', 'dibuka']</w:t>
+      </w:r>
+      <w:r>
+        <w:br/>
+      </w:r>
+      <w:r>
+        <w:rPr>
+          <w:rStyle w:val="VerbatimChar"/>
+        </w:rPr>
+        <w:t xml:space="preserve">             &amp;&amp; request.resource.data.status in ['draf', 'dibuka', 'terkirim'])</w:t>
+      </w:r>
+      <w:r>
+        <w:br/>
+      </w:r>
+      <w:r>
+        <w:rPr>
+          <w:rStyle w:val="VerbatimChar"/>
+        </w:rPr>
+        <w:t xml:space="preserve">          || (pemilik(uid) &amp;&amp; resource.data.status == 'terkirim'</w:t>
+      </w:r>
+      <w:r>
+        <w:br/>
+      </w:r>
+      <w:r>
+        <w:rPr>
+          <w:rStyle w:val="VerbatimChar"/>
+        </w:rPr>
+        <w:t xml:space="preserve">             &amp;&amp; request.resource.data.status == 'minta-ubah' &amp;&amp; hanyaUbah(['status', 'alasanUbah']))</w:t>
+      </w:r>
+      <w:r>
+        <w:br/>
+      </w:r>
+      <w:r>
+        <w:rPr>
+          <w:rStyle w:val="VerbatimChar"/>
+        </w:rPr>
+        <w:t xml:space="preserve">          || (guru() &amp;&amp; hanyaUbah(['status', 'diputuskanOleh', 'diputuskanPada']));</w:t>
+      </w:r>
+      <w:r>
+        <w:br/>
+      </w:r>
+      <w:r>
+        <w:rPr>
+          <w:rStyle w:val="VerbatimChar"/>
+        </w:rPr>
+        <w:t xml:space="preserve">        allow delete: if guru();</w:t>
+      </w:r>
+      <w:r>
+        <w:br/>
+      </w:r>
+      <w:r>
+        <w:rPr>
+          <w:rStyle w:val="VerbatimChar"/>
+        </w:rPr>
+        <w:t xml:space="preserve">      }</w:t>
+      </w:r>
+      <w:r>
+        <w:br/>
+      </w:r>
+      <w:r>
+        <w:rPr>
+          <w:rStyle w:val="VerbatimChar"/>
+        </w:rPr>
+        <w:t xml:space="preserve">    }</w:t>
+      </w:r>
+      <w:r>
+        <w:br/>
+      </w:r>
+      <w:r>
+        <w:rPr>
+          <w:rStyle w:val="VerbatimChar"/>
+        </w:rPr>
+        <w:t xml:space="preserve">  }</w:t>
+      </w:r>
+      <w:r>
+        <w:br/>
+      </w:r>
+      <w:r>
+        <w:rPr>
+          <w:rStyle w:val="VerbatimChar"/>
+        </w:rPr>
+        <w:t xml:space="preserve">}</w:t>
+      </w:r>
+    </w:p>
+    <w:p>
+      <w:pPr>
+        <w:pStyle w:val="FirstParagraph"/>
+      </w:pPr>
+      <w:r>
+        <w:t xml:space="preserve">Arti aturan ini:</w:t>
+      </w:r>
+      <w:r>
+        <w:t xml:space="preserve"> </w:t>
+      </w:r>
+      <w:r>
+        <w:t xml:space="preserve">- Siswa hanya bisa membaca dan menulis datanya sendiri; guru bisa membaca semua.</w:t>
+      </w:r>
+      <w:r>
+        <w:t xml:space="preserve"> </w:t>
+      </w:r>
+      <w:r>
+        <w:t xml:space="preserve">- Permainan yang tersimpan wajib memakai p bawaan (0,5; 0,6; 0,7; 0,4; 0,3). Permainan latihan dengan p</w:t>
+      </w:r>
+      <w:r>
+        <w:t xml:space="preserve"> </w:t>
+      </w:r>
+      <w:r>
+        <w:t xml:space="preserve">dari Setting Guru tidak disimpan.</w:t>
+      </w:r>
+      <w:r>
+        <w:t xml:space="preserve"> </w:t>
+      </w:r>
+      <w:r>
+        <w:t xml:space="preserve">- Setelah LKPD dikirim, siswa hanya bisa mengajukan perubahan; guru yang memutuskan.</w:t>
+      </w:r>
+      <w:r>
+        <w:t xml:space="preserve"> </w:t>
+      </w:r>
+      <w:r>
+        <w:t xml:space="preserve">- Hanya guru yang bisa menghapus data siswa.</w:t>
+      </w:r>
+    </w:p>
+    <w:p>
+      <w:pPr>
+        <w:pStyle w:val="BodyText"/>
+      </w:pPr>
+      <w:r>
+        <w:t xml:space="preserve">Mengapa guru dikenali dari UID, bukan email [Pasti]: dengan login email dan kata sandi, siapa pun bisa</w:t>
+      </w:r>
+      <w:r>
+        <w:t xml:space="preserve"> </w:t>
+      </w:r>
+      <w:r>
+        <w:t xml:space="preserve">mendaftar memakai alamat email apa saja tanpa membuktikan bahwa email itu miliknya. Jika guru dikenali dari</w:t>
+      </w:r>
+      <w:r>
+        <w:t xml:space="preserve"> </w:t>
+      </w:r>
+      <w:r>
+        <w:t xml:space="preserve">email, orang lain bisa mendaftar dengan email guru (sebelum guru itu mendaftar) lalu mendapat akses guru. UID</w:t>
+      </w:r>
+      <w:r>
+        <w:t xml:space="preserve"> </w:t>
+      </w:r>
+      <w:r>
+        <w:t xml:space="preserve">dibuat Firebase dan tidak bisa dipilih pendaftar, jadi celah ini tertutup.</w:t>
+      </w:r>
+    </w:p>
+    <w:p>
+      <w:pPr>
+        <w:pStyle w:val="BodyText"/>
+      </w:pPr>
+      <w:r>
+        <w:t xml:space="preserve">Batas yang perlu diketahui [Pasti]: undian permainan berjalan di perangkat siswa. Aturan ini mencegah p</w:t>
+      </w:r>
+      <w:r>
+        <w:t xml:space="preserve"> </w:t>
+      </w:r>
+      <w:r>
+        <w:t xml:space="preserve">dipalsukan, tetapi siswa yang paham alat developer browser masih bisa mengirim hasil menang/kalah palsu.</w:t>
+      </w:r>
+      <w:r>
+        <w:t xml:space="preserve"> </w:t>
+      </w:r>
+      <w:r>
+        <w:t xml:space="preserve">Untuk LKPD yang menilai penalaran, ini dapat diterima.</w:t>
       </w:r>
     </w:p>
     <w:p>
@@ -1640,14 +1993,31 @@
         </w:pict>
       </w:r>
     </w:p>
-    <w:bookmarkEnd w:id="25"/>
-    <w:bookmarkStart w:id="26" w:name="bagian-5.-memasang-aturan-akses"/>
+    <w:bookmarkEnd w:id="27"/>
+    <w:bookmarkStart w:id="31" w:name="bagian-6.-membuat-akun-guru"/>
     <w:p>
       <w:pPr>
         <w:pStyle w:val="Heading2"/>
       </w:pPr>
       <w:r>
-        <w:t xml:space="preserve">Bagian 5. Memasang aturan akses</w:t>
+        <w:t xml:space="preserve">Bagian 6. Membuat akun guru</w:t>
+      </w:r>
+    </w:p>
+    <w:p>
+      <w:pPr>
+        <w:pStyle w:val="FirstParagraph"/>
+      </w:pPr>
+      <w:r>
+        <w:t xml:space="preserve">Akun guru dibuat oleh pemilik proyek, bukan didaftarkan sendiri lewat situs.</w:t>
+      </w:r>
+    </w:p>
+    <w:bookmarkStart w:id="28" w:name="langkah-1-buat-akun-di-authentication"/>
+    <w:p>
+      <w:pPr>
+        <w:pStyle w:val="Heading3"/>
+      </w:pPr>
+      <w:r>
+        <w:t xml:space="preserve">Langkah 1: buat akun di Authentication</w:t>
       </w:r>
     </w:p>
     <w:p>
@@ -1659,30 +2029,43 @@
         <w:pStyle w:val="Compact"/>
       </w:pPr>
       <w:r>
-        <w:t xml:space="preserve">Di</w:t>
-      </w:r>
-      <w:r>
-        <w:t xml:space="preserve"> </w:t>
-      </w:r>
-      <w:r>
-        <w:rPr>
-          <w:bCs/>
-          <w:b/>
-        </w:rPr>
-        <w:t xml:space="preserve">Firestore Database</w:t>
-      </w:r>
-      <w:r>
-        <w:t xml:space="preserve">, buka tab</w:t>
-      </w:r>
-      <w:r>
-        <w:t xml:space="preserve"> </w:t>
-      </w:r>
-      <w:r>
-        <w:rPr>
-          <w:bCs/>
-          <w:b/>
-        </w:rPr>
-        <w:t xml:space="preserve">Rules</w:t>
+        <w:rPr>
+          <w:bCs/>
+          <w:b/>
+        </w:rPr>
+        <w:t xml:space="preserve">Authentication</w:t>
+      </w:r>
+      <w:r>
+        <w:t xml:space="preserve"> </w:t>
+      </w:r>
+      <w:r>
+        <w:t xml:space="preserve">→ tab</w:t>
+      </w:r>
+      <w:r>
+        <w:t xml:space="preserve"> </w:t>
+      </w:r>
+      <w:r>
+        <w:rPr>
+          <w:bCs/>
+          <w:b/>
+        </w:rPr>
+        <w:t xml:space="preserve">Users</w:t>
+      </w:r>
+      <w:r>
+        <w:t xml:space="preserve"> </w:t>
+      </w:r>
+      <w:r>
+        <w:t xml:space="preserve">→</w:t>
+      </w:r>
+      <w:r>
+        <w:t xml:space="preserve"> </w:t>
+      </w:r>
+      <w:r>
+        <w:rPr>
+          <w:bCs/>
+          <w:b/>
+        </w:rPr>
+        <w:t xml:space="preserve">Add user</w:t>
       </w:r>
       <w:r>
         <w:t xml:space="preserve">.</w:t>
@@ -1697,438 +2080,102 @@
         <w:pStyle w:val="Compact"/>
       </w:pPr>
       <w:r>
-        <w:t xml:space="preserve">Hapus isi yang ada, lalu tempelkan aturan berikut seluruhnya. Salin dari file</w:t>
-      </w:r>
-      <w:r>
-        <w:t xml:space="preserve"> </w:t>
-      </w:r>
-      <w:r>
-        <w:rPr>
-          <w:rStyle w:val="VerbatimChar"/>
-        </w:rPr>
-        <w:t xml:space="preserve">firestore.rules</w:t>
-      </w:r>
-      <w:r>
-        <w:t xml:space="preserve"> </w:t>
-      </w:r>
-      <w:r>
-        <w:t xml:space="preserve">di</w:t>
-      </w:r>
-      <w:r>
-        <w:t xml:space="preserve"> </w:t>
-      </w:r>
-      <w:r>
-        <w:t xml:space="preserve">repository (bukan dari Word/PDF), supaya tanda kutip dan baris tidak berubah:</w:t>
-      </w:r>
-    </w:p>
-    <w:p>
-      <w:pPr>
-        <w:pStyle w:val="SourceCode"/>
-      </w:pPr>
-      <w:r>
-        <w:rPr>
-          <w:rStyle w:val="VerbatimChar"/>
-        </w:rPr>
-        <w:t xml:space="preserve">rules_version = '2';</w:t>
-      </w:r>
-      <w:r>
-        <w:br/>
-      </w:r>
-      <w:r>
-        <w:rPr>
-          <w:rStyle w:val="VerbatimChar"/>
-        </w:rPr>
-        <w:t xml:space="preserve">service cloud.firestore {</w:t>
-      </w:r>
-      <w:r>
-        <w:br/>
-      </w:r>
-      <w:r>
-        <w:rPr>
-          <w:rStyle w:val="VerbatimChar"/>
-        </w:rPr>
-        <w:t xml:space="preserve">  match /databases/{database}/documents {</w:t>
-      </w:r>
-      <w:r>
-        <w:br/>
-      </w:r>
-      <w:r>
-        <w:rPr>
-          <w:rStyle w:val="VerbatimChar"/>
-        </w:rPr>
-        <w:t xml:space="preserve">    function masuk() { return request.auth != null; }</w:t>
-      </w:r>
-      <w:r>
-        <w:br/>
-      </w:r>
-      <w:r>
-        <w:rPr>
-          <w:rStyle w:val="VerbatimChar"/>
-        </w:rPr>
-        <w:t xml:space="preserve">    function guru() {</w:t>
-      </w:r>
-      <w:r>
-        <w:br/>
-      </w:r>
-      <w:r>
-        <w:rPr>
-          <w:rStyle w:val="VerbatimChar"/>
-        </w:rPr>
-        <w:t xml:space="preserve">      return masuk() &amp;&amp; request.auth.token.email_verified == true</w:t>
-      </w:r>
-      <w:r>
-        <w:br/>
-      </w:r>
-      <w:r>
-        <w:rPr>
-          <w:rStyle w:val="VerbatimChar"/>
-        </w:rPr>
-        <w:t xml:space="preserve">        &amp;&amp; exists(/databases/$(database)/documents/guru/$(request.auth.token.email));</w:t>
-      </w:r>
-      <w:r>
-        <w:br/>
-      </w:r>
-      <w:r>
-        <w:rPr>
-          <w:rStyle w:val="VerbatimChar"/>
-        </w:rPr>
-        <w:t xml:space="preserve">    }</w:t>
-      </w:r>
-      <w:r>
-        <w:br/>
-      </w:r>
-      <w:r>
-        <w:rPr>
-          <w:rStyle w:val="VerbatimChar"/>
-        </w:rPr>
-        <w:t xml:space="preserve">    function pemilik(uid) { return masuk() &amp;&amp; request.auth.uid == uid; }</w:t>
-      </w:r>
-      <w:r>
-        <w:br/>
-      </w:r>
-      <w:r>
-        <w:rPr>
-          <w:rStyle w:val="VerbatimChar"/>
-        </w:rPr>
-        <w:t xml:space="preserve">    function hanyaUbah(kolom) {</w:t>
-      </w:r>
-      <w:r>
-        <w:br/>
-      </w:r>
-      <w:r>
-        <w:rPr>
-          <w:rStyle w:val="VerbatimChar"/>
-        </w:rPr>
-        <w:t xml:space="preserve">      return request.resource.data.diff(resource.data).affectedKeys().hasOnly(kolom);</w:t>
-      </w:r>
-      <w:r>
-        <w:br/>
-      </w:r>
-      <w:r>
-        <w:rPr>
-          <w:rStyle w:val="VerbatimChar"/>
-        </w:rPr>
-        <w:t xml:space="preserve">    }</w:t>
-      </w:r>
-      <w:r>
-        <w:br/>
-      </w:r>
-      <w:r>
-        <w:br/>
-      </w:r>
-      <w:r>
-        <w:rPr>
-          <w:rStyle w:val="VerbatimChar"/>
-        </w:rPr>
-        <w:t xml:space="preserve">    // daftar guru: diisi manual di Console; tiap orang hanya bisa mengecek emailnya sendiri</w:t>
-      </w:r>
-      <w:r>
-        <w:br/>
-      </w:r>
-      <w:r>
-        <w:rPr>
-          <w:rStyle w:val="VerbatimChar"/>
-        </w:rPr>
-        <w:t xml:space="preserve">    match /guru/{email} {</w:t>
-      </w:r>
-      <w:r>
-        <w:br/>
-      </w:r>
-      <w:r>
-        <w:rPr>
-          <w:rStyle w:val="VerbatimChar"/>
-        </w:rPr>
-        <w:t xml:space="preserve">      allow read: if masuk() &amp;&amp; request.auth.token.email == email;</w:t>
-      </w:r>
-      <w:r>
-        <w:br/>
-      </w:r>
-      <w:r>
-        <w:rPr>
-          <w:rStyle w:val="VerbatimChar"/>
-        </w:rPr>
-        <w:t xml:space="preserve">      allow write: if false;</w:t>
-      </w:r>
-      <w:r>
-        <w:br/>
-      </w:r>
-      <w:r>
-        <w:rPr>
-          <w:rStyle w:val="VerbatimChar"/>
-        </w:rPr>
-        <w:t xml:space="preserve">    }</w:t>
-      </w:r>
-      <w:r>
-        <w:br/>
-      </w:r>
-      <w:r>
-        <w:br/>
-      </w:r>
-      <w:r>
-        <w:rPr>
-          <w:rStyle w:val="VerbatimChar"/>
-        </w:rPr>
-        <w:t xml:space="preserve">    match /users/{uid} {</w:t>
-      </w:r>
-      <w:r>
-        <w:br/>
-      </w:r>
-      <w:r>
-        <w:rPr>
-          <w:rStyle w:val="VerbatimChar"/>
-        </w:rPr>
-        <w:t xml:space="preserve">      allow read: if pemilik(uid) || guru();</w:t>
-      </w:r>
-      <w:r>
-        <w:br/>
-      </w:r>
-      <w:r>
-        <w:rPr>
-          <w:rStyle w:val="VerbatimChar"/>
-        </w:rPr>
-        <w:t xml:space="preserve">      allow create: if pemilik(uid);</w:t>
-      </w:r>
-      <w:r>
-        <w:br/>
-      </w:r>
-      <w:r>
-        <w:rPr>
-          <w:rStyle w:val="VerbatimChar"/>
-        </w:rPr>
-        <w:t xml:space="preserve">      allow update: if guru() || (pemilik(uid) &amp;&amp; hanyaUbah(['nama', 'kelas', 'kelasKey', 'diperbarui']));</w:t>
-      </w:r>
-      <w:r>
-        <w:br/>
-      </w:r>
-      <w:r>
-        <w:rPr>
-          <w:rStyle w:val="VerbatimChar"/>
-        </w:rPr>
-        <w:t xml:space="preserve">      allow delete: if guru();</w:t>
-      </w:r>
-      <w:r>
-        <w:br/>
-      </w:r>
-      <w:r>
-        <w:br/>
-      </w:r>
-      <w:r>
-        <w:rPr>
-          <w:rStyle w:val="VerbatimChar"/>
-        </w:rPr>
-        <w:t xml:space="preserve">      // permainan: hanya p bawaan yang disimpan; tidak bisa diubah setelah tersimpan</w:t>
-      </w:r>
-      <w:r>
-        <w:br/>
-      </w:r>
-      <w:r>
-        <w:rPr>
-          <w:rStyle w:val="VerbatimChar"/>
-        </w:rPr>
-        <w:t xml:space="preserve">      match /permainan/{id} {</w:t>
-      </w:r>
-      <w:r>
-        <w:br/>
-      </w:r>
-      <w:r>
-        <w:rPr>
-          <w:rStyle w:val="VerbatimChar"/>
-        </w:rPr>
-        <w:t xml:space="preserve">        allow read: if pemilik(uid) || guru();</w:t>
-      </w:r>
-      <w:r>
-        <w:br/>
-      </w:r>
-      <w:r>
-        <w:rPr>
-          <w:rStyle w:val="VerbatimChar"/>
-        </w:rPr>
-        <w:t xml:space="preserve">        allow create: if pemilik(uid) &amp;&amp; request.resource.data.p == [50, 60, 70, 40, 30];</w:t>
-      </w:r>
-      <w:r>
-        <w:br/>
-      </w:r>
-      <w:r>
-        <w:rPr>
-          <w:rStyle w:val="VerbatimChar"/>
-        </w:rPr>
-        <w:t xml:space="preserve">        allow update: if false;</w:t>
-      </w:r>
-      <w:r>
-        <w:br/>
-      </w:r>
-      <w:r>
-        <w:rPr>
-          <w:rStyle w:val="VerbatimChar"/>
-        </w:rPr>
-        <w:t xml:space="preserve">        allow delete: if guru();</w:t>
-      </w:r>
-      <w:r>
-        <w:br/>
-      </w:r>
-      <w:r>
-        <w:rPr>
-          <w:rStyle w:val="VerbatimChar"/>
-        </w:rPr>
-        <w:t xml:space="preserve">      }</w:t>
-      </w:r>
-      <w:r>
-        <w:br/>
-      </w:r>
-      <w:r>
-        <w:br/>
-      </w:r>
-      <w:r>
-        <w:rPr>
-          <w:rStyle w:val="VerbatimChar"/>
-        </w:rPr>
-        <w:t xml:space="preserve">      // LKPD: siswa mengisi saat draf atau dibuka guru; setelah terkirim hanya bisa mengajukan perubahan</w:t>
-      </w:r>
-      <w:r>
-        <w:br/>
-      </w:r>
-      <w:r>
-        <w:rPr>
-          <w:rStyle w:val="VerbatimChar"/>
-        </w:rPr>
-        <w:t xml:space="preserve">      match /lkpd/{doc} {</w:t>
-      </w:r>
-      <w:r>
-        <w:br/>
-      </w:r>
-      <w:r>
-        <w:rPr>
-          <w:rStyle w:val="VerbatimChar"/>
-        </w:rPr>
-        <w:t xml:space="preserve">        allow read: if pemilik(uid) || guru();</w:t>
-      </w:r>
-      <w:r>
-        <w:br/>
-      </w:r>
-      <w:r>
-        <w:rPr>
-          <w:rStyle w:val="VerbatimChar"/>
-        </w:rPr>
-        <w:t xml:space="preserve">        allow create: if pemilik(uid) &amp;&amp; request.resource.data.status == 'draf';</w:t>
-      </w:r>
-      <w:r>
-        <w:br/>
-      </w:r>
-      <w:r>
-        <w:rPr>
-          <w:rStyle w:val="VerbatimChar"/>
-        </w:rPr>
-        <w:t xml:space="preserve">        allow update: if</w:t>
-      </w:r>
-      <w:r>
-        <w:br/>
-      </w:r>
-      <w:r>
-        <w:rPr>
-          <w:rStyle w:val="VerbatimChar"/>
-        </w:rPr>
-        <w:t xml:space="preserve">          (pemilik(uid) &amp;&amp; resource.data.status in ['draf', 'dibuka']</w:t>
-      </w:r>
-      <w:r>
-        <w:br/>
-      </w:r>
-      <w:r>
-        <w:rPr>
-          <w:rStyle w:val="VerbatimChar"/>
-        </w:rPr>
-        <w:t xml:space="preserve">             &amp;&amp; request.resource.data.status in ['draf', 'dibuka', 'terkirim'])</w:t>
-      </w:r>
-      <w:r>
-        <w:br/>
-      </w:r>
-      <w:r>
-        <w:rPr>
-          <w:rStyle w:val="VerbatimChar"/>
-        </w:rPr>
-        <w:t xml:space="preserve">          || (pemilik(uid) &amp;&amp; resource.data.status == 'terkirim'</w:t>
-      </w:r>
-      <w:r>
-        <w:br/>
-      </w:r>
-      <w:r>
-        <w:rPr>
-          <w:rStyle w:val="VerbatimChar"/>
-        </w:rPr>
-        <w:t xml:space="preserve">             &amp;&amp; request.resource.data.status == 'minta-ubah' &amp;&amp; hanyaUbah(['status', 'alasanUbah']))</w:t>
-      </w:r>
-      <w:r>
-        <w:br/>
-      </w:r>
-      <w:r>
-        <w:rPr>
-          <w:rStyle w:val="VerbatimChar"/>
-        </w:rPr>
-        <w:t xml:space="preserve">          || (guru() &amp;&amp; hanyaUbah(['status', 'diputuskanOleh', 'diputuskanPada']));</w:t>
-      </w:r>
-      <w:r>
-        <w:br/>
-      </w:r>
-      <w:r>
-        <w:rPr>
-          <w:rStyle w:val="VerbatimChar"/>
-        </w:rPr>
-        <w:t xml:space="preserve">        allow delete: if guru();</w:t>
-      </w:r>
-      <w:r>
-        <w:br/>
-      </w:r>
-      <w:r>
-        <w:rPr>
-          <w:rStyle w:val="VerbatimChar"/>
-        </w:rPr>
-        <w:t xml:space="preserve">      }</w:t>
-      </w:r>
-      <w:r>
-        <w:br/>
-      </w:r>
-      <w:r>
-        <w:rPr>
-          <w:rStyle w:val="VerbatimChar"/>
-        </w:rPr>
-        <w:t xml:space="preserve">    }</w:t>
-      </w:r>
-      <w:r>
-        <w:br/>
-      </w:r>
-      <w:r>
-        <w:rPr>
-          <w:rStyle w:val="VerbatimChar"/>
-        </w:rPr>
-        <w:t xml:space="preserve">  }</w:t>
-      </w:r>
-      <w:r>
-        <w:br/>
-      </w:r>
-      <w:r>
-        <w:rPr>
-          <w:rStyle w:val="VerbatimChar"/>
-        </w:rPr>
-        <w:t xml:space="preserve">}</w:t>
+        <w:t xml:space="preserve">Isi</w:t>
+      </w:r>
+      <w:r>
+        <w:t xml:space="preserve"> </w:t>
+      </w:r>
+      <w:r>
+        <w:rPr>
+          <w:bCs/>
+          <w:b/>
+        </w:rPr>
+        <w:t xml:space="preserve">Email</w:t>
+      </w:r>
+      <w:r>
+        <w:t xml:space="preserve"> </w:t>
+      </w:r>
+      <w:r>
+        <w:t xml:space="preserve">guru dan</w:t>
+      </w:r>
+      <w:r>
+        <w:t xml:space="preserve"> </w:t>
+      </w:r>
+      <w:r>
+        <w:rPr>
+          <w:bCs/>
+          <w:b/>
+        </w:rPr>
+        <w:t xml:space="preserve">Password</w:t>
+      </w:r>
+      <w:r>
+        <w:t xml:space="preserve"> </w:t>
+      </w:r>
+      <w:r>
+        <w:t xml:space="preserve">sementara (minimal 6 karakter) →</w:t>
+      </w:r>
+      <w:r>
+        <w:t xml:space="preserve"> </w:t>
+      </w:r>
+      <w:r>
+        <w:rPr>
+          <w:bCs/>
+          <w:b/>
+        </w:rPr>
+        <w:t xml:space="preserve">Add user</w:t>
+      </w:r>
+      <w:r>
+        <w:t xml:space="preserve">.</w:t>
+      </w:r>
+    </w:p>
+    <w:p>
+      <w:pPr>
+        <w:numPr>
+          <w:ilvl w:val="0"/>
+          <w:numId w:val="1007"/>
+        </w:numPr>
+        <w:pStyle w:val="Compact"/>
+      </w:pPr>
+      <w:r>
+        <w:t xml:space="preserve">Di daftar pengguna, salin</w:t>
+      </w:r>
+      <w:r>
+        <w:t xml:space="preserve"> </w:t>
+      </w:r>
+      <w:r>
+        <w:rPr>
+          <w:bCs/>
+          <w:b/>
+        </w:rPr>
+        <w:t xml:space="preserve">User UID</w:t>
+      </w:r>
+      <w:r>
+        <w:t xml:space="preserve"> </w:t>
+      </w:r>
+      <w:r>
+        <w:t xml:space="preserve">akun itu (deretan huruf dan angka panjang).</w:t>
+      </w:r>
+    </w:p>
+    <w:p>
+      <w:pPr>
+        <w:numPr>
+          <w:ilvl w:val="0"/>
+          <w:numId w:val="1007"/>
+        </w:numPr>
+        <w:pStyle w:val="Compact"/>
+      </w:pPr>
+      <w:r>
+        <w:t xml:space="preserve">Ulangi untuk keempat guru.</w:t>
+      </w:r>
+    </w:p>
+    <w:bookmarkEnd w:id="28"/>
+    <w:bookmarkStart w:id="29" w:name="langkah-2-daftarkan-uid-sebagai-guru"/>
+    <w:p>
+      <w:pPr>
+        <w:pStyle w:val="Heading3"/>
+      </w:pPr>
+      <w:r>
+        <w:t xml:space="preserve">Langkah 2: daftarkan UID sebagai guru</w:t>
       </w:r>
     </w:p>
     <w:p>
@@ -2140,20 +2187,229 @@
         <w:pStyle w:val="Compact"/>
       </w:pPr>
       <w:r>
-        <w:t xml:space="preserve">Tekan</w:t>
-      </w:r>
-      <w:r>
-        <w:t xml:space="preserve"> </w:t>
-      </w:r>
-      <w:r>
-        <w:rPr>
-          <w:bCs/>
-          <w:b/>
-        </w:rPr>
-        <w:t xml:space="preserve">Publish</w:t>
-      </w:r>
-      <w:r>
-        <w:t xml:space="preserve">. Tunggu sampai muncul tanda berhasil.</w:t>
+        <w:rPr>
+          <w:bCs/>
+          <w:b/>
+        </w:rPr>
+        <w:t xml:space="preserve">Firestore Database</w:t>
+      </w:r>
+      <w:r>
+        <w:t xml:space="preserve"> </w:t>
+      </w:r>
+      <w:r>
+        <w:t xml:space="preserve">→ tab</w:t>
+      </w:r>
+      <w:r>
+        <w:t xml:space="preserve"> </w:t>
+      </w:r>
+      <w:r>
+        <w:rPr>
+          <w:bCs/>
+          <w:b/>
+        </w:rPr>
+        <w:t xml:space="preserve">Data</w:t>
+      </w:r>
+      <w:r>
+        <w:t xml:space="preserve"> </w:t>
+      </w:r>
+      <w:r>
+        <w:t xml:space="preserve">→</w:t>
+      </w:r>
+      <w:r>
+        <w:t xml:space="preserve"> </w:t>
+      </w:r>
+      <w:r>
+        <w:rPr>
+          <w:bCs/>
+          <w:b/>
+        </w:rPr>
+        <w:t xml:space="preserve">Start collection</w:t>
+      </w:r>
+      <w:r>
+        <w:t xml:space="preserve"> </w:t>
+      </w:r>
+      <w:r>
+        <w:t xml:space="preserve">(atau</w:t>
+      </w:r>
+      <w:r>
+        <w:t xml:space="preserve"> </w:t>
+      </w:r>
+      <w:r>
+        <w:rPr>
+          <w:bCs/>
+          <w:b/>
+        </w:rPr>
+        <w:t xml:space="preserve">Add document</w:t>
+      </w:r>
+      <w:r>
+        <w:t xml:space="preserve"> </w:t>
+      </w:r>
+      <w:r>
+        <w:t xml:space="preserve">jika koleksi</w:t>
+      </w:r>
+      <w:r>
+        <w:t xml:space="preserve"> </w:t>
+      </w:r>
+      <w:r>
+        <w:rPr>
+          <w:rStyle w:val="VerbatimChar"/>
+        </w:rPr>
+        <w:t xml:space="preserve">guru</w:t>
+      </w:r>
+      <w:r>
+        <w:t xml:space="preserve"> </w:t>
+      </w:r>
+      <w:r>
+        <w:t xml:space="preserve">sudah ada).</w:t>
+      </w:r>
+    </w:p>
+    <w:p>
+      <w:pPr>
+        <w:numPr>
+          <w:ilvl w:val="0"/>
+          <w:numId w:val="1008"/>
+        </w:numPr>
+        <w:pStyle w:val="Compact"/>
+      </w:pPr>
+      <w:r>
+        <w:rPr>
+          <w:bCs/>
+          <w:b/>
+        </w:rPr>
+        <w:t xml:space="preserve">Collection ID</w:t>
+      </w:r>
+      <w:r>
+        <w:t xml:space="preserve">:</w:t>
+      </w:r>
+      <w:r>
+        <w:t xml:space="preserve"> </w:t>
+      </w:r>
+      <w:r>
+        <w:rPr>
+          <w:rStyle w:val="VerbatimChar"/>
+        </w:rPr>
+        <w:t xml:space="preserve">guru</w:t>
+      </w:r>
+      <w:r>
+        <w:t xml:space="preserve">.</w:t>
+      </w:r>
+    </w:p>
+    <w:p>
+      <w:pPr>
+        <w:numPr>
+          <w:ilvl w:val="0"/>
+          <w:numId w:val="1008"/>
+        </w:numPr>
+        <w:pStyle w:val="Compact"/>
+      </w:pPr>
+      <w:r>
+        <w:rPr>
+          <w:bCs/>
+          <w:b/>
+        </w:rPr>
+        <w:t xml:space="preserve">Document ID</w:t>
+      </w:r>
+      <w:r>
+        <w:t xml:space="preserve">: tempel</w:t>
+      </w:r>
+      <w:r>
+        <w:t xml:space="preserve"> </w:t>
+      </w:r>
+      <w:r>
+        <w:rPr>
+          <w:bCs/>
+          <w:b/>
+        </w:rPr>
+        <w:t xml:space="preserve">User UID</w:t>
+      </w:r>
+      <w:r>
+        <w:t xml:space="preserve"> </w:t>
+      </w:r>
+      <w:r>
+        <w:t xml:space="preserve">guru (bukan email, jangan pakai Auto-ID).</w:t>
+      </w:r>
+    </w:p>
+    <w:p>
+      <w:pPr>
+        <w:numPr>
+          <w:ilvl w:val="0"/>
+          <w:numId w:val="1008"/>
+        </w:numPr>
+        <w:pStyle w:val="Compact"/>
+      </w:pPr>
+      <w:r>
+        <w:t xml:space="preserve">Tambahkan field:</w:t>
+      </w:r>
+      <w:r>
+        <w:t xml:space="preserve"> </w:t>
+      </w:r>
+      <w:r>
+        <w:rPr>
+          <w:rStyle w:val="VerbatimChar"/>
+        </w:rPr>
+        <w:t xml:space="preserve">nama</w:t>
+      </w:r>
+      <w:r>
+        <w:t xml:space="preserve"> </w:t>
+      </w:r>
+      <w:r>
+        <w:t xml:space="preserve">(string) berisi nama guru, dan</w:t>
+      </w:r>
+      <w:r>
+        <w:t xml:space="preserve"> </w:t>
+      </w:r>
+      <w:r>
+        <w:rPr>
+          <w:rStyle w:val="VerbatimChar"/>
+        </w:rPr>
+        <w:t xml:space="preserve">email</w:t>
+      </w:r>
+      <w:r>
+        <w:t xml:space="preserve"> </w:t>
+      </w:r>
+      <w:r>
+        <w:t xml:space="preserve">(string) berisi email guru (hanya sebagai</w:t>
+      </w:r>
+      <w:r>
+        <w:t xml:space="preserve"> </w:t>
+      </w:r>
+      <w:r>
+        <w:t xml:space="preserve">catatan). Tekan</w:t>
+      </w:r>
+      <w:r>
+        <w:t xml:space="preserve"> </w:t>
+      </w:r>
+      <w:r>
+        <w:rPr>
+          <w:bCs/>
+          <w:b/>
+        </w:rPr>
+        <w:t xml:space="preserve">Save</w:t>
+      </w:r>
+      <w:r>
+        <w:t xml:space="preserve">.</w:t>
+      </w:r>
+    </w:p>
+    <w:p>
+      <w:pPr>
+        <w:numPr>
+          <w:ilvl w:val="0"/>
+          <w:numId w:val="1008"/>
+        </w:numPr>
+        <w:pStyle w:val="Compact"/>
+      </w:pPr>
+      <w:r>
+        <w:t xml:space="preserve">Ulangi untuk keempat guru.</w:t>
+      </w:r>
+    </w:p>
+    <w:bookmarkEnd w:id="29"/>
+    <w:bookmarkStart w:id="30" w:name="langkah-3-kata-sandi-guru"/>
+    <w:p>
+      <w:pPr>
+        <w:pStyle w:val="Heading3"/>
+      </w:pPr>
+      <w:r>
+        <w:t xml:space="preserve">Langkah 3: kata sandi guru</w:t>
       </w:r>
     </w:p>
     <w:p>
@@ -2161,43 +2417,29 @@
         <w:pStyle w:val="FirstParagraph"/>
       </w:pPr>
       <w:r>
-        <w:t xml:space="preserve">Arti aturan ini:</w:t>
-      </w:r>
-      <w:r>
-        <w:t xml:space="preserve"> </w:t>
-      </w:r>
-      <w:r>
-        <w:t xml:space="preserve">- Siswa hanya bisa membaca dan menulis datanya sendiri; guru bisa membaca semua.</w:t>
-      </w:r>
-      <w:r>
-        <w:t xml:space="preserve"> </w:t>
-      </w:r>
-      <w:r>
-        <w:t xml:space="preserve">- Permainan yang tersimpan wajib memakai p bawaan (0,5; 0,6; 0,7; 0,4; 0,3). Permainan latihan dengan p</w:t>
-      </w:r>
-      <w:r>
-        <w:t xml:space="preserve"> </w:t>
-      </w:r>
-      <w:r>
-        <w:t xml:space="preserve">dari Setting Guru tidak disimpan.</w:t>
-      </w:r>
-      <w:r>
-        <w:t xml:space="preserve"> </w:t>
-      </w:r>
-      <w:r>
-        <w:t xml:space="preserve">- Setelah LKPD dikirim, siswa tidak bisa mengubah jawaban; ia hanya bisa mengajukan perubahan, lalu guru</w:t>
-      </w:r>
-      <w:r>
-        <w:t xml:space="preserve"> </w:t>
-      </w:r>
-      <w:r>
-        <w:t xml:space="preserve">memutuskan.</w:t>
-      </w:r>
-      <w:r>
-        <w:t xml:space="preserve"> </w:t>
-      </w:r>
-      <w:r>
-        <w:t xml:space="preserve">- Hanya guru yang bisa menghapus data siswa.</w:t>
+        <w:t xml:space="preserve">Beri tahu setiap guru kata sandi sementaranya. Guru bisa menggantinya lewat tautan</w:t>
+      </w:r>
+      <w:r>
+        <w:t xml:space="preserve"> </w:t>
+      </w:r>
+      <w:r>
+        <w:rPr>
+          <w:bCs/>
+          <w:b/>
+        </w:rPr>
+        <w:t xml:space="preserve">Lupa kata sandi</w:t>
+      </w:r>
+      <w:r>
+        <w:t xml:space="preserve"> </w:t>
+      </w:r>
+      <w:r>
+        <w:t xml:space="preserve">di</w:t>
+      </w:r>
+      <w:r>
+        <w:t xml:space="preserve"> </w:t>
+      </w:r>
+      <w:r>
+        <w:t xml:space="preserve">halaman masuk situs (email reset dikirim ke alamat guru).</w:t>
       </w:r>
     </w:p>
     <w:p>
@@ -2205,19 +2447,54 @@
         <w:pStyle w:val="BodyText"/>
       </w:pPr>
       <w:r>
-        <w:t xml:space="preserve">Batas yang perlu diketahui [Pasti]: undian permainan berjalan di perangkat siswa. Aturan ini mencegah p</w:t>
-      </w:r>
-      <w:r>
-        <w:t xml:space="preserve"> </w:t>
-      </w:r>
-      <w:r>
-        <w:t xml:space="preserve">dipalsukan, tetapi siswa yang paham alat developer browser masih bisa mengirim hasil menang/kalah palsu.</w:t>
-      </w:r>
-      <w:r>
-        <w:t xml:space="preserve"> </w:t>
-      </w:r>
-      <w:r>
-        <w:t xml:space="preserve">Untuk LKPD yang menilai penalaran, ini dapat diterima.</w:t>
+        <w:t xml:space="preserve">Untuk mencabut akses guru, hapus dokumennya dari koleksi</w:t>
+      </w:r>
+      <w:r>
+        <w:t xml:space="preserve"> </w:t>
+      </w:r>
+      <w:r>
+        <w:rPr>
+          <w:rStyle w:val="VerbatimChar"/>
+        </w:rPr>
+        <w:t xml:space="preserve">guru</w:t>
+      </w:r>
+      <w:r>
+        <w:t xml:space="preserve">. Untuk menghapus akunnya sama sekali, hapus</w:t>
+      </w:r>
+      <w:r>
+        <w:t xml:space="preserve"> </w:t>
+      </w:r>
+      <w:r>
+        <w:t xml:space="preserve">juga dari</w:t>
+      </w:r>
+      <w:r>
+        <w:t xml:space="preserve"> </w:t>
+      </w:r>
+      <w:r>
+        <w:rPr>
+          <w:bCs/>
+          <w:b/>
+        </w:rPr>
+        <w:t xml:space="preserve">Authentication</w:t>
+      </w:r>
+      <w:r>
+        <w:t xml:space="preserve"> </w:t>
+      </w:r>
+      <w:r>
+        <w:t xml:space="preserve">→</w:t>
+      </w:r>
+      <w:r>
+        <w:t xml:space="preserve"> </w:t>
+      </w:r>
+      <w:r>
+        <w:rPr>
+          <w:bCs/>
+          <w:b/>
+        </w:rPr>
+        <w:t xml:space="preserve">Users</w:t>
+      </w:r>
+      <w:r>
+        <w:t xml:space="preserve">.</w:t>
       </w:r>
     </w:p>
     <w:p>
@@ -2227,14 +2504,15 @@
         </w:pict>
       </w:r>
     </w:p>
-    <w:bookmarkEnd w:id="26"/>
-    <w:bookmarkStart w:id="27" w:name="bagian-6.-mendaftarkan-akun-guru"/>
+    <w:bookmarkEnd w:id="30"/>
+    <w:bookmarkEnd w:id="31"/>
+    <w:bookmarkStart w:id="32" w:name="X02a12254fcdd9c0d94288a50efdde3811bcb17c"/>
     <w:p>
       <w:pPr>
         <w:pStyle w:val="Heading2"/>
       </w:pPr>
       <w:r>
-        <w:t xml:space="preserve">Bagian 6. Mendaftarkan akun guru</w:t>
+        <w:t xml:space="preserve">Bagian 7. Menguji aturan sebelum dipakai siswa</w:t>
       </w:r>
     </w:p>
     <w:p>
@@ -2242,367 +2520,6 @@
         <w:pStyle w:val="FirstParagraph"/>
       </w:pPr>
       <w:r>
-        <w:t xml:space="preserve">Akun guru dikenali dari dokumen di koleksi</w:t>
-      </w:r>
-      <w:r>
-        <w:t xml:space="preserve"> </w:t>
-      </w:r>
-      <w:r>
-        <w:rPr>
-          <w:rStyle w:val="VerbatimChar"/>
-        </w:rPr>
-        <w:t xml:space="preserve">guru</w:t>
-      </w:r>
-      <w:r>
-        <w:t xml:space="preserve">. Email guru tidak ditulis di kode, jadi tidak terbuka di</w:t>
-      </w:r>
-      <w:r>
-        <w:t xml:space="preserve"> </w:t>
-      </w:r>
-      <w:r>
-        <w:t xml:space="preserve">repository.</w:t>
-      </w:r>
-    </w:p>
-    <w:p>
-      <w:pPr>
-        <w:numPr>
-          <w:ilvl w:val="0"/>
-          <w:numId w:val="1009"/>
-        </w:numPr>
-        <w:pStyle w:val="Compact"/>
-      </w:pPr>
-      <w:r>
-        <w:rPr>
-          <w:bCs/>
-          <w:b/>
-        </w:rPr>
-        <w:t xml:space="preserve">Firestore Database</w:t>
-      </w:r>
-      <w:r>
-        <w:t xml:space="preserve"> </w:t>
-      </w:r>
-      <w:r>
-        <w:t xml:space="preserve">→ tab</w:t>
-      </w:r>
-      <w:r>
-        <w:t xml:space="preserve"> </w:t>
-      </w:r>
-      <w:r>
-        <w:rPr>
-          <w:bCs/>
-          <w:b/>
-        </w:rPr>
-        <w:t xml:space="preserve">Data</w:t>
-      </w:r>
-      <w:r>
-        <w:t xml:space="preserve"> </w:t>
-      </w:r>
-      <w:r>
-        <w:t xml:space="preserve">→</w:t>
-      </w:r>
-      <w:r>
-        <w:t xml:space="preserve"> </w:t>
-      </w:r>
-      <w:r>
-        <w:rPr>
-          <w:bCs/>
-          <w:b/>
-        </w:rPr>
-        <w:t xml:space="preserve">Start collection</w:t>
-      </w:r>
-      <w:r>
-        <w:t xml:space="preserve">.</w:t>
-      </w:r>
-    </w:p>
-    <w:p>
-      <w:pPr>
-        <w:numPr>
-          <w:ilvl w:val="0"/>
-          <w:numId w:val="1009"/>
-        </w:numPr>
-        <w:pStyle w:val="Compact"/>
-      </w:pPr>
-      <w:r>
-        <w:rPr>
-          <w:bCs/>
-          <w:b/>
-        </w:rPr>
-        <w:t xml:space="preserve">Collection ID</w:t>
-      </w:r>
-      <w:r>
-        <w:t xml:space="preserve">:</w:t>
-      </w:r>
-      <w:r>
-        <w:t xml:space="preserve"> </w:t>
-      </w:r>
-      <w:r>
-        <w:rPr>
-          <w:rStyle w:val="VerbatimChar"/>
-        </w:rPr>
-        <w:t xml:space="preserve">guru</w:t>
-      </w:r>
-      <w:r>
-        <w:t xml:space="preserve"> </w:t>
-      </w:r>
-      <w:r>
-        <w:t xml:space="preserve">→</w:t>
-      </w:r>
-      <w:r>
-        <w:t xml:space="preserve"> </w:t>
-      </w:r>
-      <w:r>
-        <w:rPr>
-          <w:bCs/>
-          <w:b/>
-        </w:rPr>
-        <w:t xml:space="preserve">Next</w:t>
-      </w:r>
-      <w:r>
-        <w:t xml:space="preserve">.</w:t>
-      </w:r>
-    </w:p>
-    <w:p>
-      <w:pPr>
-        <w:numPr>
-          <w:ilvl w:val="0"/>
-          <w:numId w:val="1009"/>
-        </w:numPr>
-        <w:pStyle w:val="Compact"/>
-      </w:pPr>
-      <w:r>
-        <w:rPr>
-          <w:bCs/>
-          <w:b/>
-        </w:rPr>
-        <w:t xml:space="preserve">Document ID</w:t>
-      </w:r>
-      <w:r>
-        <w:t xml:space="preserve">: isi email guru pertama, huruf kecil semua, misalnya</w:t>
-      </w:r>
-      <w:r>
-        <w:t xml:space="preserve"> </w:t>
-      </w:r>
-      <w:r>
-        <w:rPr>
-          <w:rStyle w:val="VerbatimChar"/>
-        </w:rPr>
-        <w:t xml:space="preserve">guru.satu@gmail.com</w:t>
-      </w:r>
-      <w:r>
-        <w:t xml:space="preserve">.</w:t>
-      </w:r>
-      <w:r>
-        <w:t xml:space="preserve"> </w:t>
-      </w:r>
-      <w:r>
-        <w:t xml:space="preserve">(Jangan pakai</w:t>
-      </w:r>
-      <w:r>
-        <w:t xml:space="preserve"> </w:t>
-      </w:r>
-      <w:r>
-        <w:rPr>
-          <w:bCs/>
-          <w:b/>
-        </w:rPr>
-        <w:t xml:space="preserve">Auto-ID</w:t>
-      </w:r>
-      <w:r>
-        <w:t xml:space="preserve">.)</w:t>
-      </w:r>
-    </w:p>
-    <w:p>
-      <w:pPr>
-        <w:numPr>
-          <w:ilvl w:val="0"/>
-          <w:numId w:val="1009"/>
-        </w:numPr>
-        <w:pStyle w:val="Compact"/>
-      </w:pPr>
-      <w:r>
-        <w:t xml:space="preserve">Tambahkan satu field:</w:t>
-      </w:r>
-      <w:r>
-        <w:t xml:space="preserve"> </w:t>
-      </w:r>
-      <w:r>
-        <w:rPr>
-          <w:bCs/>
-          <w:b/>
-        </w:rPr>
-        <w:t xml:space="preserve">Field</w:t>
-      </w:r>
-      <w:r>
-        <w:t xml:space="preserve"> </w:t>
-      </w:r>
-      <w:r>
-        <w:rPr>
-          <w:rStyle w:val="VerbatimChar"/>
-        </w:rPr>
-        <w:t xml:space="preserve">nama</w:t>
-      </w:r>
-      <w:r>
-        <w:t xml:space="preserve">,</w:t>
-      </w:r>
-      <w:r>
-        <w:t xml:space="preserve"> </w:t>
-      </w:r>
-      <w:r>
-        <w:rPr>
-          <w:bCs/>
-          <w:b/>
-        </w:rPr>
-        <w:t xml:space="preserve">Type</w:t>
-      </w:r>
-      <w:r>
-        <w:t xml:space="preserve"> </w:t>
-      </w:r>
-      <w:r>
-        <w:t xml:space="preserve">string,</w:t>
-      </w:r>
-      <w:r>
-        <w:t xml:space="preserve"> </w:t>
-      </w:r>
-      <w:r>
-        <w:rPr>
-          <w:bCs/>
-          <w:b/>
-        </w:rPr>
-        <w:t xml:space="preserve">Value</w:t>
-      </w:r>
-      <w:r>
-        <w:t xml:space="preserve"> </w:t>
-      </w:r>
-      <w:r>
-        <w:t xml:space="preserve">nama guru. Tekan</w:t>
-      </w:r>
-      <w:r>
-        <w:t xml:space="preserve"> </w:t>
-      </w:r>
-      <w:r>
-        <w:rPr>
-          <w:bCs/>
-          <w:b/>
-        </w:rPr>
-        <w:t xml:space="preserve">Save</w:t>
-      </w:r>
-      <w:r>
-        <w:t xml:space="preserve">.</w:t>
-      </w:r>
-    </w:p>
-    <w:p>
-      <w:pPr>
-        <w:numPr>
-          <w:ilvl w:val="0"/>
-          <w:numId w:val="1009"/>
-        </w:numPr>
-        <w:pStyle w:val="Compact"/>
-      </w:pPr>
-      <w:r>
-        <w:t xml:space="preserve">Ulangi untuk tiga email guru lainnya: di koleksi</w:t>
-      </w:r>
-      <w:r>
-        <w:t xml:space="preserve"> </w:t>
-      </w:r>
-      <w:r>
-        <w:rPr>
-          <w:rStyle w:val="VerbatimChar"/>
-        </w:rPr>
-        <w:t xml:space="preserve">guru</w:t>
-      </w:r>
-      <w:r>
-        <w:t xml:space="preserve"> </w:t>
-      </w:r>
-      <w:r>
-        <w:t xml:space="preserve">tekan</w:t>
-      </w:r>
-      <w:r>
-        <w:t xml:space="preserve"> </w:t>
-      </w:r>
-      <w:r>
-        <w:rPr>
-          <w:bCs/>
-          <w:b/>
-        </w:rPr>
-        <w:t xml:space="preserve">Add document</w:t>
-      </w:r>
-      <w:r>
-        <w:t xml:space="preserve">, isi Document ID dengan</w:t>
-      </w:r>
-      <w:r>
-        <w:t xml:space="preserve"> </w:t>
-      </w:r>
-      <w:r>
-        <w:t xml:space="preserve">email, tambahkan field</w:t>
-      </w:r>
-      <w:r>
-        <w:t xml:space="preserve"> </w:t>
-      </w:r>
-      <w:r>
-        <w:rPr>
-          <w:rStyle w:val="VerbatimChar"/>
-        </w:rPr>
-        <w:t xml:space="preserve">nama</w:t>
-      </w:r>
-      <w:r>
-        <w:t xml:space="preserve">, lalu</w:t>
-      </w:r>
-      <w:r>
-        <w:t xml:space="preserve"> </w:t>
-      </w:r>
-      <w:r>
-        <w:rPr>
-          <w:bCs/>
-          <w:b/>
-        </w:rPr>
-        <w:t xml:space="preserve">Save</w:t>
-      </w:r>
-      <w:r>
-        <w:t xml:space="preserve">.</w:t>
-      </w:r>
-    </w:p>
-    <w:p>
-      <w:pPr>
-        <w:pStyle w:val="FirstParagraph"/>
-      </w:pPr>
-      <w:r>
-        <w:t xml:space="preserve">Untuk mencabut akses guru, hapus dokumennya dari koleksi</w:t>
-      </w:r>
-      <w:r>
-        <w:t xml:space="preserve"> </w:t>
-      </w:r>
-      <w:r>
-        <w:rPr>
-          <w:rStyle w:val="VerbatimChar"/>
-        </w:rPr>
-        <w:t xml:space="preserve">guru</w:t>
-      </w:r>
-      <w:r>
-        <w:t xml:space="preserve">.</w:t>
-      </w:r>
-    </w:p>
-    <w:p>
-      <w:r>
-        <w:pict>
-          <v:rect style="width:0;height:1.5pt" o:hralign="center" o:hrstd="t" o:hr="t"/>
-        </w:pict>
-      </w:r>
-    </w:p>
-    <w:bookmarkEnd w:id="27"/>
-    <w:bookmarkStart w:id="28" w:name="X02a12254fcdd9c0d94288a50efdde3811bcb17c"/>
-    <w:p>
-      <w:pPr>
-        <w:pStyle w:val="Heading2"/>
-      </w:pPr>
-      <w:r>
-        <w:t xml:space="preserve">Bagian 7. Menguji aturan sebelum dipakai siswa</w:t>
-      </w:r>
-    </w:p>
-    <w:p>
-      <w:pPr>
-        <w:pStyle w:val="FirstParagraph"/>
-      </w:pPr>
-      <w:r>
         <w:t xml:space="preserve">Di tab</w:t>
       </w:r>
       <w:r>
@@ -2629,23 +2546,7 @@
         <w:t xml:space="preserve">Rules Playground</w:t>
       </w:r>
       <w:r>
-        <w:t xml:space="preserve"> </w:t>
-      </w:r>
-      <w:r>
-        <w:t xml:space="preserve">(atau</w:t>
-      </w:r>
-      <w:r>
-        <w:t xml:space="preserve"> </w:t>
-      </w:r>
-      <w:r>
-        <w:rPr>
-          <w:bCs/>
-          <w:b/>
-        </w:rPr>
-        <w:t xml:space="preserve">Develop and test</w:t>
-      </w:r>
-      <w:r>
-        <w:t xml:space="preserve">). Coba skenario berikut:</w:t>
+        <w:t xml:space="preserve">. Coba skenario berikut:</w:t>
       </w:r>
     </w:p>
     <w:tbl>
@@ -3080,7 +2981,7 @@
               <w:jc w:val="left"/>
             </w:pPr>
             <w:r>
-              <w:t xml:space="preserve">Login dengan email yang ada di koleksi</w:t>
+              <w:t xml:space="preserve">Login dengan uid guru (yang ada di koleksi</w:t>
             </w:r>
             <w:r>
               <w:t xml:space="preserve"> </w:t>
@@ -3092,7 +2993,7 @@
               <w:t xml:space="preserve">guru</w:t>
             </w:r>
             <w:r>
-              <w:t xml:space="preserve">,</w:t>
+              <w:t xml:space="preserve">),</w:t>
             </w:r>
             <w:r>
               <w:t xml:space="preserve"> </w:t>
@@ -3152,13 +3053,22 @@
         <w:t xml:space="preserve"> </w:t>
       </w:r>
       <w:r>
-        <w:t xml:space="preserve">dan apakah email guru ditulis persis</w:t>
-      </w:r>
-      <w:r>
-        <w:t xml:space="preserve"> </w:t>
-      </w:r>
-      <w:r>
-        <w:t xml:space="preserve">(huruf kecil) sebagai Document ID.</w:t>
+        <w:t xml:space="preserve">dan apakah Document ID di koleksi</w:t>
+      </w:r>
+      <w:r>
+        <w:t xml:space="preserve"> </w:t>
+      </w:r>
+      <w:r>
+        <w:rPr>
+          <w:rStyle w:val="VerbatimChar"/>
+        </w:rPr>
+        <w:t xml:space="preserve">guru</w:t>
+      </w:r>
+      <w:r>
+        <w:t xml:space="preserve"> </w:t>
+      </w:r>
+      <w:r>
+        <w:t xml:space="preserve">sama persis dengan User UID guru.</w:t>
       </w:r>
     </w:p>
     <w:p>
@@ -3168,14 +3078,242 @@
         </w:pict>
       </w:r>
     </w:p>
-    <w:bookmarkEnd w:id="28"/>
-    <w:bookmarkStart w:id="29" w:name="X3ea85bd7c927a314cb8b71d267679e211a85cce"/>
+    <w:bookmarkEnd w:id="32"/>
+    <w:bookmarkStart w:id="33" w:name="X3ea85bd7c927a314cb8b71d267679e211a85cce"/>
     <w:p>
       <w:pPr>
         <w:pStyle w:val="Heading2"/>
       </w:pPr>
       <w:r>
         <w:t xml:space="preserve">Bagian 8. Menghubungkan dengan situs Vercel</w:t>
+      </w:r>
+    </w:p>
+    <w:p>
+      <w:pPr>
+        <w:numPr>
+          <w:ilvl w:val="0"/>
+          <w:numId w:val="1009"/>
+        </w:numPr>
+        <w:pStyle w:val="Compact"/>
+      </w:pPr>
+      <w:r>
+        <w:t xml:space="preserve">Konfigurasi web sudah diterima pengembang dan akan dimasukkan ke file</w:t>
+      </w:r>
+      <w:r>
+        <w:t xml:space="preserve"> </w:t>
+      </w:r>
+      <w:r>
+        <w:rPr>
+          <w:rStyle w:val="VerbatimChar"/>
+        </w:rPr>
+        <w:t xml:space="preserve">js/firebase-config.js</w:t>
+      </w:r>
+      <w:r>
+        <w:t xml:space="preserve">.</w:t>
+      </w:r>
+    </w:p>
+    <w:p>
+      <w:pPr>
+        <w:numPr>
+          <w:ilvl w:val="0"/>
+          <w:numId w:val="1009"/>
+        </w:numPr>
+        <w:pStyle w:val="Compact"/>
+      </w:pPr>
+      <w:r>
+        <w:t xml:space="preserve">Setelah kode diperbarui dan di-deploy ulang di Vercel, buka situs produksi.</w:t>
+      </w:r>
+    </w:p>
+    <w:p>
+      <w:pPr>
+        <w:numPr>
+          <w:ilvl w:val="0"/>
+          <w:numId w:val="1009"/>
+        </w:numPr>
+        <w:pStyle w:val="Compact"/>
+      </w:pPr>
+      <w:r>
+        <w:t xml:space="preserve">Uji sebagai</w:t>
+      </w:r>
+      <w:r>
+        <w:t xml:space="preserve"> </w:t>
+      </w:r>
+      <w:r>
+        <w:rPr>
+          <w:bCs/>
+          <w:b/>
+        </w:rPr>
+        <w:t xml:space="preserve">siswa</w:t>
+      </w:r>
+      <w:r>
+        <w:t xml:space="preserve">:</w:t>
+      </w:r>
+      <w:r>
+        <w:t xml:space="preserve"> </w:t>
+      </w:r>
+      <w:r>
+        <w:rPr>
+          <w:bCs/>
+          <w:b/>
+        </w:rPr>
+        <w:t xml:space="preserve">Daftar</w:t>
+      </w:r>
+      <w:r>
+        <w:t xml:space="preserve"> </w:t>
+      </w:r>
+      <w:r>
+        <w:t xml:space="preserve">dengan email dan kata sandi → isi nama dan kelas → bermain sampai rekap</w:t>
+      </w:r>
+      <w:r>
+        <w:t xml:space="preserve"> </w:t>
+      </w:r>
+      <w:r>
+        <w:t xml:space="preserve">→ buka LKPD → isi beberapa jawaban → keluar → masuk lagi di perangkat lain dengan email dan kata sandi</w:t>
+      </w:r>
+      <w:r>
+        <w:t xml:space="preserve"> </w:t>
+      </w:r>
+      <w:r>
+        <w:t xml:space="preserve">yang sama → jawaban harus tetap ada.</w:t>
+      </w:r>
+    </w:p>
+    <w:p>
+      <w:pPr>
+        <w:numPr>
+          <w:ilvl w:val="0"/>
+          <w:numId w:val="1009"/>
+        </w:numPr>
+        <w:pStyle w:val="Compact"/>
+      </w:pPr>
+      <w:r>
+        <w:t xml:space="preserve">Uji</w:t>
+      </w:r>
+      <w:r>
+        <w:t xml:space="preserve"> </w:t>
+      </w:r>
+      <w:r>
+        <w:rPr>
+          <w:bCs/>
+          <w:b/>
+        </w:rPr>
+        <w:t xml:space="preserve">Lupa kata sandi</w:t>
+      </w:r>
+      <w:r>
+        <w:t xml:space="preserve">: email reset harus masuk ke kotak masuk (periksa juga folder spam).</w:t>
+      </w:r>
+    </w:p>
+    <w:p>
+      <w:pPr>
+        <w:numPr>
+          <w:ilvl w:val="0"/>
+          <w:numId w:val="1009"/>
+        </w:numPr>
+        <w:pStyle w:val="Compact"/>
+      </w:pPr>
+      <w:r>
+        <w:t xml:space="preserve">Uji sebagai</w:t>
+      </w:r>
+      <w:r>
+        <w:t xml:space="preserve"> </w:t>
+      </w:r>
+      <w:r>
+        <w:rPr>
+          <w:bCs/>
+          <w:b/>
+        </w:rPr>
+        <w:t xml:space="preserve">guru</w:t>
+      </w:r>
+      <w:r>
+        <w:t xml:space="preserve">: masuk dengan akun guru → tombol</w:t>
+      </w:r>
+      <w:r>
+        <w:t xml:space="preserve"> </w:t>
+      </w:r>
+      <w:r>
+        <w:rPr>
+          <w:bCs/>
+          <w:b/>
+        </w:rPr>
+        <w:t xml:space="preserve">Guru</w:t>
+      </w:r>
+      <w:r>
+        <w:t xml:space="preserve"> </w:t>
+      </w:r>
+      <w:r>
+        <w:t xml:space="preserve">muncul → siswa uji terlihat di daftar.</w:t>
+      </w:r>
+    </w:p>
+    <w:p>
+      <w:pPr>
+        <w:numPr>
+          <w:ilvl w:val="0"/>
+          <w:numId w:val="1009"/>
+        </w:numPr>
+        <w:pStyle w:val="Compact"/>
+      </w:pPr>
+      <w:r>
+        <w:t xml:space="preserve">Periksa di</w:t>
+      </w:r>
+      <w:r>
+        <w:t xml:space="preserve"> </w:t>
+      </w:r>
+      <w:r>
+        <w:rPr>
+          <w:bCs/>
+          <w:b/>
+        </w:rPr>
+        <w:t xml:space="preserve">Firestore Database</w:t>
+      </w:r>
+      <w:r>
+        <w:t xml:space="preserve"> </w:t>
+      </w:r>
+      <w:r>
+        <w:t xml:space="preserve">→</w:t>
+      </w:r>
+      <w:r>
+        <w:t xml:space="preserve"> </w:t>
+      </w:r>
+      <w:r>
+        <w:rPr>
+          <w:bCs/>
+          <w:b/>
+        </w:rPr>
+        <w:t xml:space="preserve">Data</w:t>
+      </w:r>
+      <w:r>
+        <w:t xml:space="preserve">: harus muncul koleksi</w:t>
+      </w:r>
+      <w:r>
+        <w:t xml:space="preserve"> </w:t>
+      </w:r>
+      <w:r>
+        <w:rPr>
+          <w:rStyle w:val="VerbatimChar"/>
+        </w:rPr>
+        <w:t xml:space="preserve">users</w:t>
+      </w:r>
+      <w:r>
+        <w:t xml:space="preserve"> </w:t>
+      </w:r>
+      <w:r>
+        <w:t xml:space="preserve">berisi dokumen siswa uji.</w:t>
+      </w:r>
+    </w:p>
+    <w:p>
+      <w:r>
+        <w:pict>
+          <v:rect style="width:0;height:1.5pt" o:hralign="center" o:hrstd="t" o:hr="t"/>
+        </w:pict>
+      </w:r>
+    </w:p>
+    <w:bookmarkEnd w:id="33"/>
+    <w:bookmarkStart w:id="35" w:name="Xd3ef1e65914f26c6ac80088b47b5589c95c3fa3"/>
+    <w:p>
+      <w:pPr>
+        <w:pStyle w:val="Heading2"/>
+      </w:pPr>
+      <w:r>
+        <w:t xml:space="preserve">Bagian 9. Pemantauan kuota dan pemeliharaan</w:t>
       </w:r>
     </w:p>
     <w:p>
@@ -3187,34 +3325,29 @@
         <w:pStyle w:val="Compact"/>
       </w:pPr>
       <w:r>
-        <w:t xml:space="preserve">Kirim keenam nilai</w:t>
-      </w:r>
-      <w:r>
-        <w:t xml:space="preserve"> </w:t>
-      </w:r>
-      <w:r>
-        <w:rPr>
-          <w:rStyle w:val="VerbatimChar"/>
-        </w:rPr>
-        <w:t xml:space="preserve">firebaseConfig</w:t>
-      </w:r>
-      <w:r>
-        <w:t xml:space="preserve"> </w:t>
-      </w:r>
-      <w:r>
-        <w:t xml:space="preserve">(Bagian 2) kepada pengembang. Pengembang memasukkannya ke file</w:t>
-      </w:r>
-      <w:r>
-        <w:t xml:space="preserve"> </w:t>
-      </w:r>
-      <w:r>
-        <w:rPr>
-          <w:rStyle w:val="VerbatimChar"/>
-        </w:rPr>
-        <w:t xml:space="preserve">js/firebase-config.js</w:t>
-      </w:r>
-      <w:r>
-        <w:t xml:space="preserve">.</w:t>
+        <w:t xml:space="preserve">Paket</w:t>
+      </w:r>
+      <w:r>
+        <w:t xml:space="preserve"> </w:t>
+      </w:r>
+      <w:r>
+        <w:rPr>
+          <w:bCs/>
+          <w:b/>
+        </w:rPr>
+        <w:t xml:space="preserve">Spark</w:t>
+      </w:r>
+      <w:r>
+        <w:t xml:space="preserve"> </w:t>
+      </w:r>
+      <w:r>
+        <w:t xml:space="preserve">gratis. Kuota harian Firestore menurut dokumentasi resmi: 50.000 baca dan 20.000 tulis.</w:t>
+      </w:r>
+      <w:r>
+        <w:t xml:space="preserve"> </w:t>
+      </w:r>
+      <w:r>
+        <w:t xml:space="preserve">Jika terlampaui, layanan berhenti sementara sampai periode berikutnya, bukan ditagih.</w:t>
       </w:r>
     </w:p>
     <w:p>
@@ -3226,7 +3359,36 @@
         <w:pStyle w:val="Compact"/>
       </w:pPr>
       <w:r>
-        <w:t xml:space="preserve">Setelah kode diperbarui dan di-deploy ulang di Vercel, buka situs produksi.</w:t>
+        <w:t xml:space="preserve">Lihat pemakaian di</w:t>
+      </w:r>
+      <w:r>
+        <w:t xml:space="preserve"> </w:t>
+      </w:r>
+      <w:r>
+        <w:rPr>
+          <w:bCs/>
+          <w:b/>
+        </w:rPr>
+        <w:t xml:space="preserve">Firestore Database</w:t>
+      </w:r>
+      <w:r>
+        <w:t xml:space="preserve"> </w:t>
+      </w:r>
+      <w:r>
+        <w:t xml:space="preserve">→ tab</w:t>
+      </w:r>
+      <w:r>
+        <w:t xml:space="preserve"> </w:t>
+      </w:r>
+      <w:r>
+        <w:rPr>
+          <w:bCs/>
+          <w:b/>
+        </w:rPr>
+        <w:t xml:space="preserve">Usage</w:t>
+      </w:r>
+      <w:r>
+        <w:t xml:space="preserve">.</w:t>
       </w:r>
     </w:p>
     <w:p>
@@ -3238,35 +3400,13 @@
         <w:pStyle w:val="Compact"/>
       </w:pPr>
       <w:r>
-        <w:t xml:space="preserve">Uji sebagai</w:t>
-      </w:r>
-      <w:r>
-        <w:t xml:space="preserve"> </w:t>
-      </w:r>
-      <w:r>
-        <w:rPr>
-          <w:bCs/>
-          <w:b/>
-        </w:rPr>
-        <w:t xml:space="preserve">siswa</w:t>
-      </w:r>
-      <w:r>
-        <w:t xml:space="preserve"> </w:t>
-      </w:r>
-      <w:r>
-        <w:t xml:space="preserve">(akun yang bukan guru): masuk dengan Google → isi nama dan kelas → bermain sampai</w:t>
-      </w:r>
-      <w:r>
-        <w:t xml:space="preserve"> </w:t>
-      </w:r>
-      <w:r>
-        <w:t xml:space="preserve">rekap → buka LKPD → isi beberapa jawaban → buka situs di perangkat lain dengan akun yang sama → jawaban</w:t>
-      </w:r>
-      <w:r>
-        <w:t xml:space="preserve"> </w:t>
-      </w:r>
-      <w:r>
-        <w:t xml:space="preserve">harus tetap ada.</w:t>
+        <w:t xml:space="preserve">Perkiraan [Dugaan]: satu siswa memakai sekitar 50 sampai 100 tulis untuk bermain dan mengerjakan LKPD, jika</w:t>
+      </w:r>
+      <w:r>
+        <w:t xml:space="preserve"> </w:t>
+      </w:r>
+      <w:r>
+        <w:t xml:space="preserve">jawaban disimpan saat pindah kolom.</w:t>
       </w:r>
     </w:p>
     <w:p>
@@ -3278,20 +3418,39 @@
         <w:pStyle w:val="Compact"/>
       </w:pPr>
       <w:r>
-        <w:t xml:space="preserve">Uji sebagai</w:t>
-      </w:r>
-      <w:r>
-        <w:t xml:space="preserve"> </w:t>
-      </w:r>
-      <w:r>
-        <w:rPr>
-          <w:bCs/>
-          <w:b/>
-        </w:rPr>
-        <w:t xml:space="preserve">guru</w:t>
-      </w:r>
-      <w:r>
-        <w:t xml:space="preserve">: masuk dengan email guru → tab Guru muncul → siswa uji terlihat di daftar.</w:t>
+        <w:rPr>
+          <w:bCs/>
+          <w:b/>
+        </w:rPr>
+        <w:t xml:space="preserve">Jangan</w:t>
+      </w:r>
+      <w:r>
+        <w:t xml:space="preserve"> </w:t>
+      </w:r>
+      <w:r>
+        <w:t xml:space="preserve">menekan upgrade ke paket</w:t>
+      </w:r>
+      <w:r>
+        <w:t xml:space="preserve"> </w:t>
+      </w:r>
+      <w:r>
+        <w:rPr>
+          <w:bCs/>
+          <w:b/>
+        </w:rPr>
+        <w:t xml:space="preserve">Blaze</w:t>
+      </w:r>
+      <w:r>
+        <w:t xml:space="preserve"> </w:t>
+      </w:r>
+      <w:r>
+        <w:t xml:space="preserve">kecuali memang diperlukan; Blaze memerlukan kartu kredit dan</w:t>
+      </w:r>
+      <w:r>
+        <w:t xml:space="preserve"> </w:t>
+      </w:r>
+      <w:r>
+        <w:t xml:space="preserve">bisa menimbulkan tagihan.</w:t>
       </w:r>
     </w:p>
     <w:p>
@@ -3303,17 +3462,17 @@
         <w:pStyle w:val="Compact"/>
       </w:pPr>
       <w:r>
-        <w:t xml:space="preserve">Periksa di</w:t>
-      </w:r>
-      <w:r>
-        <w:t xml:space="preserve"> </w:t>
-      </w:r>
-      <w:r>
-        <w:rPr>
-          <w:bCs/>
-          <w:b/>
-        </w:rPr>
-        <w:t xml:space="preserve">Firestore Database</w:t>
+        <w:t xml:space="preserve">Pengguna yang lupa kata sandi dan tidak memakai email aktif bisa dibantu pemilik:</w:t>
+      </w:r>
+      <w:r>
+        <w:t xml:space="preserve"> </w:t>
+      </w:r>
+      <w:r>
+        <w:rPr>
+          <w:bCs/>
+          <w:b/>
+        </w:rPr>
+        <w:t xml:space="preserve">Authentication</w:t>
       </w:r>
       <w:r>
         <w:t xml:space="preserve"> </w:t>
@@ -3329,10 +3488,62 @@
           <w:bCs/>
           <w:b/>
         </w:rPr>
-        <w:t xml:space="preserve">Data</w:t>
-      </w:r>
-      <w:r>
-        <w:t xml:space="preserve">: harus muncul koleksi</w:t>
+        <w:t xml:space="preserve">Users</w:t>
+      </w:r>
+      <w:r>
+        <w:t xml:space="preserve"> </w:t>
+      </w:r>
+      <w:r>
+        <w:t xml:space="preserve">→ menu titik tiga pada akun itu →</w:t>
+      </w:r>
+      <w:r>
+        <w:t xml:space="preserve"> </w:t>
+      </w:r>
+      <w:r>
+        <w:rPr>
+          <w:bCs/>
+          <w:b/>
+        </w:rPr>
+        <w:t xml:space="preserve">Reset password</w:t>
+      </w:r>
+      <w:r>
+        <w:t xml:space="preserve"> </w:t>
+      </w:r>
+      <w:r>
+        <w:t xml:space="preserve">atau hapus akun agar siswa mendaftar ulang.</w:t>
+      </w:r>
+    </w:p>
+    <w:bookmarkStart w:id="34" w:name="X01fe729e24446107a9d81b9706e23f43c598efb"/>
+    <w:p>
+      <w:pPr>
+        <w:pStyle w:val="Heading3"/>
+      </w:pPr>
+      <w:r>
+        <w:t xml:space="preserve">Opsional: membatasi kunci API ke domain situs</w:t>
+      </w:r>
+    </w:p>
+    <w:p>
+      <w:pPr>
+        <w:pStyle w:val="FirstParagraph"/>
+      </w:pPr>
+      <w:r>
+        <w:t xml:space="preserve">[Kemungkinan Besar] Buka</w:t>
+      </w:r>
+      <w:r>
+        <w:t xml:space="preserve"> </w:t>
+      </w:r>
+      <w:r>
+        <w:rPr>
+          <w:bCs/>
+          <w:b/>
+        </w:rPr>
+        <w:t xml:space="preserve">https://console.cloud.google.com</w:t>
+      </w:r>
+      <w:r>
+        <w:t xml:space="preserve"> </w:t>
+      </w:r>
+      <w:r>
+        <w:t xml:space="preserve">→ proyek</w:t>
       </w:r>
       <w:r>
         <w:t xml:space="preserve"> </w:t>
@@ -3341,13 +3552,154 @@
         <w:rPr>
           <w:rStyle w:val="VerbatimChar"/>
         </w:rPr>
-        <w:t xml:space="preserve">users</w:t>
-      </w:r>
-      <w:r>
-        <w:t xml:space="preserve"> </w:t>
-      </w:r>
-      <w:r>
-        <w:t xml:space="preserve">berisi dokumen siswa uji.</w:t>
+        <w:t xml:space="preserve">bernoulliadventure</w:t>
+      </w:r>
+      <w:r>
+        <w:t xml:space="preserve"> </w:t>
+      </w:r>
+      <w:r>
+        <w:t xml:space="preserve">→</w:t>
+      </w:r>
+      <w:r>
+        <w:t xml:space="preserve"> </w:t>
+      </w:r>
+      <w:r>
+        <w:rPr>
+          <w:bCs/>
+          <w:b/>
+        </w:rPr>
+        <w:t xml:space="preserve">APIs &amp;</w:t>
+      </w:r>
+      <w:r>
+        <w:rPr>
+          <w:bCs/>
+          <w:b/>
+        </w:rPr>
+        <w:t xml:space="preserve"> </w:t>
+      </w:r>
+      <w:r>
+        <w:rPr>
+          <w:bCs/>
+          <w:b/>
+        </w:rPr>
+        <w:t xml:space="preserve">Services</w:t>
+      </w:r>
+      <w:r>
+        <w:t xml:space="preserve"> </w:t>
+      </w:r>
+      <w:r>
+        <w:t xml:space="preserve">→</w:t>
+      </w:r>
+      <w:r>
+        <w:t xml:space="preserve"> </w:t>
+      </w:r>
+      <w:r>
+        <w:rPr>
+          <w:bCs/>
+          <w:b/>
+        </w:rPr>
+        <w:t xml:space="preserve">Credentials</w:t>
+      </w:r>
+      <w:r>
+        <w:t xml:space="preserve"> </w:t>
+      </w:r>
+      <w:r>
+        <w:t xml:space="preserve">→ kunci</w:t>
+      </w:r>
+      <w:r>
+        <w:t xml:space="preserve"> </w:t>
+      </w:r>
+      <w:r>
+        <w:t xml:space="preserve">“</w:t>
+      </w:r>
+      <w:r>
+        <w:t xml:space="preserve">Browser key (auto created by Firebase)</w:t>
+      </w:r>
+      <w:r>
+        <w:t xml:space="preserve">”</w:t>
+      </w:r>
+      <w:r>
+        <w:t xml:space="preserve"> </w:t>
+      </w:r>
+      <w:r>
+        <w:t xml:space="preserve">→</w:t>
+      </w:r>
+      <w:r>
+        <w:t xml:space="preserve"> </w:t>
+      </w:r>
+      <w:r>
+        <w:rPr>
+          <w:bCs/>
+          <w:b/>
+        </w:rPr>
+        <w:t xml:space="preserve">Application</w:t>
+      </w:r>
+      <w:r>
+        <w:rPr>
+          <w:bCs/>
+          <w:b/>
+        </w:rPr>
+        <w:t xml:space="preserve"> </w:t>
+      </w:r>
+      <w:r>
+        <w:rPr>
+          <w:bCs/>
+          <w:b/>
+        </w:rPr>
+        <w:t xml:space="preserve">restrictions</w:t>
+      </w:r>
+      <w:r>
+        <w:t xml:space="preserve">:</w:t>
+      </w:r>
+      <w:r>
+        <w:t xml:space="preserve"> </w:t>
+      </w:r>
+      <w:r>
+        <w:rPr>
+          <w:bCs/>
+          <w:b/>
+        </w:rPr>
+        <w:t xml:space="preserve">Websites</w:t>
+      </w:r>
+      <w:r>
+        <w:t xml:space="preserve"> </w:t>
+      </w:r>
+      <w:r>
+        <w:t xml:space="preserve">→ tambahkan</w:t>
+      </w:r>
+      <w:r>
+        <w:t xml:space="preserve"> </w:t>
+      </w:r>
+      <w:r>
+        <w:rPr>
+          <w:rStyle w:val="VerbatimChar"/>
+        </w:rPr>
+        <w:t xml:space="preserve">https://adventure-bernoulli.vercel.app/*</w:t>
+      </w:r>
+      <w:r>
+        <w:t xml:space="preserve"> </w:t>
+      </w:r>
+      <w:r>
+        <w:t xml:space="preserve">→</w:t>
+      </w:r>
+      <w:r>
+        <w:t xml:space="preserve"> </w:t>
+      </w:r>
+      <w:r>
+        <w:rPr>
+          <w:bCs/>
+          <w:b/>
+        </w:rPr>
+        <w:t xml:space="preserve">Save</w:t>
+      </w:r>
+      <w:r>
+        <w:t xml:space="preserve">. Lakukan</w:t>
+      </w:r>
+      <w:r>
+        <w:t xml:space="preserve"> </w:t>
+      </w:r>
+      <w:r>
+        <w:t xml:space="preserve">setelah semua uji berhasil; jika login gagal setelah langkah ini, periksa daftar domainnya.</w:t>
       </w:r>
     </w:p>
     <w:p>
@@ -3357,160 +3709,15 @@
         </w:pict>
       </w:r>
     </w:p>
-    <w:bookmarkEnd w:id="29"/>
-    <w:bookmarkStart w:id="31" w:name="Xd3ef1e65914f26c6ac80088b47b5589c95c3fa3"/>
+    <w:bookmarkEnd w:id="34"/>
+    <w:bookmarkEnd w:id="35"/>
+    <w:bookmarkStart w:id="36" w:name="bagian-10.-data-pribadi-siswa"/>
     <w:p>
       <w:pPr>
         <w:pStyle w:val="Heading2"/>
       </w:pPr>
       <w:r>
-        <w:t xml:space="preserve">Bagian 9. Pemantauan kuota dan pemeliharaan</w:t>
-      </w:r>
-    </w:p>
-    <w:p>
-      <w:pPr>
-        <w:numPr>
-          <w:ilvl w:val="0"/>
-          <w:numId w:val="1011"/>
-        </w:numPr>
-        <w:pStyle w:val="Compact"/>
-      </w:pPr>
-      <w:r>
-        <w:t xml:space="preserve">Paket</w:t>
-      </w:r>
-      <w:r>
-        <w:t xml:space="preserve"> </w:t>
-      </w:r>
-      <w:r>
-        <w:rPr>
-          <w:bCs/>
-          <w:b/>
-        </w:rPr>
-        <w:t xml:space="preserve">Spark</w:t>
-      </w:r>
-      <w:r>
-        <w:t xml:space="preserve"> </w:t>
-      </w:r>
-      <w:r>
-        <w:t xml:space="preserve">gratis. Kuota harian Firestore menurut dokumentasi resmi: 50.000 baca dan 20.000 tulis.</w:t>
-      </w:r>
-      <w:r>
-        <w:t xml:space="preserve"> </w:t>
-      </w:r>
-      <w:r>
-        <w:t xml:space="preserve">Jika terlampaui, layanan berhenti sementara sampai periode berikutnya, bukan ditagih.</w:t>
-      </w:r>
-    </w:p>
-    <w:p>
-      <w:pPr>
-        <w:numPr>
-          <w:ilvl w:val="0"/>
-          <w:numId w:val="1011"/>
-        </w:numPr>
-        <w:pStyle w:val="Compact"/>
-      </w:pPr>
-      <w:r>
-        <w:t xml:space="preserve">Lihat pemakaian di</w:t>
-      </w:r>
-      <w:r>
-        <w:t xml:space="preserve"> </w:t>
-      </w:r>
-      <w:r>
-        <w:rPr>
-          <w:bCs/>
-          <w:b/>
-        </w:rPr>
-        <w:t xml:space="preserve">Firestore Database</w:t>
-      </w:r>
-      <w:r>
-        <w:t xml:space="preserve"> </w:t>
-      </w:r>
-      <w:r>
-        <w:t xml:space="preserve">→ tab</w:t>
-      </w:r>
-      <w:r>
-        <w:t xml:space="preserve"> </w:t>
-      </w:r>
-      <w:r>
-        <w:rPr>
-          <w:bCs/>
-          <w:b/>
-        </w:rPr>
-        <w:t xml:space="preserve">Usage</w:t>
-      </w:r>
-      <w:r>
-        <w:t xml:space="preserve">.</w:t>
-      </w:r>
-    </w:p>
-    <w:p>
-      <w:pPr>
-        <w:numPr>
-          <w:ilvl w:val="0"/>
-          <w:numId w:val="1011"/>
-        </w:numPr>
-        <w:pStyle w:val="Compact"/>
-      </w:pPr>
-      <w:r>
-        <w:t xml:space="preserve">Perkiraan [Dugaan]: satu siswa memakai sekitar 50 sampai 100 tulis untuk bermain dan mengerjakan LKPD,</w:t>
-      </w:r>
-      <w:r>
-        <w:t xml:space="preserve"> </w:t>
-      </w:r>
-      <w:r>
-        <w:t xml:space="preserve">jika jawaban disimpan saat pindah kolom. Satu angkatan beberapa kelas masih jauh di bawah batas harian.</w:t>
-      </w:r>
-    </w:p>
-    <w:p>
-      <w:pPr>
-        <w:numPr>
-          <w:ilvl w:val="0"/>
-          <w:numId w:val="1011"/>
-        </w:numPr>
-        <w:pStyle w:val="Compact"/>
-      </w:pPr>
-      <w:r>
-        <w:rPr>
-          <w:bCs/>
-          <w:b/>
-        </w:rPr>
-        <w:t xml:space="preserve">Jangan</w:t>
-      </w:r>
-      <w:r>
-        <w:t xml:space="preserve"> </w:t>
-      </w:r>
-      <w:r>
-        <w:t xml:space="preserve">menekan tombol upgrade ke paket</w:t>
-      </w:r>
-      <w:r>
-        <w:t xml:space="preserve"> </w:t>
-      </w:r>
-      <w:r>
-        <w:rPr>
-          <w:bCs/>
-          <w:b/>
-        </w:rPr>
-        <w:t xml:space="preserve">Blaze</w:t>
-      </w:r>
-      <w:r>
-        <w:t xml:space="preserve"> </w:t>
-      </w:r>
-      <w:r>
-        <w:t xml:space="preserve">kecuali memang diperlukan; Blaze memerlukan kartu</w:t>
-      </w:r>
-      <w:r>
-        <w:t xml:space="preserve"> </w:t>
-      </w:r>
-      <w:r>
-        <w:t xml:space="preserve">kredit dan bisa menimbulkan tagihan.</w:t>
-      </w:r>
-    </w:p>
-    <w:bookmarkStart w:id="30" w:name="X01fe729e24446107a9d81b9706e23f43c598efb"/>
-    <w:p>
-      <w:pPr>
-        <w:pStyle w:val="Heading3"/>
-      </w:pPr>
-      <w:r>
-        <w:t xml:space="preserve">Opsional: membatasi kunci API ke domain situs</w:t>
+        <w:t xml:space="preserve">Bagian 10. Data pribadi siswa</w:t>
       </w:r>
     </w:p>
     <w:p>
@@ -3518,123 +3725,78 @@
         <w:pStyle w:val="FirstParagraph"/>
       </w:pPr>
       <w:r>
-        <w:t xml:space="preserve">Lapisan pengaman tambahan [Kemungkinan Besar]: buka</w:t>
-      </w:r>
-      <w:r>
-        <w:t xml:space="preserve"> </w:t>
-      </w:r>
-      <w:r>
-        <w:rPr>
-          <w:bCs/>
-          <w:b/>
-        </w:rPr>
-        <w:t xml:space="preserve">https://console.cloud.google.com</w:t>
-      </w:r>
-      <w:r>
-        <w:t xml:space="preserve"> </w:t>
-      </w:r>
-      <w:r>
-        <w:t xml:space="preserve">→ pilih proyek yang</w:t>
-      </w:r>
-      <w:r>
-        <w:t xml:space="preserve"> </w:t>
-      </w:r>
-      <w:r>
-        <w:t xml:space="preserve">sama →</w:t>
-      </w:r>
-      <w:r>
-        <w:t xml:space="preserve"> </w:t>
-      </w:r>
-      <w:r>
-        <w:rPr>
-          <w:bCs/>
-          <w:b/>
-        </w:rPr>
-        <w:t xml:space="preserve">APIs &amp; Services</w:t>
-      </w:r>
-      <w:r>
-        <w:t xml:space="preserve"> </w:t>
-      </w:r>
-      <w:r>
-        <w:t xml:space="preserve">→</w:t>
-      </w:r>
-      <w:r>
-        <w:t xml:space="preserve"> </w:t>
-      </w:r>
-      <w:r>
-        <w:rPr>
-          <w:bCs/>
-          <w:b/>
-        </w:rPr>
-        <w:t xml:space="preserve">Credentials</w:t>
-      </w:r>
-      <w:r>
-        <w:t xml:space="preserve"> </w:t>
-      </w:r>
-      <w:r>
-        <w:t xml:space="preserve">→ pilih kunci</w:t>
-      </w:r>
-      <w:r>
-        <w:t xml:space="preserve"> </w:t>
-      </w:r>
-      <w:r>
-        <w:t xml:space="preserve">“</w:t>
-      </w:r>
-      <w:r>
-        <w:t xml:space="preserve">Browser key (auto created by Firebase)</w:t>
-      </w:r>
-      <w:r>
-        <w:t xml:space="preserve">”</w:t>
-      </w:r>
-      <w:r>
-        <w:t xml:space="preserve"> </w:t>
-      </w:r>
-      <w:r>
-        <w:t xml:space="preserve">→</w:t>
-      </w:r>
-      <w:r>
-        <w:t xml:space="preserve"> </w:t>
-      </w:r>
-      <w:r>
-        <w:rPr>
-          <w:bCs/>
-          <w:b/>
-        </w:rPr>
-        <w:t xml:space="preserve">Application restrictions</w:t>
-      </w:r>
-      <w:r>
-        <w:t xml:space="preserve">:</w:t>
-      </w:r>
-      <w:r>
-        <w:t xml:space="preserve"> </w:t>
-      </w:r>
-      <w:r>
-        <w:rPr>
-          <w:bCs/>
-          <w:b/>
-        </w:rPr>
-        <w:t xml:space="preserve">Websites</w:t>
-      </w:r>
-      <w:r>
-        <w:t xml:space="preserve"> </w:t>
-      </w:r>
-      <w:r>
-        <w:t xml:space="preserve">→ tambahkan</w:t>
-      </w:r>
-      <w:r>
-        <w:t xml:space="preserve"> </w:t>
+        <w:t xml:space="preserve">Data yang tersimpan: email, nama, kelas, hasil permainan, dan jawaban LKPD. Kata sandi tidak disimpan di</w:t>
+      </w:r>
+      <w:r>
+        <w:t xml:space="preserve"> </w:t>
+      </w:r>
+      <w:r>
+        <w:t xml:space="preserve">database; Firebase Authentication menyimpannya dalam bentuk tersandi dan pengembang maupun guru tidak bisa</w:t>
+      </w:r>
+      <w:r>
+        <w:t xml:space="preserve"> </w:t>
+      </w:r>
+      <w:r>
+        <w:t xml:space="preserve">membacanya. Siswa kelas XII umumnya masih di bawah 18 tahun; Pasal 25 UU 27/2022 tentang Pelindungan Data</w:t>
+      </w:r>
+      <w:r>
+        <w:t xml:space="preserve"> </w:t>
+      </w:r>
+      <w:r>
+        <w:t xml:space="preserve">Pribadi mewajibkan persetujuan orang tua atau wali untuk pemrosesan data pribadi anak. Izin diurus kelompok</w:t>
+      </w:r>
+      <w:r>
+        <w:t xml:space="preserve"> </w:t>
+      </w:r>
+      <w:r>
+        <w:t xml:space="preserve">sebelum situs dipakai siswa.</w:t>
+      </w:r>
+    </w:p>
+    <w:p>
+      <w:pPr>
+        <w:pStyle w:val="BodyText"/>
+      </w:pPr>
+      <w:r>
+        <w:t xml:space="preserve">Setelah penelitian selesai, data bisa diunduh guru (CSV), lalu dihapus dari Firestore dan Authentication.</w:t>
+      </w:r>
+    </w:p>
+    <w:p>
+      <w:r>
+        <w:br w:type="page"/>
+      </w:r>
+    </w:p>
+    <w:bookmarkEnd w:id="36"/>
+    <w:bookmarkEnd w:id="37"/>
+    <w:bookmarkStart w:id="52" w:name="X3f50b64f592b94cc801c2c55ebd7f1cc98f7884"/>
+    <w:p>
+      <w:pPr>
+        <w:pStyle w:val="Heading1"/>
+      </w:pPr>
+      <w:r>
+        <w:t xml:space="preserve">Spesifikasi Fitur: Login, LKPD Digital, dan Akun Guru</w:t>
+      </w:r>
+    </w:p>
+    <w:p>
+      <w:pPr>
+        <w:pStyle w:val="FirstParagraph"/>
+      </w:pPr>
+      <w:r>
+        <w:t xml:space="preserve">Acuan pengodean nanti. Isi LKPD mengikuti draf kelompok (</w:t>
       </w:r>
       <w:r>
         <w:rPr>
           <w:rStyle w:val="VerbatimChar"/>
         </w:rPr>
-        <w:t xml:space="preserve">https://adventure-bernoulli.vercel.app/*</w:t>
-      </w:r>
-      <w:r>
-        <w:t xml:space="preserve"> </w:t>
-      </w:r>
-      <w:r>
-        <w:t xml:space="preserve">dan</w:t>
+        <w:t xml:space="preserve">LKPD-Distribusi-Bernoulli.pdf</w:t>
+      </w:r>
+      <w:r>
+        <w:t xml:space="preserve">, 6 halaman, dari</w:t>
+      </w:r>
+      <w:r>
+        <w:t xml:space="preserve"> </w:t>
+      </w:r>
+      <w:r>
+        <w:t xml:space="preserve">Microsoft Word). Pemasangan Firebase ada di</w:t>
       </w:r>
       <w:r>
         <w:t xml:space="preserve"> </w:t>
@@ -3643,32 +3805,16 @@
         <w:rPr>
           <w:rStyle w:val="VerbatimChar"/>
         </w:rPr>
-        <w:t xml:space="preserve">https://adventure-bernoulli.firebaseapp.com/*</w:t>
-      </w:r>
-      <w:r>
-        <w:t xml:space="preserve"> </w:t>
-      </w:r>
-      <w:r>
-        <w:t xml:space="preserve">→</w:t>
-      </w:r>
-      <w:r>
-        <w:t xml:space="preserve"> </w:t>
-      </w:r>
-      <w:r>
-        <w:rPr>
-          <w:bCs/>
-          <w:b/>
-        </w:rPr>
-        <w:t xml:space="preserve">Save</w:t>
-      </w:r>
-      <w:r>
-        <w:t xml:space="preserve">. Lakukan setelah semua uji berhasil; jika login</w:t>
-      </w:r>
-      <w:r>
-        <w:t xml:space="preserve"> </w:t>
-      </w:r>
-      <w:r>
-        <w:t xml:space="preserve">gagal setelah langkah ini, periksa daftar domainnya.</w:t>
+        <w:t xml:space="preserve">docs/tutorial-firebase.md</w:t>
+      </w:r>
+      <w:r>
+        <w:t xml:space="preserve">. Belum dikodekan; pengodean</w:t>
+      </w:r>
+      <w:r>
+        <w:t xml:space="preserve"> </w:t>
+      </w:r>
+      <w:r>
+        <w:t xml:space="preserve">menunggu permintaan pemilik.</w:t>
       </w:r>
     </w:p>
     <w:p>
@@ -3678,100 +3824,87 @@
         </w:pict>
       </w:r>
     </w:p>
-    <w:bookmarkEnd w:id="30"/>
-    <w:bookmarkEnd w:id="31"/>
-    <w:bookmarkStart w:id="32" w:name="bagian-10.-data-pribadi-siswa"/>
+    <w:bookmarkStart w:id="38" w:name="alur-besar"/>
     <w:p>
       <w:pPr>
         <w:pStyle w:val="Heading2"/>
       </w:pPr>
       <w:r>
-        <w:t xml:space="preserve">Bagian 10. Data pribadi siswa</w:t>
-      </w:r>
-    </w:p>
-    <w:p>
-      <w:pPr>
-        <w:pStyle w:val="FirstParagraph"/>
-      </w:pPr>
-      <w:r>
-        <w:t xml:space="preserve">Data yang tersimpan: email, nama, kelas, hasil permainan, dan jawaban LKPD. Siswa kelas XII umumnya masih di</w:t>
-      </w:r>
-      <w:r>
-        <w:t xml:space="preserve"> </w:t>
-      </w:r>
-      <w:r>
-        <w:t xml:space="preserve">bawah 18 tahun; Pasal 25 UU 27/2022 tentang Pelindungan Data Pribadi mewajibkan persetujuan orang tua atau</w:t>
-      </w:r>
-      <w:r>
-        <w:t xml:space="preserve"> </w:t>
-      </w:r>
-      <w:r>
-        <w:t xml:space="preserve">wali untuk pemrosesan data pribadi anak. Izin diurus kelompok sebelum situs dipakai siswa.</w:t>
-      </w:r>
-    </w:p>
-    <w:p>
-      <w:pPr>
-        <w:pStyle w:val="BodyText"/>
-      </w:pPr>
-      <w:r>
-        <w:t xml:space="preserve">Setelah penelitian selesai, data bisa diunduh guru (CSV), lalu dihapus dari Firestore.</w:t>
-      </w:r>
-    </w:p>
-    <w:p>
-      <w:r>
-        <w:br w:type="page"/>
-      </w:r>
-    </w:p>
-    <w:bookmarkEnd w:id="32"/>
-    <w:bookmarkEnd w:id="33"/>
-    <w:bookmarkStart w:id="48" w:name="X3f50b64f592b94cc801c2c55ebd7f1cc98f7884"/>
-    <w:p>
-      <w:pPr>
-        <w:pStyle w:val="Heading1"/>
-      </w:pPr>
-      <w:r>
-        <w:t xml:space="preserve">Spesifikasi Fitur: Login, LKPD Digital, dan Akun Guru</w:t>
-      </w:r>
-    </w:p>
-    <w:p>
-      <w:pPr>
-        <w:pStyle w:val="FirstParagraph"/>
-      </w:pPr>
-      <w:r>
-        <w:t xml:space="preserve">Acuan pengodean nanti. Isi LKPD mengikuti draf kelompok (</w:t>
-      </w:r>
+        <w:t xml:space="preserve">1. Alur besar</w:t>
+      </w:r>
+    </w:p>
+    <w:p>
+      <w:pPr>
+        <w:pStyle w:val="SourceCode"/>
+      </w:pPr>
       <w:r>
         <w:rPr>
           <w:rStyle w:val="VerbatimChar"/>
         </w:rPr>
-        <w:t xml:space="preserve">LKPD-Distribusi-Bernoulli.pdf</w:t>
-      </w:r>
-      <w:r>
-        <w:t xml:space="preserve">, 6 halaman, dari</w:t>
-      </w:r>
-      <w:r>
-        <w:t xml:space="preserve"> </w:t>
-      </w:r>
-      <w:r>
-        <w:t xml:space="preserve">Microsoft Word). Pemasangan Firebase ada di</w:t>
-      </w:r>
-      <w:r>
-        <w:t xml:space="preserve"> </w:t>
+        <w:t xml:space="preserve">Buka situs</w:t>
+      </w:r>
+      <w:r>
+        <w:br/>
       </w:r>
       <w:r>
         <w:rPr>
           <w:rStyle w:val="VerbatimChar"/>
         </w:rPr>
-        <w:t xml:space="preserve">docs/tutorial-firebase.md</w:t>
-      </w:r>
-      <w:r>
-        <w:t xml:space="preserve">. Belum dikodekan; pengodean</w:t>
-      </w:r>
-      <w:r>
-        <w:t xml:space="preserve"> </w:t>
-      </w:r>
-      <w:r>
-        <w:t xml:space="preserve">menunggu permintaan pemilik.</w:t>
+        <w:t xml:space="preserve">  → Halaman Masuk (email dan kata sandi) atau Daftar (email, kata sandi, nama, kelas)</w:t>
+      </w:r>
+      <w:r>
+        <w:br/>
+      </w:r>
+      <w:r>
+        <w:rPr>
+          <w:rStyle w:val="VerbatimChar"/>
+        </w:rPr>
+        <w:t xml:space="preserve">  → Menu utama (email dan tombol Keluar terlihat)</w:t>
+      </w:r>
+      <w:r>
+        <w:br/>
+      </w:r>
+      <w:r>
+        <w:rPr>
+          <w:rStyle w:val="VerbatimChar"/>
+        </w:rPr>
+        <w:t xml:space="preserve">  → Bermain tahap 1 sampai 5 (boleh berhenti)</w:t>
+      </w:r>
+      <w:r>
+        <w:br/>
+      </w:r>
+      <w:r>
+        <w:rPr>
+          <w:rStyle w:val="VerbatimChar"/>
+        </w:rPr>
+        <w:t xml:space="preserve">  → Rekap ringkas: hasil menang dan kalah</w:t>
+      </w:r>
+      <w:r>
+        <w:br/>
+      </w:r>
+      <w:r>
+        <w:rPr>
+          <w:rStyle w:val="VerbatimChar"/>
+        </w:rPr>
+        <w:t xml:space="preserve">  → Tombol "Kerjakan LKPD"</w:t>
+      </w:r>
+      <w:r>
+        <w:br/>
+      </w:r>
+      <w:r>
+        <w:rPr>
+          <w:rStyle w:val="VerbatimChar"/>
+        </w:rPr>
+        <w:t xml:space="preserve">  → LKPD (5 halaman) → Kirim LKPD</w:t>
+      </w:r>
+      <w:r>
+        <w:br/>
+      </w:r>
+      <w:r>
+        <w:rPr>
+          <w:rStyle w:val="VerbatimChar"/>
+        </w:rPr>
+        <w:t xml:space="preserve">Akun guru (email terdaftar) → tab "Guru" di menu</w:t>
       </w:r>
     </w:p>
     <w:p>
@@ -3781,113 +3914,14 @@
         </w:pict>
       </w:r>
     </w:p>
-    <w:bookmarkStart w:id="34" w:name="alur-besar"/>
+    <w:bookmarkEnd w:id="38"/>
+    <w:bookmarkStart w:id="39" w:name="login-dan-profil-email-dan-kata-sandi"/>
     <w:p>
       <w:pPr>
         <w:pStyle w:val="Heading2"/>
       </w:pPr>
       <w:r>
-        <w:t xml:space="preserve">1. Alur besar</w:t>
-      </w:r>
-    </w:p>
-    <w:p>
-      <w:pPr>
-        <w:pStyle w:val="SourceCode"/>
-      </w:pPr>
-      <w:r>
-        <w:rPr>
-          <w:rStyle w:val="VerbatimChar"/>
-        </w:rPr>
-        <w:t xml:space="preserve">Buka situs</w:t>
-      </w:r>
-      <w:r>
-        <w:br/>
-      </w:r>
-      <w:r>
-        <w:rPr>
-          <w:rStyle w:val="VerbatimChar"/>
-        </w:rPr>
-        <w:t xml:space="preserve">  → Halaman Masuk (tombol "Masuk dengan Google")</w:t>
-      </w:r>
-      <w:r>
-        <w:br/>
-      </w:r>
-      <w:r>
-        <w:rPr>
-          <w:rStyle w:val="VerbatimChar"/>
-        </w:rPr>
-        <w:t xml:space="preserve">  → [pertama kali] Isi Nama dan Kelas</w:t>
-      </w:r>
-      <w:r>
-        <w:br/>
-      </w:r>
-      <w:r>
-        <w:rPr>
-          <w:rStyle w:val="VerbatimChar"/>
-        </w:rPr>
-        <w:t xml:space="preserve">  → Menu utama (email dan tombol Keluar terlihat)</w:t>
-      </w:r>
-      <w:r>
-        <w:br/>
-      </w:r>
-      <w:r>
-        <w:rPr>
-          <w:rStyle w:val="VerbatimChar"/>
-        </w:rPr>
-        <w:t xml:space="preserve">  → Bermain tahap 1 sampai 5 (boleh berhenti)</w:t>
-      </w:r>
-      <w:r>
-        <w:br/>
-      </w:r>
-      <w:r>
-        <w:rPr>
-          <w:rStyle w:val="VerbatimChar"/>
-        </w:rPr>
-        <w:t xml:space="preserve">  → Rekap ringkas: hasil menang dan kalah</w:t>
-      </w:r>
-      <w:r>
-        <w:br/>
-      </w:r>
-      <w:r>
-        <w:rPr>
-          <w:rStyle w:val="VerbatimChar"/>
-        </w:rPr>
-        <w:t xml:space="preserve">  → Tombol "Kerjakan LKPD"</w:t>
-      </w:r>
-      <w:r>
-        <w:br/>
-      </w:r>
-      <w:r>
-        <w:rPr>
-          <w:rStyle w:val="VerbatimChar"/>
-        </w:rPr>
-        <w:t xml:space="preserve">  → LKPD (5 halaman) → Kirim LKPD</w:t>
-      </w:r>
-      <w:r>
-        <w:br/>
-      </w:r>
-      <w:r>
-        <w:rPr>
-          <w:rStyle w:val="VerbatimChar"/>
-        </w:rPr>
-        <w:t xml:space="preserve">Akun guru (email terdaftar) → tab "Guru" di menu</w:t>
-      </w:r>
-    </w:p>
-    <w:p>
-      <w:r>
-        <w:pict>
-          <v:rect style="width:0;height:1.5pt" o:hralign="center" o:hrstd="t" o:hr="t"/>
-        </w:pict>
-      </w:r>
-    </w:p>
-    <w:bookmarkEnd w:id="34"/>
-    <w:bookmarkStart w:id="35" w:name="login-dan-profil"/>
-    <w:p>
-      <w:pPr>
-        <w:pStyle w:val="Heading2"/>
-      </w:pPr>
-      <w:r>
-        <w:t xml:space="preserve">2. Login dan profil</w:t>
+        <w:t xml:space="preserve">2. Login dan profil (email dan kata sandi)</w:t>
       </w:r>
     </w:p>
     <w:tbl>
@@ -3951,7 +3985,7 @@
               <w:jc w:val="left"/>
             </w:pPr>
             <w:r>
-              <w:t xml:space="preserve">Ditampilkan sebelum menu. Isi: judul game, Universitas Sriwijaya · by Kelompok 17, tombol</w:t>
+              <w:t xml:space="preserve">Ditampilkan sebelum menu. Isi: judul game, Universitas Sriwijaya · by Kelompok 17, dua tab:</w:t>
             </w:r>
             <w:r>
               <w:t xml:space="preserve"> </w:t>
@@ -3961,74 +3995,13 @@
                 <w:bCs/>
                 <w:b/>
               </w:rPr>
-              <w:t xml:space="preserve">Masuk dengan Google</w:t>
-            </w:r>
-            <w:r>
-              <w:t xml:space="preserve">. Tanpa login, game tidak bisa dimulai</w:t>
-            </w:r>
-          </w:p>
-        </w:tc>
-      </w:tr>
-      <w:tr>
-        <w:tc>
-          <w:tcPr/>
-          <w:p>
-            <w:pPr>
-              <w:pStyle w:val="Compact"/>
-              <w:jc w:val="left"/>
-            </w:pPr>
-            <w:r>
-              <w:t xml:space="preserve">Cara login</w:t>
-            </w:r>
-          </w:p>
-        </w:tc>
-        <w:tc>
-          <w:tcPr/>
-          <w:p>
-            <w:pPr>
-              <w:pStyle w:val="Compact"/>
-              <w:jc w:val="left"/>
-            </w:pPr>
-            <w:r>
-              <w:t xml:space="preserve">Jendela pop-up Google. Jika pop-up diblokir, muncul pesan</w:t>
+              <w:t xml:space="preserve">Masuk</w:t>
             </w:r>
             <w:r>
               <w:t xml:space="preserve"> </w:t>
             </w:r>
             <w:r>
-              <w:t xml:space="preserve">“</w:t>
-            </w:r>
-            <w:r>
-              <w:t xml:space="preserve">Izinkan pop-up untuk situs ini, lalu coba lagi</w:t>
-            </w:r>
-            <w:r>
-              <w:t xml:space="preserve">”</w:t>
-            </w:r>
-          </w:p>
-        </w:tc>
-      </w:tr>
-      <w:tr>
-        <w:tc>
-          <w:tcPr/>
-          <w:p>
-            <w:pPr>
-              <w:pStyle w:val="Compact"/>
-              <w:jc w:val="left"/>
-            </w:pPr>
-            <w:r>
-              <w:t xml:space="preserve">Profil pertama kali</w:t>
-            </w:r>
-          </w:p>
-        </w:tc>
-        <w:tc>
-          <w:tcPr/>
-          <w:p>
-            <w:pPr>
-              <w:pStyle w:val="Compact"/>
-              <w:jc w:val="left"/>
-            </w:pPr>
-            <w:r>
-              <w:t xml:space="preserve">Setelah login pertama, siswa mengisi</w:t>
+              <w:t xml:space="preserve">dan</w:t>
             </w:r>
             <w:r>
               <w:t xml:space="preserve"> </w:t>
@@ -4038,13 +4011,36 @@
                 <w:bCs/>
                 <w:b/>
               </w:rPr>
-              <w:t xml:space="preserve">Nama</w:t>
-            </w:r>
-            <w:r>
-              <w:t xml:space="preserve"> </w:t>
-            </w:r>
-            <w:r>
-              <w:t xml:space="preserve">(maks. 40 karakter) dan</w:t>
+              <w:t xml:space="preserve">Daftar</w:t>
+            </w:r>
+            <w:r>
+              <w:t xml:space="preserve">. Tanpa login, game tidak bisa dimulai</w:t>
+            </w:r>
+          </w:p>
+        </w:tc>
+      </w:tr>
+      <w:tr>
+        <w:tc>
+          <w:tcPr/>
+          <w:p>
+            <w:pPr>
+              <w:pStyle w:val="Compact"/>
+              <w:jc w:val="left"/>
+            </w:pPr>
+            <w:r>
+              <w:t xml:space="preserve">Tab Masuk</w:t>
+            </w:r>
+          </w:p>
+        </w:tc>
+        <w:tc>
+          <w:tcPr/>
+          <w:p>
+            <w:pPr>
+              <w:pStyle w:val="Compact"/>
+              <w:jc w:val="left"/>
+            </w:pPr>
+            <w:r>
+              <w:t xml:space="preserve">Email, Kata sandi (dengan tombol tampilkan/sembunyikan), tombol</w:t>
             </w:r>
             <w:r>
               <w:t xml:space="preserve"> </w:t>
@@ -4054,13 +4050,20 @@
                 <w:bCs/>
                 <w:b/>
               </w:rPr>
-              <w:t xml:space="preserve">Kelas</w:t>
+              <w:t xml:space="preserve">Masuk</w:t>
+            </w:r>
+            <w:r>
+              <w:t xml:space="preserve">, tautan</w:t>
             </w:r>
             <w:r>
               <w:t xml:space="preserve"> </w:t>
             </w:r>
             <w:r>
-              <w:t xml:space="preserve">(maks. 15 karakter) sendiri. Disimpan di akun</w:t>
+              <w:rPr>
+                <w:bCs/>
+                <w:b/>
+              </w:rPr>
+              <w:t xml:space="preserve">Lupa kata sandi?</w:t>
             </w:r>
           </w:p>
         </w:tc>
@@ -4074,19 +4077,32 @@
               <w:jc w:val="left"/>
             </w:pPr>
             <w:r>
-              <w:t xml:space="preserve">Login berikutnya</w:t>
-            </w:r>
-          </w:p>
-        </w:tc>
-        <w:tc>
-          <w:tcPr/>
-          <w:p>
-            <w:pPr>
-              <w:pStyle w:val="Compact"/>
-              <w:jc w:val="left"/>
-            </w:pPr>
-            <w:r>
-              <w:t xml:space="preserve">Nama dan kelas terisi otomatis dari akun; masih bisa diubah di menu</w:t>
+              <w:t xml:space="preserve">Tab Daftar</w:t>
+            </w:r>
+          </w:p>
+        </w:tc>
+        <w:tc>
+          <w:tcPr/>
+          <w:p>
+            <w:pPr>
+              <w:pStyle w:val="Compact"/>
+              <w:jc w:val="left"/>
+            </w:pPr>
+            <w:r>
+              <w:t xml:space="preserve">Email, Kata sandi (minimal 6 karakter), Ulangi kata sandi, Nama (maks. 40 karakter), Kelas (maks. 15 karakter), tombol</w:t>
+            </w:r>
+            <w:r>
+              <w:t xml:space="preserve"> </w:t>
+            </w:r>
+            <w:r>
+              <w:rPr>
+                <w:bCs/>
+                <w:b/>
+              </w:rPr>
+              <w:t xml:space="preserve">Daftar</w:t>
+            </w:r>
+            <w:r>
+              <w:t xml:space="preserve">. Setelah berhasil, langsung masuk ke menu</w:t>
             </w:r>
           </w:p>
         </w:tc>
@@ -4100,6 +4116,210 @@
               <w:jc w:val="left"/>
             </w:pPr>
             <w:r>
+              <w:t xml:space="preserve">Lupa kata sandi</w:t>
+            </w:r>
+          </w:p>
+        </w:tc>
+        <w:tc>
+          <w:tcPr/>
+          <w:p>
+            <w:pPr>
+              <w:pStyle w:val="Compact"/>
+              <w:jc w:val="left"/>
+            </w:pPr>
+            <w:r>
+              <w:t xml:space="preserve">Siswa mengisi email, sistem mengirim email untuk membuat kata sandi baru. Pesan:</w:t>
+            </w:r>
+            <w:r>
+              <w:t xml:space="preserve"> </w:t>
+            </w:r>
+            <w:r>
+              <w:t xml:space="preserve">“</w:t>
+            </w:r>
+            <w:r>
+              <w:t xml:space="preserve">Jika email terdaftar, tautan untuk membuat kata sandi baru sudah dikirim. Periksa juga folder spam.</w:t>
+            </w:r>
+            <w:r>
+              <w:t xml:space="preserve">”</w:t>
+            </w:r>
+          </w:p>
+        </w:tc>
+      </w:tr>
+      <w:tr>
+        <w:tc>
+          <w:tcPr/>
+          <w:p>
+            <w:pPr>
+              <w:pStyle w:val="Compact"/>
+              <w:jc w:val="left"/>
+            </w:pPr>
+            <w:r>
+              <w:t xml:space="preserve">Pesan galat (Bahasa Indonesia)</w:t>
+            </w:r>
+          </w:p>
+        </w:tc>
+        <w:tc>
+          <w:tcPr/>
+          <w:p>
+            <w:pPr>
+              <w:pStyle w:val="Compact"/>
+              <w:jc w:val="left"/>
+            </w:pPr>
+            <w:r>
+              <w:t xml:space="preserve">“</w:t>
+            </w:r>
+            <w:r>
+              <w:t xml:space="preserve">Email sudah terdaftar. Silakan masuk.</w:t>
+            </w:r>
+            <w:r>
+              <w:t xml:space="preserve">”</w:t>
+            </w:r>
+            <w:r>
+              <w:t xml:space="preserve"> </w:t>
+            </w:r>
+            <w:r>
+              <w:t xml:space="preserve">·</w:t>
+            </w:r>
+            <w:r>
+              <w:t xml:space="preserve"> </w:t>
+            </w:r>
+            <w:r>
+              <w:t xml:space="preserve">“</w:t>
+            </w:r>
+            <w:r>
+              <w:t xml:space="preserve">Kata sandi minimal 6 karakter.</w:t>
+            </w:r>
+            <w:r>
+              <w:t xml:space="preserve">”</w:t>
+            </w:r>
+            <w:r>
+              <w:t xml:space="preserve"> </w:t>
+            </w:r>
+            <w:r>
+              <w:t xml:space="preserve">·</w:t>
+            </w:r>
+            <w:r>
+              <w:t xml:space="preserve"> </w:t>
+            </w:r>
+            <w:r>
+              <w:t xml:space="preserve">“</w:t>
+            </w:r>
+            <w:r>
+              <w:t xml:space="preserve">Kata sandi tidak sama.</w:t>
+            </w:r>
+            <w:r>
+              <w:t xml:space="preserve">”</w:t>
+            </w:r>
+            <w:r>
+              <w:t xml:space="preserve"> </w:t>
+            </w:r>
+            <w:r>
+              <w:t xml:space="preserve">·</w:t>
+            </w:r>
+            <w:r>
+              <w:t xml:space="preserve"> </w:t>
+            </w:r>
+            <w:r>
+              <w:t xml:space="preserve">“</w:t>
+            </w:r>
+            <w:r>
+              <w:t xml:space="preserve">Email atau kata sandi salah.</w:t>
+            </w:r>
+            <w:r>
+              <w:t xml:space="preserve">”</w:t>
+            </w:r>
+            <w:r>
+              <w:t xml:space="preserve"> </w:t>
+            </w:r>
+            <w:r>
+              <w:t xml:space="preserve">·</w:t>
+            </w:r>
+            <w:r>
+              <w:t xml:space="preserve"> </w:t>
+            </w:r>
+            <w:r>
+              <w:t xml:space="preserve">“</w:t>
+            </w:r>
+            <w:r>
+              <w:t xml:space="preserve">Format email tidak valid.</w:t>
+            </w:r>
+            <w:r>
+              <w:t xml:space="preserve">”</w:t>
+            </w:r>
+            <w:r>
+              <w:t xml:space="preserve"> </w:t>
+            </w:r>
+            <w:r>
+              <w:t xml:space="preserve">·</w:t>
+            </w:r>
+            <w:r>
+              <w:t xml:space="preserve"> </w:t>
+            </w:r>
+            <w:r>
+              <w:t xml:space="preserve">“</w:t>
+            </w:r>
+            <w:r>
+              <w:t xml:space="preserve">Terlalu banyak percobaan. Tunggu beberapa menit, lalu coba lagi.</w:t>
+            </w:r>
+            <w:r>
+              <w:t xml:space="preserve">”</w:t>
+            </w:r>
+            <w:r>
+              <w:t xml:space="preserve"> </w:t>
+            </w:r>
+            <w:r>
+              <w:t xml:space="preserve">·</w:t>
+            </w:r>
+            <w:r>
+              <w:t xml:space="preserve"> </w:t>
+            </w:r>
+            <w:r>
+              <w:t xml:space="preserve">“</w:t>
+            </w:r>
+            <w:r>
+              <w:t xml:space="preserve">Tidak ada koneksi internet.</w:t>
+            </w:r>
+            <w:r>
+              <w:t xml:space="preserve">”</w:t>
+            </w:r>
+          </w:p>
+        </w:tc>
+      </w:tr>
+      <w:tr>
+        <w:tc>
+          <w:tcPr/>
+          <w:p>
+            <w:pPr>
+              <w:pStyle w:val="Compact"/>
+              <w:jc w:val="left"/>
+            </w:pPr>
+            <w:r>
+              <w:t xml:space="preserve">Login berikutnya</w:t>
+            </w:r>
+          </w:p>
+        </w:tc>
+        <w:tc>
+          <w:tcPr/>
+          <w:p>
+            <w:pPr>
+              <w:pStyle w:val="Compact"/>
+              <w:jc w:val="left"/>
+            </w:pPr>
+            <w:r>
+              <w:t xml:space="preserve">Tetap masuk di perangkat itu sampai menekan Keluar. Nama dan kelas terisi dari akun; masih bisa diubah di menu</w:t>
+            </w:r>
+          </w:p>
+        </w:tc>
+      </w:tr>
+      <w:tr>
+        <w:tc>
+          <w:tcPr/>
+          <w:p>
+            <w:pPr>
+              <w:pStyle w:val="Compact"/>
+              <w:jc w:val="left"/>
+            </w:pPr>
+            <w:r>
               <w:t xml:space="preserve">Pindah perangkat</w:t>
             </w:r>
           </w:p>
@@ -4112,7 +4332,7 @@
               <w:jc w:val="left"/>
             </w:pPr>
             <w:r>
-              <w:t xml:space="preserve">Login dengan akun yang sama; permainan dan jawaban LKPD muncul kembali</w:t>
+              <w:t xml:space="preserve">Masuk dengan email dan kata sandi yang sama; permainan dan jawaban LKPD muncul kembali</w:t>
             </w:r>
           </w:p>
         </w:tc>
@@ -4168,19 +4388,19 @@
               <w:jc w:val="left"/>
             </w:pPr>
             <w:r>
-              <w:t xml:space="preserve">Pengenalan guru</w:t>
-            </w:r>
-          </w:p>
-        </w:tc>
-        <w:tc>
-          <w:tcPr/>
-          <w:p>
-            <w:pPr>
-              <w:pStyle w:val="Compact"/>
-              <w:jc w:val="left"/>
-            </w:pPr>
-            <w:r>
-              <w:t xml:space="preserve">Jika email ada di koleksi</w:t>
+              <w:t xml:space="preserve">Akun guru</w:t>
+            </w:r>
+          </w:p>
+        </w:tc>
+        <w:tc>
+          <w:tcPr/>
+          <w:p>
+            <w:pPr>
+              <w:pStyle w:val="Compact"/>
+              <w:jc w:val="left"/>
+            </w:pPr>
+            <w:r>
+              <w:t xml:space="preserve">Dibuat pemilik di Firebase Console (bukan lewat tab Daftar). Dikenali dari UID-nya di koleksi</w:t>
             </w:r>
             <w:r>
               <w:t xml:space="preserve"> </w:t>
@@ -4192,10 +4412,7 @@
               <w:t xml:space="preserve">guru</w:t>
             </w:r>
             <w:r>
-              <w:t xml:space="preserve"> </w:t>
-            </w:r>
-            <w:r>
-              <w:t xml:space="preserve">(Firestore), tombol</w:t>
+              <w:t xml:space="preserve">; tombol</w:t>
             </w:r>
             <w:r>
               <w:t xml:space="preserve"> </w:t>
@@ -4242,16 +4459,35 @@
           </w:p>
         </w:tc>
       </w:tr>
+      <w:tr>
+        <w:tc>
+          <w:tcPr/>
+          <w:p>
+            <w:pPr>
+              <w:pStyle w:val="Compact"/>
+              <w:jc w:val="left"/>
+            </w:pPr>
+            <w:r>
+              <w:t xml:space="preserve">Analytics</w:t>
+            </w:r>
+          </w:p>
+        </w:tc>
+        <w:tc>
+          <w:tcPr/>
+          <w:p>
+            <w:pPr>
+              <w:pStyle w:val="Compact"/>
+              <w:jc w:val="left"/>
+            </w:pPr>
+            <w:r>
+              <w:t xml:space="preserve">Tidak dipakai</w:t>
+            </w:r>
+          </w:p>
+        </w:tc>
+      </w:tr>
     </w:tbl>
-    <w:p>
-      <w:r>
-        <w:pict>
-          <v:rect style="width:0;height:1.5pt" o:hralign="center" o:hrstd="t" o:hr="t"/>
-        </w:pict>
-      </w:r>
-    </w:p>
-    <w:bookmarkEnd w:id="35"/>
-    <w:bookmarkStart w:id="36" w:name="permainan-dan-rekap"/>
+    <w:bookmarkEnd w:id="39"/>
+    <w:bookmarkStart w:id="40" w:name="permainan-dan-rekap"/>
     <w:p>
       <w:pPr>
         <w:pStyle w:val="Heading2"/>
@@ -4482,8 +4718,8 @@
         </w:pict>
       </w:r>
     </w:p>
-    <w:bookmarkEnd w:id="36"/>
-    <w:bookmarkStart w:id="43" w:name="lkpd-untuk-siswa"/>
+    <w:bookmarkEnd w:id="40"/>
+    <w:bookmarkStart w:id="47" w:name="lkpd-untuk-siswa"/>
     <w:p>
       <w:pPr>
         <w:pStyle w:val="Heading2"/>
@@ -4492,7 +4728,7 @@
         <w:t xml:space="preserve">4. LKPD untuk siswa</w:t>
       </w:r>
     </w:p>
-    <w:bookmarkStart w:id="37" w:name="akses-dan-data"/>
+    <w:bookmarkStart w:id="41" w:name="akses-dan-data"/>
     <w:p>
       <w:pPr>
         <w:pStyle w:val="Heading3"/>
@@ -4709,8 +4945,8 @@
         </w:tc>
       </w:tr>
     </w:tbl>
-    <w:bookmarkEnd w:id="37"/>
-    <w:bookmarkStart w:id="38" w:name="tampilan"/>
+    <w:bookmarkEnd w:id="41"/>
+    <w:bookmarkStart w:id="42" w:name="tampilan"/>
     <w:p>
       <w:pPr>
         <w:pStyle w:val="Heading3"/>
@@ -4723,7 +4959,7 @@
       <w:pPr>
         <w:numPr>
           <w:ilvl w:val="0"/>
-          <w:numId w:val="1012"/>
+          <w:numId w:val="1011"/>
         </w:numPr>
         <w:pStyle w:val="Compact"/>
       </w:pPr>
@@ -4735,7 +4971,7 @@
       <w:pPr>
         <w:numPr>
           <w:ilvl w:val="0"/>
-          <w:numId w:val="1012"/>
+          <w:numId w:val="1011"/>
         </w:numPr>
         <w:pStyle w:val="Compact"/>
       </w:pPr>
@@ -4791,7 +5027,7 @@
       <w:pPr>
         <w:numPr>
           <w:ilvl w:val="0"/>
-          <w:numId w:val="1012"/>
+          <w:numId w:val="1011"/>
         </w:numPr>
         <w:pStyle w:val="Compact"/>
       </w:pPr>
@@ -4803,7 +5039,7 @@
       <w:pPr>
         <w:numPr>
           <w:ilvl w:val="0"/>
-          <w:numId w:val="1012"/>
+          <w:numId w:val="1011"/>
         </w:numPr>
         <w:pStyle w:val="Compact"/>
       </w:pPr>
@@ -4811,8 +5047,8 @@
         <w:t xml:space="preserve">Sampul: nama dan kelas terisi dari akun (bukan garis kosong).</w:t>
       </w:r>
     </w:p>
-    <w:bookmarkEnd w:id="38"/>
-    <w:bookmarkStart w:id="39" w:name="isian-dan-id-kolom"/>
+    <w:bookmarkEnd w:id="42"/>
+    <w:bookmarkStart w:id="43" w:name="isian-dan-id-kolom"/>
     <w:p>
       <w:pPr>
         <w:pStyle w:val="Heading3"/>
@@ -5399,8 +5635,8 @@
         <w:t xml:space="preserve">Kolom Peluang menang (p) di tabel diisi sistem (0,5; 0,6; 0,7; 0,4; 0,3) dan tidak bisa diubah.</w:t>
       </w:r>
     </w:p>
-    <w:bookmarkEnd w:id="39"/>
-    <w:bookmarkStart w:id="40" w:name="editor-rumus"/>
+    <w:bookmarkEnd w:id="43"/>
+    <w:bookmarkStart w:id="44" w:name="editor-rumus"/>
     <w:p>
       <w:pPr>
         <w:pStyle w:val="Heading3"/>
@@ -5413,7 +5649,7 @@
       <w:pPr>
         <w:numPr>
           <w:ilvl w:val="0"/>
-          <w:numId w:val="1013"/>
+          <w:numId w:val="1012"/>
         </w:numPr>
         <w:pStyle w:val="Compact"/>
       </w:pPr>
@@ -5438,7 +5674,7 @@
       <w:pPr>
         <w:numPr>
           <w:ilvl w:val="0"/>
-          <w:numId w:val="1013"/>
+          <w:numId w:val="1012"/>
         </w:numPr>
         <w:pStyle w:val="Compact"/>
       </w:pPr>
@@ -5472,7 +5708,7 @@
       <w:pPr>
         <w:numPr>
           <w:ilvl w:val="0"/>
-          <w:numId w:val="1013"/>
+          <w:numId w:val="1012"/>
         </w:numPr>
         <w:pStyle w:val="Compact"/>
       </w:pPr>
@@ -5484,7 +5720,7 @@
       <w:pPr>
         <w:numPr>
           <w:ilvl w:val="0"/>
-          <w:numId w:val="1013"/>
+          <w:numId w:val="1012"/>
         </w:numPr>
         <w:pStyle w:val="Compact"/>
       </w:pPr>
@@ -5517,7 +5753,7 @@
       <w:pPr>
         <w:numPr>
           <w:ilvl w:val="0"/>
-          <w:numId w:val="1013"/>
+          <w:numId w:val="1012"/>
         </w:numPr>
         <w:pStyle w:val="Compact"/>
       </w:pPr>
@@ -5543,8 +5779,8 @@
         <w:t xml:space="preserve">ditulis sebagai teks biasa dengan pangkat (karena jsPDF tidak bisa mencetak LaTeX).</w:t>
       </w:r>
     </w:p>
-    <w:bookmarkEnd w:id="40"/>
-    <w:bookmarkStart w:id="41" w:name="penyimpanan-kirim-dan-perubahan"/>
+    <w:bookmarkEnd w:id="44"/>
+    <w:bookmarkStart w:id="45" w:name="penyimpanan-kirim-dan-perubahan"/>
     <w:p>
       <w:pPr>
         <w:pStyle w:val="Heading3"/>
@@ -5997,8 +6233,8 @@
         </w:tc>
       </w:tr>
     </w:tbl>
-    <w:bookmarkEnd w:id="41"/>
-    <w:bookmarkStart w:id="42" w:name="teks-soal-yang-menyesuaikan-data"/>
+    <w:bookmarkEnd w:id="45"/>
+    <w:bookmarkStart w:id="46" w:name="teks-soal-yang-menyesuaikan-data"/>
     <w:p>
       <w:pPr>
         <w:pStyle w:val="Heading3"/>
@@ -6309,9 +6545,9 @@
         </w:pict>
       </w:r>
     </w:p>
-    <w:bookmarkEnd w:id="42"/>
-    <w:bookmarkEnd w:id="43"/>
-    <w:bookmarkStart w:id="44" w:name="akun-guru"/>
+    <w:bookmarkEnd w:id="46"/>
+    <w:bookmarkEnd w:id="47"/>
+    <w:bookmarkStart w:id="48" w:name="akun-guru"/>
     <w:p>
       <w:pPr>
         <w:pStyle w:val="Heading2"/>
@@ -6584,8 +6820,8 @@
         </w:pict>
       </w:r>
     </w:p>
-    <w:bookmarkEnd w:id="44"/>
-    <w:bookmarkStart w:id="45" w:name="data-yang-tersimpan-ringkas"/>
+    <w:bookmarkEnd w:id="48"/>
+    <w:bookmarkStart w:id="49" w:name="data-yang-tersimpan-ringkas"/>
     <w:p>
       <w:pPr>
         <w:pStyle w:val="Heading2"/>
@@ -6602,7 +6838,7 @@
         <w:rPr>
           <w:rStyle w:val="VerbatimChar"/>
         </w:rPr>
-        <w:t xml:space="preserve">guru/{email}                     diisi manual (tutorial Bagian 6)</w:t>
+        <w:t xml:space="preserve">guru/{uid}                       diisi manual dengan UID akun guru (tutorial Bagian 6)</w:t>
       </w:r>
       <w:r>
         <w:br/>
@@ -6671,8 +6907,8 @@
         </w:pict>
       </w:r>
     </w:p>
-    <w:bookmarkEnd w:id="45"/>
-    <w:bookmarkStart w:id="47" w:name="catatan-untuk-draf-lkpd-kelompok"/>
+    <w:bookmarkEnd w:id="49"/>
+    <w:bookmarkStart w:id="51" w:name="catatan-untuk-draf-lkpd-kelompok"/>
     <w:p>
       <w:pPr>
         <w:pStyle w:val="Heading2"/>
@@ -6699,7 +6935,7 @@
       <w:pPr>
         <w:numPr>
           <w:ilvl w:val="0"/>
-          <w:numId w:val="1014"/>
+          <w:numId w:val="1013"/>
         </w:numPr>
         <w:pStyle w:val="Compact"/>
       </w:pPr>
@@ -6748,7 +6984,7 @@
       <w:pPr>
         <w:numPr>
           <w:ilvl w:val="0"/>
-          <w:numId w:val="1014"/>
+          <w:numId w:val="1013"/>
         </w:numPr>
         <w:pStyle w:val="Compact"/>
       </w:pPr>
@@ -6819,7 +7055,7 @@
       <w:pPr>
         <w:numPr>
           <w:ilvl w:val="0"/>
-          <w:numId w:val="1014"/>
+          <w:numId w:val="1013"/>
         </w:numPr>
         <w:pStyle w:val="Compact"/>
       </w:pPr>
@@ -6875,7 +7111,7 @@
       <w:pPr>
         <w:numPr>
           <w:ilvl w:val="0"/>
-          <w:numId w:val="1014"/>
+          <w:numId w:val="1013"/>
         </w:numPr>
         <w:pStyle w:val="Compact"/>
       </w:pPr>
@@ -6927,7 +7163,7 @@
       <w:pPr>
         <w:numPr>
           <w:ilvl w:val="0"/>
-          <w:numId w:val="1014"/>
+          <w:numId w:val="1013"/>
         </w:numPr>
         <w:pStyle w:val="Compact"/>
       </w:pPr>
@@ -6955,7 +7191,7 @@
       <w:pPr>
         <w:numPr>
           <w:ilvl w:val="0"/>
-          <w:numId w:val="1014"/>
+          <w:numId w:val="1013"/>
         </w:numPr>
         <w:pStyle w:val="Compact"/>
       </w:pPr>
@@ -6979,7 +7215,7 @@
         <w:t xml:space="preserve">siswa membaca rumus dulu sebelum mengisi tabel.</w:t>
       </w:r>
     </w:p>
-    <w:bookmarkStart w:id="46" w:name="Xfa2a3b289634815ec14823007feee78eb538983"/>
+    <w:bookmarkStart w:id="50" w:name="Xfa2a3b289634815ec14823007feee78eb538983"/>
     <w:p>
       <w:pPr>
         <w:pStyle w:val="Heading3"/>
@@ -7342,9 +7578,9 @@
         <w:t xml:space="preserve">dan q tahap itu.</w:t>
       </w:r>
     </w:p>
-    <w:bookmarkEnd w:id="46"/>
-    <w:bookmarkEnd w:id="47"/>
-    <w:bookmarkEnd w:id="48"/>
+    <w:bookmarkEnd w:id="50"/>
+    <w:bookmarkEnd w:id="51"/>
+    <w:bookmarkEnd w:id="52"/>
     <w:sectPr/>
   </w:body>
 </w:document>
@@ -7528,91 +7764,6 @@
     </w:lvl>
     <w:lvl w:ilvl="8">
       <w:start w:val="1"/>
-      <w:numFmt w:val="decimal"/>
-      <w:lvlText w:val="%9."/>
-      <w:lvlJc w:val="left"/>
-      <w:pPr>
-        <w:ind w:left="6480" w:hanging="480"/>
-      </w:pPr>
-    </w:lvl>
-  </w:abstractNum>
-  <w:abstractNum w:abstractNumId="99413">
-    <w:nsid w:val="A99413"/>
-    <w:multiLevelType w:val="multilevel"/>
-    <w:lvl w:ilvl="0">
-      <w:start w:val="3"/>
-      <w:numFmt w:val="decimal"/>
-      <w:lvlText w:val="%1."/>
-      <w:lvlJc w:val="left"/>
-      <w:pPr>
-        <w:ind w:left="720" w:hanging="480"/>
-      </w:pPr>
-    </w:lvl>
-    <w:lvl w:ilvl="1">
-      <w:start w:val="3"/>
-      <w:numFmt w:val="decimal"/>
-      <w:lvlText w:val="%2."/>
-      <w:lvlJc w:val="left"/>
-      <w:pPr>
-        <w:ind w:left="1440" w:hanging="480"/>
-      </w:pPr>
-    </w:lvl>
-    <w:lvl w:ilvl="2">
-      <w:start w:val="3"/>
-      <w:numFmt w:val="decimal"/>
-      <w:lvlText w:val="%3."/>
-      <w:lvlJc w:val="left"/>
-      <w:pPr>
-        <w:ind w:left="2160" w:hanging="480"/>
-      </w:pPr>
-    </w:lvl>
-    <w:lvl w:ilvl="3">
-      <w:start w:val="3"/>
-      <w:numFmt w:val="decimal"/>
-      <w:lvlText w:val="%4."/>
-      <w:lvlJc w:val="left"/>
-      <w:pPr>
-        <w:ind w:left="2880" w:hanging="480"/>
-      </w:pPr>
-    </w:lvl>
-    <w:lvl w:ilvl="4">
-      <w:start w:val="3"/>
-      <w:numFmt w:val="decimal"/>
-      <w:lvlText w:val="%5."/>
-      <w:lvlJc w:val="left"/>
-      <w:pPr>
-        <w:ind w:left="3600" w:hanging="480"/>
-      </w:pPr>
-    </w:lvl>
-    <w:lvl w:ilvl="5">
-      <w:start w:val="3"/>
-      <w:numFmt w:val="decimal"/>
-      <w:lvlText w:val="%6."/>
-      <w:lvlJc w:val="left"/>
-      <w:pPr>
-        <w:ind w:left="4320" w:hanging="480"/>
-      </w:pPr>
-    </w:lvl>
-    <w:lvl w:ilvl="6">
-      <w:start w:val="3"/>
-      <w:numFmt w:val="decimal"/>
-      <w:lvlText w:val="%7."/>
-      <w:lvlJc w:val="left"/>
-      <w:pPr>
-        <w:ind w:left="5040" w:hanging="480"/>
-      </w:pPr>
-    </w:lvl>
-    <w:lvl w:ilvl="7">
-      <w:start w:val="3"/>
-      <w:numFmt w:val="decimal"/>
-      <w:lvlText w:val="%8."/>
-      <w:lvlJc w:val="left"/>
-      <w:pPr>
-        <w:ind w:left="5760" w:hanging="480"/>
-      </w:pPr>
-    </w:lvl>
-    <w:lvl w:ilvl="8">
-      <w:start w:val="3"/>
       <w:numFmt w:val="decimal"/>
       <w:lvlText w:val="%9."/>
       <w:lvlJc w:val="left"/>
@@ -7731,34 +7882,7 @@
     </w:lvlOverride>
   </w:num>
   <w:num w:numId="1002">
-    <w:abstractNumId w:val="99411"/>
-    <w:lvlOverride w:ilvl="0">
-      <w:startOverride w:val="1"/>
-    </w:lvlOverride>
-    <w:lvlOverride w:ilvl="1">
-      <w:startOverride w:val="1"/>
-    </w:lvlOverride>
-    <w:lvlOverride w:ilvl="2">
-      <w:startOverride w:val="1"/>
-    </w:lvlOverride>
-    <w:lvlOverride w:ilvl="3">
-      <w:startOverride w:val="1"/>
-    </w:lvlOverride>
-    <w:lvlOverride w:ilvl="4">
-      <w:startOverride w:val="1"/>
-    </w:lvlOverride>
-    <w:lvlOverride w:ilvl="5">
-      <w:startOverride w:val="1"/>
-    </w:lvlOverride>
-    <w:lvlOverride w:ilvl="6">
-      <w:startOverride w:val="1"/>
-    </w:lvlOverride>
-    <w:lvlOverride w:ilvl="7">
-      <w:startOverride w:val="1"/>
-    </w:lvlOverride>
-    <w:lvlOverride w:ilvl="8">
-      <w:startOverride w:val="1"/>
-    </w:lvlOverride>
+    <w:abstractNumId w:val="991"/>
   </w:num>
   <w:num w:numId="1003">
     <w:abstractNumId w:val="99411"/>
@@ -7911,33 +8035,33 @@
     </w:lvlOverride>
   </w:num>
   <w:num w:numId="1008">
-    <w:abstractNumId w:val="99413"/>
+    <w:abstractNumId w:val="99411"/>
     <w:lvlOverride w:ilvl="0">
-      <w:startOverride w:val="3"/>
+      <w:startOverride w:val="1"/>
     </w:lvlOverride>
     <w:lvlOverride w:ilvl="1">
-      <w:startOverride w:val="3"/>
+      <w:startOverride w:val="1"/>
     </w:lvlOverride>
     <w:lvlOverride w:ilvl="2">
-      <w:startOverride w:val="3"/>
+      <w:startOverride w:val="1"/>
     </w:lvlOverride>
     <w:lvlOverride w:ilvl="3">
-      <w:startOverride w:val="3"/>
+      <w:startOverride w:val="1"/>
     </w:lvlOverride>
     <w:lvlOverride w:ilvl="4">
-      <w:startOverride w:val="3"/>
+      <w:startOverride w:val="1"/>
     </w:lvlOverride>
     <w:lvlOverride w:ilvl="5">
-      <w:startOverride w:val="3"/>
+      <w:startOverride w:val="1"/>
     </w:lvlOverride>
     <w:lvlOverride w:ilvl="6">
-      <w:startOverride w:val="3"/>
+      <w:startOverride w:val="1"/>
     </w:lvlOverride>
     <w:lvlOverride w:ilvl="7">
-      <w:startOverride w:val="3"/>
+      <w:startOverride w:val="1"/>
     </w:lvlOverride>
     <w:lvlOverride w:ilvl="8">
-      <w:startOverride w:val="3"/>
+      <w:startOverride w:val="1"/>
     </w:lvlOverride>
   </w:num>
   <w:num w:numId="1009">
@@ -7971,34 +8095,7 @@
     </w:lvlOverride>
   </w:num>
   <w:num w:numId="1010">
-    <w:abstractNumId w:val="99411"/>
-    <w:lvlOverride w:ilvl="0">
-      <w:startOverride w:val="1"/>
-    </w:lvlOverride>
-    <w:lvlOverride w:ilvl="1">
-      <w:startOverride w:val="1"/>
-    </w:lvlOverride>
-    <w:lvlOverride w:ilvl="2">
-      <w:startOverride w:val="1"/>
-    </w:lvlOverride>
-    <w:lvlOverride w:ilvl="3">
-      <w:startOverride w:val="1"/>
-    </w:lvlOverride>
-    <w:lvlOverride w:ilvl="4">
-      <w:startOverride w:val="1"/>
-    </w:lvlOverride>
-    <w:lvlOverride w:ilvl="5">
-      <w:startOverride w:val="1"/>
-    </w:lvlOverride>
-    <w:lvlOverride w:ilvl="6">
-      <w:startOverride w:val="1"/>
-    </w:lvlOverride>
-    <w:lvlOverride w:ilvl="7">
-      <w:startOverride w:val="1"/>
-    </w:lvlOverride>
-    <w:lvlOverride w:ilvl="8">
-      <w:startOverride w:val="1"/>
-    </w:lvlOverride>
+    <w:abstractNumId w:val="991"/>
   </w:num>
   <w:num w:numId="1011">
     <w:abstractNumId w:val="991"/>
@@ -8007,9 +8104,6 @@
     <w:abstractNumId w:val="991"/>
   </w:num>
   <w:num w:numId="1013">
-    <w:abstractNumId w:val="991"/>
-  </w:num>
-  <w:num w:numId="1014">
     <w:abstractNumId w:val="99411"/>
     <w:lvlOverride w:ilvl="0">
       <w:startOverride w:val="1"/>
